--- a/工作日志.docx
+++ b/工作日志.docx
@@ -11322,7 +11322,7 @@
           <w:color w:val="C0392B"/>
           <w:sz w:val="19"/>
         </w:rPr>
-        <w:t>work/show_results.py</w:t>
+        <w:t>tools/show_results.py</w:t>
       </w:r>
       <w:r>
         <w:rPr>
@@ -11339,15 +11339,15 @@
           <w:color w:val="C0392B"/>
           <w:sz w:val="19"/>
         </w:rPr>
-        <w:t>compare_runs.py</w:t>
-      </w:r>
-      <w:r>
-        <w:rPr>
-          <w:rFonts w:ascii="微软雅黑" w:hAnsi="微软雅黑" w:eastAsia="微软雅黑"/>
-          <w:b w:val="0"/>
-          <w:sz w:val="21"/>
-        </w:rPr>
-        <w:t xml:space="preserve"> 已有，再加一个 </w:t>
+        <w:t>tools/compare_runs.py</w:t>
+      </w:r>
+      <w:r>
+        <w:rPr>
+          <w:rFonts w:ascii="微软雅黑" w:hAnsi="微软雅黑" w:eastAsia="微软雅黑"/>
+          <w:b w:val="0"/>
+          <w:sz w:val="21"/>
+        </w:rPr>
+        <w:t xml:space="preserve"> 已有（已从 </w:t>
       </w:r>
       <w:r>
         <w:rPr>
@@ -11356,7 +11356,24 @@
           <w:color w:val="C0392B"/>
           <w:sz w:val="19"/>
         </w:rPr>
-        <w:t>daily_report.py</w:t>
+        <w:t>work/</w:t>
+      </w:r>
+      <w:r>
+        <w:rPr>
+          <w:rFonts w:ascii="微软雅黑" w:hAnsi="微软雅黑" w:eastAsia="微软雅黑"/>
+          <w:b w:val="0"/>
+          <w:sz w:val="21"/>
+        </w:rPr>
+        <w:t xml:space="preserve"> 挪进版本库），再加一个 </w:t>
+      </w:r>
+      <w:r>
+        <w:rPr>
+          <w:rFonts w:ascii="Consolas" w:hAnsi="Consolas" w:eastAsia="Consolas"/>
+          <w:b w:val="0"/>
+          <w:color w:val="C0392B"/>
+          <w:sz w:val="19"/>
+        </w:rPr>
+        <w:t>tools/daily_report.py</w:t>
       </w:r>
       <w:r>
         <w:rPr>
@@ -11500,89 +11517,30 @@
           <w:b w:val="0"/>
           <w:sz w:val="21"/>
         </w:rPr>
-        <w:t>明天从哪儿接着干</w:t>
+        <w:t>版本控制（今天补上，问了好几次才定）</w:t>
       </w:r>
     </w:p>
     <w:p>
       <w:pPr>
-        <w:jc w:val="left"/>
-      </w:pPr>
-      <w:r>
-        <w:rPr>
-          <w:rFonts w:ascii="微软雅黑" w:hAnsi="微软雅黑" w:eastAsia="微软雅黑"/>
-          <w:b/>
-          <w:sz w:val="21"/>
-        </w:rPr>
-        <w:t>先提速，再做题</w:t>
-      </w:r>
-      <w:r>
-        <w:rPr>
-          <w:rFonts w:ascii="微软雅黑" w:hAnsi="微软雅黑" w:eastAsia="微软雅黑"/>
-          <w:b w:val="0"/>
-          <w:sz w:val="21"/>
-        </w:rPr>
-        <w:t>——现在改一处就要跑 17 分钟，每个实验都贵 3 倍，不先修管线就是白干：</w:t>
-      </w:r>
-    </w:p>
-    <w:p>
-      <w:pPr>
-        <w:pStyle w:val="ListNumber"/>
-      </w:pPr>
-      <w:r>
-        <w:rPr>
-          <w:rFonts w:ascii="微软雅黑" w:hAnsi="微软雅黑" w:eastAsia="微软雅黑"/>
-          <w:b/>
-          <w:sz w:val="21"/>
-        </w:rPr>
-        <w:t>guard 硬阻断整仓 pytest</w:t>
-      </w:r>
-      <w:r>
-        <w:rPr>
-          <w:rFonts w:ascii="微软雅黑" w:hAnsi="微软雅黑" w:eastAsia="微软雅黑"/>
-          <w:b w:val="0"/>
-          <w:sz w:val="21"/>
-        </w:rPr>
-        <w:t>（半小时级，可离线测）：省 23% 墙钟，且比改提示词彻底。</w:t>
-      </w:r>
-    </w:p>
-    <w:p>
-      <w:pPr>
-        <w:pStyle w:val="ListNumber"/>
-      </w:pPr>
-      <w:r>
-        <w:rPr>
-          <w:rFonts w:ascii="微软雅黑" w:hAnsi="微软雅黑" w:eastAsia="微软雅黑"/>
-          <w:b/>
-          <w:sz w:val="21"/>
-        </w:rPr>
-        <w:t>并发 4 + 事后验证与下一条任务重叠</w:t>
-      </w:r>
-      <w:r>
-        <w:rPr>
-          <w:rFonts w:ascii="微软雅黑" w:hAnsi="微软雅黑" w:eastAsia="微软雅黑"/>
-          <w:b w:val="0"/>
-          <w:sz w:val="21"/>
-        </w:rPr>
-        <w:t>（约 10 分钟验证跑、$0.3）：一批 975s → 250–300s。</w:t>
-      </w:r>
-    </w:p>
-    <w:p>
-      <w:pPr>
-        <w:jc w:val="left"/>
-      </w:pPr>
-      <w:r>
-        <w:rPr>
-          <w:rFonts w:ascii="微软雅黑" w:hAnsi="微软雅黑" w:eastAsia="微软雅黑"/>
-          <w:b w:val="0"/>
-          <w:sz w:val="21"/>
-        </w:rPr>
-        <w:t>先跑一次"并发 vs 串行结果一致"的对照，那同时也是 Step 7 的验收门之一。</w:t>
-      </w:r>
-    </w:p>
-    <w:p>
-      <w:pPr>
-        <w:pStyle w:val="ListNumber"/>
-      </w:pPr>
+        <w:pStyle w:val="ListBullet"/>
+      </w:pPr>
+      <w:r>
+        <w:rPr>
+          <w:rFonts w:ascii="Consolas" w:hAnsi="Consolas" w:eastAsia="Consolas"/>
+          <w:b w:val="0"/>
+          <w:color w:val="C0392B"/>
+          <w:sz w:val="19"/>
+        </w:rPr>
+        <w:t>git init -b main</w:t>
+      </w:r>
+      <w:r>
+        <w:rPr>
+          <w:rFonts w:ascii="微软雅黑" w:hAnsi="微软雅黑" w:eastAsia="微软雅黑"/>
+          <w:b w:val="0"/>
+          <w:sz w:val="21"/>
+        </w:rPr>
+        <w:t xml:space="preserve">，首次提交 </w:t>
+      </w:r>
       <w:r>
         <w:rPr>
           <w:rFonts w:ascii="Consolas" w:hAnsi="Consolas" w:eastAsia="Consolas"/>
@@ -11590,15 +11548,714 @@
           <w:color w:val="C0392B"/>
           <w:sz w:val="19"/>
         </w:rPr>
-        <w:t>run_eval --only &lt;id&gt;</w:t>
-      </w:r>
-      <w:r>
-        <w:rPr>
-          <w:rFonts w:ascii="微软雅黑" w:hAnsi="微软雅黑" w:eastAsia="微软雅黑"/>
-          <w:b w:val="0"/>
-          <w:sz w:val="21"/>
-        </w:rPr>
-        <w:t>：让"定向确认改动被触发"变成几分钱的探路。</w:t>
+        <w:t>0b2f26c</w:t>
+      </w:r>
+      <w:r>
+        <w:rPr>
+          <w:rFonts w:ascii="微软雅黑" w:hAnsi="微软雅黑" w:eastAsia="微软雅黑"/>
+          <w:b w:val="0"/>
+          <w:sz w:val="21"/>
+        </w:rPr>
+        <w:t>：111 个文件 / 0.48 MB，身份用 GitHub 账号</w:t>
+      </w:r>
+    </w:p>
+    <w:p>
+      <w:pPr>
+        <w:jc w:val="left"/>
+      </w:pPr>
+      <w:r>
+        <w:rPr>
+          <w:rFonts w:ascii="Consolas" w:hAnsi="Consolas" w:eastAsia="Consolas"/>
+          <w:b w:val="0"/>
+          <w:color w:val="C0392B"/>
+          <w:sz w:val="19"/>
+        </w:rPr>
+        <w:t>mobjojo &lt;mobjojo@users.noreply.github.com&gt;</w:t>
+      </w:r>
+      <w:r>
+        <w:rPr>
+          <w:rFonts w:ascii="微软雅黑" w:hAnsi="微软雅黑" w:eastAsia="微软雅黑"/>
+          <w:b w:val="0"/>
+          <w:sz w:val="21"/>
+        </w:rPr>
+        <w:t xml:space="preserve">；远程 </w:t>
+      </w:r>
+      <w:r>
+        <w:rPr>
+          <w:rFonts w:ascii="微软雅黑" w:hAnsi="微软雅黑" w:eastAsia="微软雅黑"/>
+          <w:b/>
+          <w:sz w:val="21"/>
+        </w:rPr>
+        <w:t>公开</w:t>
+      </w:r>
+      <w:r>
+        <w:rPr>
+          <w:rFonts w:ascii="微软雅黑" w:hAnsi="微软雅黑" w:eastAsia="微软雅黑"/>
+          <w:b w:val="0"/>
+          <w:sz w:val="21"/>
+        </w:rPr>
+        <w:t xml:space="preserve"> 仓库 </w:t>
+      </w:r>
+      <w:r>
+        <w:rPr>
+          <w:rFonts w:ascii="Consolas" w:hAnsi="Consolas" w:eastAsia="Consolas"/>
+          <w:b w:val="0"/>
+          <w:color w:val="C0392B"/>
+          <w:sz w:val="19"/>
+        </w:rPr>
+        <w:t>github.com/mobjojo/repo-agent</w:t>
+      </w:r>
+      <w:r>
+        <w:rPr>
+          <w:rFonts w:ascii="微软雅黑" w:hAnsi="微软雅黑" w:eastAsia="微软雅黑"/>
+          <w:b w:val="0"/>
+          <w:sz w:val="21"/>
+        </w:rPr>
+        <w:t>。</w:t>
+      </w:r>
+    </w:p>
+    <w:p>
+      <w:pPr>
+        <w:pStyle w:val="ListBullet"/>
+      </w:pPr>
+      <w:r>
+        <w:rPr>
+          <w:rFonts w:ascii="微软雅黑" w:hAnsi="微软雅黑" w:eastAsia="微软雅黑"/>
+          <w:b/>
+          <w:sz w:val="21"/>
+        </w:rPr>
+        <w:t>入库前扫描过</w:t>
+      </w:r>
+      <w:r>
+        <w:rPr>
+          <w:rFonts w:ascii="微软雅黑" w:hAnsi="微软雅黑" w:eastAsia="微软雅黑"/>
+          <w:b w:val="0"/>
+          <w:sz w:val="21"/>
+        </w:rPr>
+        <w:t xml:space="preserve">：无真实 API key（命中的全是 </w:t>
+      </w:r>
+      <w:r>
+        <w:rPr>
+          <w:rFonts w:ascii="Consolas" w:hAnsi="Consolas" w:eastAsia="Consolas"/>
+          <w:b w:val="0"/>
+          <w:color w:val="C0392B"/>
+          <w:sz w:val="19"/>
+        </w:rPr>
+        <w:t>sk-...</w:t>
+      </w:r>
+      <w:r>
+        <w:rPr>
+          <w:rFonts w:ascii="微软雅黑" w:hAnsi="微软雅黑" w:eastAsia="微软雅黑"/>
+          <w:b w:val="0"/>
+          <w:sz w:val="21"/>
+        </w:rPr>
+        <w:t xml:space="preserve"> 占位符，</w:t>
+      </w:r>
+      <w:r>
+        <w:rPr>
+          <w:rFonts w:ascii="Consolas" w:hAnsi="Consolas" w:eastAsia="Consolas"/>
+          <w:b w:val="0"/>
+          <w:color w:val="C0392B"/>
+          <w:sz w:val="19"/>
+        </w:rPr>
+        <w:t>work/</w:t>
+      </w:r>
+      <w:r>
+        <w:rPr>
+          <w:rFonts w:ascii="微软雅黑" w:hAnsi="微软雅黑" w:eastAsia="微软雅黑"/>
+          <w:b w:val="0"/>
+          <w:sz w:val="21"/>
+        </w:rPr>
+        <w:t xml:space="preserve"> 里的命中是被忽略的目录）、</w:t>
+      </w:r>
+    </w:p>
+    <w:p>
+      <w:pPr>
+        <w:jc w:val="left"/>
+      </w:pPr>
+      <w:r>
+        <w:rPr>
+          <w:rFonts w:ascii="微软雅黑" w:hAnsi="微软雅黑" w:eastAsia="微软雅黑"/>
+          <w:b w:val="0"/>
+          <w:sz w:val="21"/>
+        </w:rPr>
+        <w:t>无个人信息、无面试相关字样；</w:t>
+      </w:r>
+      <w:r>
+        <w:rPr>
+          <w:rFonts w:ascii="Consolas" w:hAnsi="Consolas" w:eastAsia="Consolas"/>
+          <w:b w:val="0"/>
+          <w:color w:val="C0392B"/>
+          <w:sz w:val="19"/>
+        </w:rPr>
+        <w:t>.venv/</w:t>
+      </w:r>
+      <w:r>
+        <w:rPr>
+          <w:rFonts w:ascii="微软雅黑" w:hAnsi="微软雅黑" w:eastAsia="微软雅黑"/>
+          <w:b w:val="0"/>
+          <w:sz w:val="21"/>
+        </w:rPr>
+        <w:t xml:space="preserve"> </w:t>
+      </w:r>
+      <w:r>
+        <w:rPr>
+          <w:rFonts w:ascii="Consolas" w:hAnsi="Consolas" w:eastAsia="Consolas"/>
+          <w:b w:val="0"/>
+          <w:color w:val="C0392B"/>
+          <w:sz w:val="19"/>
+        </w:rPr>
+        <w:t>.repos/</w:t>
+      </w:r>
+      <w:r>
+        <w:rPr>
+          <w:rFonts w:ascii="微软雅黑" w:hAnsi="微软雅黑" w:eastAsia="微软雅黑"/>
+          <w:b w:val="0"/>
+          <w:sz w:val="21"/>
+        </w:rPr>
+        <w:t xml:space="preserve"> </w:t>
+      </w:r>
+      <w:r>
+        <w:rPr>
+          <w:rFonts w:ascii="Consolas" w:hAnsi="Consolas" w:eastAsia="Consolas"/>
+          <w:b w:val="0"/>
+          <w:color w:val="C0392B"/>
+          <w:sz w:val="19"/>
+        </w:rPr>
+        <w:t>eval-runs/</w:t>
+      </w:r>
+      <w:r>
+        <w:rPr>
+          <w:rFonts w:ascii="微软雅黑" w:hAnsi="微软雅黑" w:eastAsia="微软雅黑"/>
+          <w:b w:val="0"/>
+          <w:sz w:val="21"/>
+        </w:rPr>
+        <w:t xml:space="preserve"> </w:t>
+      </w:r>
+      <w:r>
+        <w:rPr>
+          <w:rFonts w:ascii="Consolas" w:hAnsi="Consolas" w:eastAsia="Consolas"/>
+          <w:b w:val="0"/>
+          <w:color w:val="C0392B"/>
+          <w:sz w:val="19"/>
+        </w:rPr>
+        <w:t>work/</w:t>
+      </w:r>
+      <w:r>
+        <w:rPr>
+          <w:rFonts w:ascii="微软雅黑" w:hAnsi="微软雅黑" w:eastAsia="微软雅黑"/>
+          <w:b w:val="0"/>
+          <w:sz w:val="21"/>
+        </w:rPr>
+        <w:t xml:space="preserve"> 全部在 </w:t>
+      </w:r>
+      <w:r>
+        <w:rPr>
+          <w:rFonts w:ascii="Consolas" w:hAnsi="Consolas" w:eastAsia="Consolas"/>
+          <w:b w:val="0"/>
+          <w:color w:val="C0392B"/>
+          <w:sz w:val="19"/>
+        </w:rPr>
+        <w:t>.gitignore</w:t>
+      </w:r>
+      <w:r>
+        <w:rPr>
+          <w:rFonts w:ascii="微软雅黑" w:hAnsi="微软雅黑" w:eastAsia="微软雅黑"/>
+          <w:b w:val="0"/>
+          <w:sz w:val="21"/>
+        </w:rPr>
+        <w:t xml:space="preserve"> 里。</w:t>
+      </w:r>
+    </w:p>
+    <w:p>
+      <w:pPr>
+        <w:pStyle w:val="ListBullet"/>
+      </w:pPr>
+      <w:r>
+        <w:rPr>
+          <w:rFonts w:ascii="微软雅黑" w:hAnsi="微软雅黑" w:eastAsia="微软雅黑"/>
+          <w:b w:val="0"/>
+          <w:sz w:val="21"/>
+        </w:rPr>
+        <w:t xml:space="preserve">新增 </w:t>
+      </w:r>
+      <w:r>
+        <w:rPr>
+          <w:rFonts w:ascii="Consolas" w:hAnsi="Consolas" w:eastAsia="Consolas"/>
+          <w:b w:val="0"/>
+          <w:color w:val="C0392B"/>
+          <w:sz w:val="19"/>
+        </w:rPr>
+        <w:t>.gitattributes</w:t>
+      </w:r>
+      <w:r>
+        <w:rPr>
+          <w:rFonts w:ascii="微软雅黑" w:hAnsi="微软雅黑" w:eastAsia="微软雅黑"/>
+          <w:b w:val="0"/>
+          <w:sz w:val="21"/>
+        </w:rPr>
+        <w:t xml:space="preserve">：全项目声明 </w:t>
+      </w:r>
+      <w:r>
+        <w:rPr>
+          <w:rFonts w:ascii="Consolas" w:hAnsi="Consolas" w:eastAsia="Consolas"/>
+          <w:b w:val="0"/>
+          <w:color w:val="C0392B"/>
+          <w:sz w:val="19"/>
+        </w:rPr>
+        <w:t>eol=lf</w:t>
+      </w:r>
+      <w:r>
+        <w:rPr>
+          <w:rFonts w:ascii="微软雅黑" w:hAnsi="微软雅黑" w:eastAsia="微软雅黑"/>
+          <w:b w:val="0"/>
+          <w:sz w:val="21"/>
+        </w:rPr>
+        <w:t>（项目依赖这条——</w:t>
+      </w:r>
+      <w:r>
+        <w:rPr>
+          <w:rFonts w:ascii="Consolas" w:hAnsi="Consolas" w:eastAsia="Consolas"/>
+          <w:b w:val="0"/>
+          <w:color w:val="C0392B"/>
+          <w:sz w:val="19"/>
+        </w:rPr>
+        <w:t>git apply</w:t>
+      </w:r>
+      <w:r>
+        <w:rPr>
+          <w:rFonts w:ascii="微软雅黑" w:hAnsi="微软雅黑" w:eastAsia="微软雅黑"/>
+          <w:b w:val="0"/>
+          <w:sz w:val="21"/>
+        </w:rPr>
+        <w:t xml:space="preserve"> 拒 CRLF），</w:t>
+      </w:r>
+    </w:p>
+    <w:p>
+      <w:pPr>
+        <w:jc w:val="left"/>
+      </w:pPr>
+      <w:r>
+        <w:rPr>
+          <w:rFonts w:ascii="Consolas" w:hAnsi="Consolas" w:eastAsia="Consolas"/>
+          <w:b w:val="0"/>
+          <w:color w:val="C0392B"/>
+          <w:sz w:val="19"/>
+        </w:rPr>
+        <w:t>tasks/fixtures/**</w:t>
+      </w:r>
+      <w:r>
+        <w:rPr>
+          <w:rFonts w:ascii="微软雅黑" w:hAnsi="微软雅黑" w:eastAsia="微软雅黑"/>
+          <w:b w:val="0"/>
+          <w:sz w:val="21"/>
+        </w:rPr>
+        <w:t xml:space="preserve"> 与 </w:t>
+      </w:r>
+      <w:r>
+        <w:rPr>
+          <w:rFonts w:ascii="Consolas" w:hAnsi="Consolas" w:eastAsia="Consolas"/>
+          <w:b w:val="0"/>
+          <w:color w:val="C0392B"/>
+          <w:sz w:val="19"/>
+        </w:rPr>
+        <w:t>*.patch</w:t>
+      </w:r>
+      <w:r>
+        <w:rPr>
+          <w:rFonts w:ascii="微软雅黑" w:hAnsi="微软雅黑" w:eastAsia="微软雅黑"/>
+          <w:b w:val="0"/>
+          <w:sz w:val="21"/>
+        </w:rPr>
+        <w:t xml:space="preserve"> 标 </w:t>
+      </w:r>
+      <w:r>
+        <w:rPr>
+          <w:rFonts w:ascii="Consolas" w:hAnsi="Consolas" w:eastAsia="Consolas"/>
+          <w:b w:val="0"/>
+          <w:color w:val="C0392B"/>
+          <w:sz w:val="19"/>
+        </w:rPr>
+        <w:t>-text</w:t>
+      </w:r>
+      <w:r>
+        <w:rPr>
+          <w:rFonts w:ascii="微软雅黑" w:hAnsi="微软雅黑" w:eastAsia="微软雅黑"/>
+          <w:b w:val="0"/>
+          <w:sz w:val="21"/>
+        </w:rPr>
+        <w:t xml:space="preserve"> 保证字节精确，</w:t>
+      </w:r>
+      <w:r>
+        <w:rPr>
+          <w:rFonts w:ascii="Consolas" w:hAnsi="Consolas" w:eastAsia="Consolas"/>
+          <w:b w:val="0"/>
+          <w:color w:val="C0392B"/>
+          <w:sz w:val="19"/>
+        </w:rPr>
+        <w:t>*.docx</w:t>
+      </w:r>
+      <w:r>
+        <w:rPr>
+          <w:rFonts w:ascii="微软雅黑" w:hAnsi="微软雅黑" w:eastAsia="微软雅黑"/>
+          <w:b w:val="0"/>
+          <w:sz w:val="21"/>
+        </w:rPr>
+        <w:t xml:space="preserve"> 标 binary。</w:t>
+      </w:r>
+    </w:p>
+    <w:p>
+      <w:pPr>
+        <w:pStyle w:val="ListBullet"/>
+      </w:pPr>
+      <w:r>
+        <w:rPr>
+          <w:rFonts w:ascii="微软雅黑" w:hAnsi="微软雅黑" w:eastAsia="微软雅黑"/>
+          <w:b w:val="0"/>
+          <w:sz w:val="21"/>
+        </w:rPr>
+        <w:t xml:space="preserve">把 </w:t>
+      </w:r>
+      <w:r>
+        <w:rPr>
+          <w:rFonts w:ascii="Consolas" w:hAnsi="Consolas" w:eastAsia="Consolas"/>
+          <w:b w:val="0"/>
+          <w:color w:val="C0392B"/>
+          <w:sz w:val="19"/>
+        </w:rPr>
+        <w:t>show_results.py</w:t>
+      </w:r>
+      <w:r>
+        <w:rPr>
+          <w:rFonts w:ascii="微软雅黑" w:hAnsi="微软雅黑" w:eastAsia="微软雅黑"/>
+          <w:b w:val="0"/>
+          <w:sz w:val="21"/>
+        </w:rPr>
+        <w:t xml:space="preserve"> / </w:t>
+      </w:r>
+      <w:r>
+        <w:rPr>
+          <w:rFonts w:ascii="Consolas" w:hAnsi="Consolas" w:eastAsia="Consolas"/>
+          <w:b w:val="0"/>
+          <w:color w:val="C0392B"/>
+          <w:sz w:val="19"/>
+        </w:rPr>
+        <w:t>compare_runs.py</w:t>
+      </w:r>
+      <w:r>
+        <w:rPr>
+          <w:rFonts w:ascii="微软雅黑" w:hAnsi="微软雅黑" w:eastAsia="微软雅黑"/>
+          <w:b w:val="0"/>
+          <w:sz w:val="21"/>
+        </w:rPr>
+        <w:t xml:space="preserve"> / </w:t>
+      </w:r>
+      <w:r>
+        <w:rPr>
+          <w:rFonts w:ascii="Consolas" w:hAnsi="Consolas" w:eastAsia="Consolas"/>
+          <w:b w:val="0"/>
+          <w:color w:val="C0392B"/>
+          <w:sz w:val="19"/>
+        </w:rPr>
+        <w:t>add_tasks_m3*.py</w:t>
+      </w:r>
+      <w:r>
+        <w:rPr>
+          <w:rFonts w:ascii="微软雅黑" w:hAnsi="微软雅黑" w:eastAsia="微软雅黑"/>
+          <w:b w:val="0"/>
+          <w:sz w:val="21"/>
+        </w:rPr>
+        <w:t xml:space="preserve"> 从被忽略的 </w:t>
+      </w:r>
+      <w:r>
+        <w:rPr>
+          <w:rFonts w:ascii="Consolas" w:hAnsi="Consolas" w:eastAsia="Consolas"/>
+          <w:b w:val="0"/>
+          <w:color w:val="C0392B"/>
+          <w:sz w:val="19"/>
+        </w:rPr>
+        <w:t>work/</w:t>
+      </w:r>
+      <w:r>
+        <w:rPr>
+          <w:rFonts w:ascii="微软雅黑" w:hAnsi="微软雅黑" w:eastAsia="微软雅黑"/>
+          <w:b w:val="0"/>
+          <w:sz w:val="21"/>
+        </w:rPr>
+        <w:t xml:space="preserve"> 挪到 </w:t>
+      </w:r>
+      <w:r>
+        <w:rPr>
+          <w:rFonts w:ascii="Consolas" w:hAnsi="Consolas" w:eastAsia="Consolas"/>
+          <w:b w:val="0"/>
+          <w:color w:val="C0392B"/>
+          <w:sz w:val="19"/>
+        </w:rPr>
+        <w:t>tools/</w:t>
+      </w:r>
+      <w:r>
+        <w:rPr>
+          <w:rFonts w:ascii="微软雅黑" w:hAnsi="微软雅黑" w:eastAsia="微软雅黑"/>
+          <w:b w:val="0"/>
+          <w:sz w:val="21"/>
+        </w:rPr>
+        <w:t>：</w:t>
+      </w:r>
+    </w:p>
+    <w:p>
+      <w:pPr>
+        <w:jc w:val="left"/>
+      </w:pPr>
+      <w:r>
+        <w:rPr>
+          <w:rFonts w:ascii="微软雅黑" w:hAnsi="微软雅黑" w:eastAsia="微软雅黑"/>
+          <w:b w:val="0"/>
+          <w:sz w:val="21"/>
+        </w:rPr>
+        <w:t>被忽略的目录里不该长期放着有用的工具，否则下次清理就没了。</w:t>
+      </w:r>
+    </w:p>
+    <w:p>
+      <w:pPr>
+        <w:pStyle w:val="ListBullet"/>
+      </w:pPr>
+      <w:r>
+        <w:rPr>
+          <w:rFonts w:ascii="微软雅黑" w:hAnsi="微软雅黑" w:eastAsia="微软雅黑"/>
+          <w:b w:val="0"/>
+          <w:sz w:val="21"/>
+        </w:rPr>
+        <w:t xml:space="preserve">顺手修掉 README 标题的过时口径（还写着 </w:t>
+      </w:r>
+      <w:r>
+        <w:rPr>
+          <w:rFonts w:ascii="Consolas" w:hAnsi="Consolas" w:eastAsia="Consolas"/>
+          <w:b w:val="0"/>
+          <w:color w:val="C0392B"/>
+          <w:sz w:val="19"/>
+        </w:rPr>
+        <w:t>pass@1 15/20</w:t>
+      </w:r>
+      <w:r>
+        <w:rPr>
+          <w:rFonts w:ascii="微软雅黑" w:hAnsi="微软雅黑" w:eastAsia="微软雅黑"/>
+          <w:b w:val="0"/>
+          <w:sz w:val="21"/>
+        </w:rPr>
+        <w:t>，那是第一轮的数）——</w:t>
+      </w:r>
+    </w:p>
+    <w:p>
+      <w:pPr>
+        <w:jc w:val="left"/>
+      </w:pPr>
+      <w:r>
+        <w:rPr>
+          <w:rFonts w:ascii="微软雅黑" w:hAnsi="微软雅黑" w:eastAsia="微软雅黑"/>
+          <w:b w:val="0"/>
+          <w:sz w:val="21"/>
+        </w:rPr>
+        <w:t>面试官看到的第一个数字不能是过时的。</w:t>
+      </w:r>
+    </w:p>
+    <w:p>
+      <w:pPr>
+        <w:jc w:val="left"/>
+      </w:pPr>
+      <w:r>
+        <w:rPr>
+          <w:rFonts w:ascii="微软雅黑" w:hAnsi="微软雅黑" w:eastAsia="微软雅黑"/>
+          <w:b/>
+          <w:sz w:val="21"/>
+        </w:rPr>
+        <w:t>教训（今天真踩了）</w:t>
+      </w:r>
+      <w:r>
+        <w:rPr>
+          <w:rFonts w:ascii="微软雅黑" w:hAnsi="微软雅黑" w:eastAsia="微软雅黑"/>
+          <w:b w:val="0"/>
+          <w:sz w:val="21"/>
+        </w:rPr>
+        <w:t xml:space="preserve">：写坏过一次 </w:t>
+      </w:r>
+      <w:r>
+        <w:rPr>
+          <w:rFonts w:ascii="Consolas" w:hAnsi="Consolas" w:eastAsia="Consolas"/>
+          <w:b w:val="0"/>
+          <w:color w:val="C0392B"/>
+          <w:sz w:val="19"/>
+        </w:rPr>
+        <w:t>工作日志.md</w:t>
+      </w:r>
+      <w:r>
+        <w:rPr>
+          <w:rFonts w:ascii="微软雅黑" w:hAnsi="微软雅黑" w:eastAsia="微软雅黑"/>
+          <w:b w:val="0"/>
+          <w:sz w:val="21"/>
+        </w:rPr>
+        <w:t>——切片替换时取到空串，</w:t>
+      </w:r>
+    </w:p>
+    <w:p>
+      <w:pPr>
+        <w:jc w:val="left"/>
+      </w:pPr>
+      <w:r>
+        <w:rPr>
+          <w:rFonts w:ascii="Consolas" w:hAnsi="Consolas" w:eastAsia="Consolas"/>
+          <w:b w:val="0"/>
+          <w:color w:val="C0392B"/>
+          <w:sz w:val="19"/>
+        </w:rPr>
+        <w:t>replace</w:t>
+      </w:r>
+      <w:r>
+        <w:rPr>
+          <w:rFonts w:ascii="微软雅黑" w:hAnsi="微软雅黑" w:eastAsia="微软雅黑"/>
+          <w:b w:val="0"/>
+          <w:sz w:val="21"/>
+        </w:rPr>
+        <w:t xml:space="preserve"> 把 14KB 的文本炸成 4.3MB，全靠 14:17 的 outputs 副本恢复。</w:t>
+      </w:r>
+    </w:p>
+    <w:p>
+      <w:pPr>
+        <w:jc w:val="left"/>
+      </w:pPr>
+      <w:r>
+        <w:rPr>
+          <w:rFonts w:ascii="微软雅黑" w:hAnsi="微软雅黑" w:eastAsia="微软雅黑"/>
+          <w:b w:val="0"/>
+          <w:sz w:val="21"/>
+        </w:rPr>
+        <w:t>在那之前所有历史只存在于一份文件里。</w:t>
+      </w:r>
+      <w:r>
+        <w:rPr>
+          <w:rFonts w:ascii="微软雅黑" w:hAnsi="微软雅黑" w:eastAsia="微软雅黑"/>
+          <w:b/>
+          <w:sz w:val="21"/>
+        </w:rPr>
+        <w:t>这就是要版本控制的理由：不是流程洁癖，是回滚成本。</w:t>
+      </w:r>
+    </w:p>
+    <w:p>
+      <w:pPr>
+        <w:jc w:val="left"/>
+      </w:pPr>
+      <w:r>
+        <w:rPr>
+          <w:rFonts w:ascii="微软雅黑" w:hAnsi="微软雅黑" w:eastAsia="微软雅黑"/>
+          <w:b w:val="0"/>
+          <w:sz w:val="21"/>
+        </w:rPr>
+        <w:t xml:space="preserve">后续约定：一个改动一个提交，提交信息写"改了什么 + 为什么"；数字类改动同时更新 </w:t>
+      </w:r>
+      <w:r>
+        <w:rPr>
+          <w:rFonts w:ascii="Consolas" w:hAnsi="Consolas" w:eastAsia="Consolas"/>
+          <w:b w:val="0"/>
+          <w:color w:val="C0392B"/>
+          <w:sz w:val="19"/>
+        </w:rPr>
+        <w:t>BASELINE.md</w:t>
+      </w:r>
+      <w:r>
+        <w:rPr>
+          <w:rFonts w:ascii="微软雅黑" w:hAnsi="微软雅黑" w:eastAsia="微软雅黑"/>
+          <w:b w:val="0"/>
+          <w:sz w:val="21"/>
+        </w:rPr>
+        <w:t>。</w:t>
+      </w:r>
+    </w:p>
+    <w:p>
+      <w:pPr>
+        <w:pStyle w:val="Heading3"/>
+      </w:pPr>
+      <w:r>
+        <w:rPr>
+          <w:rFonts w:ascii="微软雅黑" w:hAnsi="微软雅黑" w:eastAsia="微软雅黑"/>
+          <w:b w:val="0"/>
+          <w:sz w:val="21"/>
+        </w:rPr>
+        <w:t>明天从哪儿接着干</w:t>
+      </w:r>
+    </w:p>
+    <w:p>
+      <w:pPr>
+        <w:jc w:val="left"/>
+      </w:pPr>
+      <w:r>
+        <w:rPr>
+          <w:rFonts w:ascii="微软雅黑" w:hAnsi="微软雅黑" w:eastAsia="微软雅黑"/>
+          <w:b/>
+          <w:sz w:val="21"/>
+        </w:rPr>
+        <w:t>先提速，再做题</w:t>
+      </w:r>
+      <w:r>
+        <w:rPr>
+          <w:rFonts w:ascii="微软雅黑" w:hAnsi="微软雅黑" w:eastAsia="微软雅黑"/>
+          <w:b w:val="0"/>
+          <w:sz w:val="21"/>
+        </w:rPr>
+        <w:t>——现在改一处就要跑 17 分钟，每个实验都贵 3 倍，不先修管线就是白干：</w:t>
+      </w:r>
+    </w:p>
+    <w:p>
+      <w:pPr>
+        <w:pStyle w:val="ListNumber"/>
+      </w:pPr>
+      <w:r>
+        <w:rPr>
+          <w:rFonts w:ascii="微软雅黑" w:hAnsi="微软雅黑" w:eastAsia="微软雅黑"/>
+          <w:b/>
+          <w:sz w:val="21"/>
+        </w:rPr>
+        <w:t>guard 硬阻断整仓 pytest</w:t>
+      </w:r>
+      <w:r>
+        <w:rPr>
+          <w:rFonts w:ascii="微软雅黑" w:hAnsi="微软雅黑" w:eastAsia="微软雅黑"/>
+          <w:b w:val="0"/>
+          <w:sz w:val="21"/>
+        </w:rPr>
+        <w:t>（半小时级，可离线测）：省 23% 墙钟，且比改提示词彻底。</w:t>
+      </w:r>
+    </w:p>
+    <w:p>
+      <w:pPr>
+        <w:pStyle w:val="ListNumber"/>
+      </w:pPr>
+      <w:r>
+        <w:rPr>
+          <w:rFonts w:ascii="微软雅黑" w:hAnsi="微软雅黑" w:eastAsia="微软雅黑"/>
+          <w:b/>
+          <w:sz w:val="21"/>
+        </w:rPr>
+        <w:t>并发 4 + 事后验证与下一条任务重叠</w:t>
+      </w:r>
+      <w:r>
+        <w:rPr>
+          <w:rFonts w:ascii="微软雅黑" w:hAnsi="微软雅黑" w:eastAsia="微软雅黑"/>
+          <w:b w:val="0"/>
+          <w:sz w:val="21"/>
+        </w:rPr>
+        <w:t>（约 10 分钟验证跑、$0.3）：一批 975s → 250–300s。</w:t>
+      </w:r>
+    </w:p>
+    <w:p>
+      <w:pPr>
+        <w:jc w:val="left"/>
+      </w:pPr>
+      <w:r>
+        <w:rPr>
+          <w:rFonts w:ascii="微软雅黑" w:hAnsi="微软雅黑" w:eastAsia="微软雅黑"/>
+          <w:b w:val="0"/>
+          <w:sz w:val="21"/>
+        </w:rPr>
+        <w:t>先跑一次"并发 vs 串行结果一致"的对照，那同时也是 Step 7 的验收门之一。</w:t>
       </w:r>
     </w:p>
     <w:p>
@@ -11612,7 +12269,29 @@
           <w:color w:val="C0392B"/>
           <w:sz w:val="19"/>
         </w:rPr>
-        <w:t>work/daily_report.py</w:t>
+        <w:t>run_eval --only &lt;id&gt;</w:t>
+      </w:r>
+      <w:r>
+        <w:rPr>
+          <w:rFonts w:ascii="微软雅黑" w:hAnsi="微软雅黑" w:eastAsia="微软雅黑"/>
+          <w:b w:val="0"/>
+          <w:sz w:val="21"/>
+        </w:rPr>
+        <w:t>：让"定向确认改动被触发"变成几分钱的探路。</w:t>
+      </w:r>
+    </w:p>
+    <w:p>
+      <w:pPr>
+        <w:pStyle w:val="ListNumber"/>
+      </w:pPr>
+      <w:r>
+        <w:rPr>
+          <w:rFonts w:ascii="Consolas" w:hAnsi="Consolas" w:eastAsia="Consolas"/>
+          <w:b/>
+          <w:color w:val="C0392B"/>
+          <w:sz w:val="19"/>
+        </w:rPr>
+        <w:t>tools/daily_report.py</w:t>
       </w:r>
       <w:r>
         <w:rPr>

--- a/工作日志.docx
+++ b/工作日志.docx
@@ -12171,6 +12171,200 @@
     </w:p>
     <w:p>
       <w:pPr>
+        <w:jc w:val="left"/>
+      </w:pPr>
+      <w:r>
+        <w:rPr>
+          <w:rFonts w:ascii="微软雅黑" w:hAnsi="微软雅黑" w:eastAsia="微软雅黑"/>
+          <w:b w:val="0"/>
+          <w:sz w:val="21"/>
+        </w:rPr>
+        <w:t>仓库 About（描述 + Topics）留档，避免下次重写：</w:t>
+      </w:r>
+    </w:p>
+    <w:p>
+      <w:pPr>
+        <w:spacing w:before="80" w:after="160"/>
+        <w:ind w:left="240"/>
+      </w:pPr>
+      <w:r>
+        <w:rPr>
+          <w:rFonts w:ascii="Consolas" w:hAnsi="Consolas" w:eastAsia="Consolas"/>
+          <w:b w:val="0"/>
+          <w:sz w:val="18"/>
+        </w:rPr>
+        <w:t>仓库级 AI Coding Agent：输入 Issue + 仓库检出，输出可 git apply 的统一 diff。LangGraph 单循环 + 可插拔沙箱 + 补丁契约校验，自带 SWE 风格评估 harness（20 条真实任务 / 4 个上游仓库、43 项离线测试、5 轮真实基线）。</w:t>
+      </w:r>
+    </w:p>
+    <w:p>
+      <w:pPr>
+        <w:jc w:val="left"/>
+      </w:pPr>
+      <w:r>
+        <w:rPr>
+          <w:rFonts w:ascii="微软雅黑" w:hAnsi="微软雅黑" w:eastAsia="微软雅黑"/>
+          <w:b w:val="0"/>
+          <w:sz w:val="21"/>
+        </w:rPr>
+        <w:t>Topics：</w:t>
+      </w:r>
+      <w:r>
+        <w:rPr>
+          <w:rFonts w:ascii="Consolas" w:hAnsi="Consolas" w:eastAsia="Consolas"/>
+          <w:b w:val="0"/>
+          <w:color w:val="C0392B"/>
+          <w:sz w:val="19"/>
+        </w:rPr>
+        <w:t>ai-agent</w:t>
+      </w:r>
+      <w:r>
+        <w:rPr>
+          <w:rFonts w:ascii="微软雅黑" w:hAnsi="微软雅黑" w:eastAsia="微软雅黑"/>
+          <w:b w:val="0"/>
+          <w:sz w:val="21"/>
+        </w:rPr>
+        <w:t xml:space="preserve"> </w:t>
+      </w:r>
+      <w:r>
+        <w:rPr>
+          <w:rFonts w:ascii="Consolas" w:hAnsi="Consolas" w:eastAsia="Consolas"/>
+          <w:b w:val="0"/>
+          <w:color w:val="C0392B"/>
+          <w:sz w:val="19"/>
+        </w:rPr>
+        <w:t>coding-agent</w:t>
+      </w:r>
+      <w:r>
+        <w:rPr>
+          <w:rFonts w:ascii="微软雅黑" w:hAnsi="微软雅黑" w:eastAsia="微软雅黑"/>
+          <w:b w:val="0"/>
+          <w:sz w:val="21"/>
+        </w:rPr>
+        <w:t xml:space="preserve"> </w:t>
+      </w:r>
+      <w:r>
+        <w:rPr>
+          <w:rFonts w:ascii="Consolas" w:hAnsi="Consolas" w:eastAsia="Consolas"/>
+          <w:b w:val="0"/>
+          <w:color w:val="C0392B"/>
+          <w:sz w:val="19"/>
+        </w:rPr>
+        <w:t>llm</w:t>
+      </w:r>
+      <w:r>
+        <w:rPr>
+          <w:rFonts w:ascii="微软雅黑" w:hAnsi="微软雅黑" w:eastAsia="微软雅黑"/>
+          <w:b w:val="0"/>
+          <w:sz w:val="21"/>
+        </w:rPr>
+        <w:t xml:space="preserve"> </w:t>
+      </w:r>
+      <w:r>
+        <w:rPr>
+          <w:rFonts w:ascii="Consolas" w:hAnsi="Consolas" w:eastAsia="Consolas"/>
+          <w:b w:val="0"/>
+          <w:color w:val="C0392B"/>
+          <w:sz w:val="19"/>
+        </w:rPr>
+        <w:t>langgraph</w:t>
+      </w:r>
+      <w:r>
+        <w:rPr>
+          <w:rFonts w:ascii="微软雅黑" w:hAnsi="微软雅黑" w:eastAsia="微软雅黑"/>
+          <w:b w:val="0"/>
+          <w:sz w:val="21"/>
+        </w:rPr>
+        <w:t xml:space="preserve"> </w:t>
+      </w:r>
+      <w:r>
+        <w:rPr>
+          <w:rFonts w:ascii="Consolas" w:hAnsi="Consolas" w:eastAsia="Consolas"/>
+          <w:b w:val="0"/>
+          <w:color w:val="C0392B"/>
+          <w:sz w:val="19"/>
+        </w:rPr>
+        <w:t>evaluation-harness</w:t>
+      </w:r>
+      <w:r>
+        <w:rPr>
+          <w:rFonts w:ascii="微软雅黑" w:hAnsi="微软雅黑" w:eastAsia="微软雅黑"/>
+          <w:b w:val="0"/>
+          <w:sz w:val="21"/>
+        </w:rPr>
+        <w:t xml:space="preserve"> </w:t>
+      </w:r>
+      <w:r>
+        <w:rPr>
+          <w:rFonts w:ascii="Consolas" w:hAnsi="Consolas" w:eastAsia="Consolas"/>
+          <w:b w:val="0"/>
+          <w:color w:val="C0392B"/>
+          <w:sz w:val="19"/>
+        </w:rPr>
+        <w:t>pytest</w:t>
+      </w:r>
+      <w:r>
+        <w:rPr>
+          <w:rFonts w:ascii="微软雅黑" w:hAnsi="微软雅黑" w:eastAsia="微软雅黑"/>
+          <w:b w:val="0"/>
+          <w:sz w:val="21"/>
+        </w:rPr>
+        <w:t xml:space="preserve"> </w:t>
+      </w:r>
+      <w:r>
+        <w:rPr>
+          <w:rFonts w:ascii="Consolas" w:hAnsi="Consolas" w:eastAsia="Consolas"/>
+          <w:b w:val="0"/>
+          <w:color w:val="C0392B"/>
+          <w:sz w:val="19"/>
+        </w:rPr>
+        <w:t>python</w:t>
+      </w:r>
+      <w:r>
+        <w:rPr>
+          <w:rFonts w:ascii="微软雅黑" w:hAnsi="微软雅黑" w:eastAsia="微软雅黑"/>
+          <w:b w:val="0"/>
+          <w:sz w:val="21"/>
+        </w:rPr>
+        <w:t xml:space="preserve"> </w:t>
+      </w:r>
+      <w:r>
+        <w:rPr>
+          <w:rFonts w:ascii="Consolas" w:hAnsi="Consolas" w:eastAsia="Consolas"/>
+          <w:b w:val="0"/>
+          <w:color w:val="C0392B"/>
+          <w:sz w:val="19"/>
+        </w:rPr>
+        <w:t>swe-bench</w:t>
+      </w:r>
+    </w:p>
+    <w:p>
+      <w:pPr>
+        <w:jc w:val="left"/>
+      </w:pPr>
+      <w:r>
+        <w:rPr>
+          <w:rFonts w:ascii="微软雅黑" w:hAnsi="微软雅黑" w:eastAsia="微软雅黑"/>
+          <w:b w:val="0"/>
+          <w:sz w:val="21"/>
+        </w:rPr>
+        <w:t>写描述的取舍：必须写"输入 → 输出"；数字要带规模与口径（写区间 75–90%，不写单次 90%）；</w:t>
+      </w:r>
+    </w:p>
+    <w:p>
+      <w:pPr>
+        <w:jc w:val="left"/>
+      </w:pPr>
+      <w:r>
+        <w:rPr>
+          <w:rFonts w:ascii="微软雅黑" w:hAnsi="微软雅黑" w:eastAsia="微软雅黑"/>
+          <w:b w:val="0"/>
+          <w:sz w:val="21"/>
+        </w:rPr>
+        <w:t>不用"智能""高达""业界领先"这类没有判据的词。</w:t>
+      </w:r>
+    </w:p>
+    <w:p>
+      <w:pPr>
         <w:pStyle w:val="Heading3"/>
       </w:pPr>
       <w:r>

--- a/工作日志.docx
+++ b/工作日志.docx
@@ -2183,6 +2183,199 @@
           </w:p>
         </w:tc>
       </w:tr>
+      <w:tr>
+        <w:tc>
+          <w:tcPr>
+            <w:tcW w:type="dxa" w:w="785"/>
+          </w:tcPr>
+          <w:p>
+            <w:r>
+              <w:rPr>
+                <w:rFonts w:ascii="Consolas" w:hAnsi="Consolas" w:eastAsia="Consolas"/>
+                <w:b w:val="0"/>
+                <w:color w:val="C0392B"/>
+                <w:sz w:val="19"/>
+              </w:rPr>
+              <w:t>m3-probe-flash</w:t>
+            </w:r>
+          </w:p>
+        </w:tc>
+        <w:tc>
+          <w:tcPr>
+            <w:tcW w:type="dxa" w:w="785"/>
+          </w:tcPr>
+          <w:p>
+            <w:r>
+              <w:rPr>
+                <w:rFonts w:ascii="Consolas" w:hAnsi="Consolas" w:eastAsia="Consolas"/>
+                <w:b w:val="0"/>
+                <w:color w:val="C0392B"/>
+                <w:sz w:val="19"/>
+              </w:rPr>
+              <w:t>deepseek/deepseek-flash</w:t>
+            </w:r>
+          </w:p>
+        </w:tc>
+        <w:tc>
+          <w:tcPr>
+            <w:tcW w:type="dxa" w:w="785"/>
+          </w:tcPr>
+          <w:p>
+            <w:r>
+              <w:rPr>
+                <w:rFonts w:ascii="微软雅黑" w:hAnsi="微软雅黑" w:eastAsia="微软雅黑"/>
+                <w:b w:val="0"/>
+                <w:sz w:val="19"/>
+              </w:rPr>
+              <w:t>4</w:t>
+            </w:r>
+          </w:p>
+        </w:tc>
+        <w:tc>
+          <w:tcPr>
+            <w:tcW w:type="dxa" w:w="785"/>
+          </w:tcPr>
+          <w:p>
+            <w:r>
+              <w:rPr>
+                <w:rFonts w:ascii="微软雅黑" w:hAnsi="微软雅黑" w:eastAsia="微软雅黑"/>
+                <w:b/>
+                <w:sz w:val="19"/>
+              </w:rPr>
+              <w:t>3/4 (75%)</w:t>
+            </w:r>
+          </w:p>
+        </w:tc>
+        <w:tc>
+          <w:tcPr>
+            <w:tcW w:type="dxa" w:w="785"/>
+          </w:tcPr>
+          <w:p>
+            <w:r>
+              <w:rPr>
+                <w:rFonts w:ascii="微软雅黑" w:hAnsi="微软雅黑" w:eastAsia="微软雅黑"/>
+                <w:b w:val="0"/>
+                <w:sz w:val="19"/>
+              </w:rPr>
+              <w:t>14.00</w:t>
+            </w:r>
+          </w:p>
+        </w:tc>
+        <w:tc>
+          <w:tcPr>
+            <w:tcW w:type="dxa" w:w="785"/>
+          </w:tcPr>
+          <w:p>
+            <w:r>
+              <w:rPr>
+                <w:rFonts w:ascii="微软雅黑" w:hAnsi="微软雅黑" w:eastAsia="微软雅黑"/>
+                <w:b w:val="0"/>
+                <w:sz w:val="19"/>
+              </w:rPr>
+              <w:t>165,153</w:t>
+            </w:r>
+          </w:p>
+        </w:tc>
+        <w:tc>
+          <w:tcPr>
+            <w:tcW w:type="dxa" w:w="785"/>
+          </w:tcPr>
+          <w:p>
+            <w:r>
+              <w:rPr>
+                <w:rFonts w:ascii="微软雅黑" w:hAnsi="微软雅黑" w:eastAsia="微软雅黑"/>
+                <w:b w:val="0"/>
+                <w:sz w:val="19"/>
+              </w:rPr>
+              <w:t>$0.0072</w:t>
+            </w:r>
+          </w:p>
+        </w:tc>
+        <w:tc>
+          <w:tcPr>
+            <w:tcW w:type="dxa" w:w="785"/>
+          </w:tcPr>
+          <w:p>
+            <w:r>
+              <w:rPr>
+                <w:rFonts w:ascii="微软雅黑" w:hAnsi="微软雅黑" w:eastAsia="微软雅黑"/>
+                <w:b w:val="0"/>
+                <w:sz w:val="19"/>
+              </w:rPr>
+              <w:t>38.3s</w:t>
+            </w:r>
+          </w:p>
+        </w:tc>
+        <w:tc>
+          <w:tcPr>
+            <w:tcW w:type="dxa" w:w="785"/>
+          </w:tcPr>
+          <w:p>
+            <w:r>
+              <w:rPr>
+                <w:rFonts w:ascii="微软雅黑" w:hAnsi="微软雅黑" w:eastAsia="微软雅黑"/>
+                <w:b w:val="0"/>
+                <w:sz w:val="19"/>
+              </w:rPr>
+              <w:t>141.2s</w:t>
+            </w:r>
+          </w:p>
+        </w:tc>
+        <w:tc>
+          <w:tcPr>
+            <w:tcW w:type="dxa" w:w="785"/>
+          </w:tcPr>
+          <w:p>
+            <w:r>
+              <w:rPr>
+                <w:rFonts w:ascii="微软雅黑" w:hAnsi="微软雅黑" w:eastAsia="微软雅黑"/>
+                <w:b w:val="0"/>
+                <w:sz w:val="19"/>
+              </w:rPr>
+              <w:t>$0.0289</w:t>
+            </w:r>
+          </w:p>
+        </w:tc>
+        <w:tc>
+          <w:tcPr>
+            <w:tcW w:type="dxa" w:w="785"/>
+          </w:tcPr>
+          <w:p>
+            <w:r>
+              <w:rPr>
+                <w:rFonts w:ascii="微软雅黑" w:hAnsi="微软雅黑" w:eastAsia="微软雅黑"/>
+                <w:b/>
+                <w:sz w:val="19"/>
+              </w:rPr>
+              <w:t>模型对比探路</w:t>
+            </w:r>
+            <w:r>
+              <w:rPr>
+                <w:rFonts w:ascii="微软雅黑" w:hAnsi="微软雅黑" w:eastAsia="微软雅黑"/>
+                <w:b w:val="0"/>
+                <w:sz w:val="19"/>
+              </w:rPr>
+              <w:t xml:space="preserve">（4 条任务，用户要求试 flash）：3/4，但平均 </w:t>
+            </w:r>
+            <w:r>
+              <w:rPr>
+                <w:rFonts w:ascii="微软雅黑" w:hAnsi="微软雅黑" w:eastAsia="微软雅黑"/>
+                <w:b/>
+                <w:sz w:val="19"/>
+              </w:rPr>
+              <w:t>14.0 步 / 16.5 万 token</w:t>
+            </w:r>
+            <w:r>
+              <w:rPr>
+                <w:rFonts w:ascii="微软雅黑" w:hAnsi="微软雅黑" w:eastAsia="微软雅黑"/>
+                <w:b w:val="0"/>
+                <w:sz w:val="19"/>
+              </w:rPr>
+              <w:t>（chat 是 10.5–12.4 步 / 9.3–11.5 万）。结论：不换——1M 上下文是唯一优势，本任务集用不到</w:t>
+            </w:r>
+          </w:p>
+        </w:tc>
+      </w:tr>
     </w:tbl>
     <w:p/>
     <w:p>
@@ -17749,6 +17942,518 @@
           <w:sz w:val="21"/>
         </w:rPr>
         <w:t>——昨天说的"复利"就是从今天开始算的。</w:t>
+      </w:r>
+    </w:p>
+    <w:p>
+      <w:pPr>
+        <w:pStyle w:val="Heading3"/>
+      </w:pPr>
+      <w:r>
+        <w:rPr>
+          <w:rFonts w:ascii="微软雅黑" w:hAnsi="微软雅黑" w:eastAsia="微软雅黑"/>
+          <w:b w:val="0"/>
+          <w:sz w:val="21"/>
+        </w:rPr>
+        <w:t>模型对比探路（结论：不换）</w:t>
+      </w:r>
+    </w:p>
+    <w:p>
+      <w:pPr>
+        <w:jc w:val="left"/>
+      </w:pPr>
+      <w:r>
+        <w:rPr>
+          <w:rFonts w:ascii="微软雅黑" w:hAnsi="微软雅黑" w:eastAsia="微软雅黑"/>
+          <w:b w:val="0"/>
+          <w:sz w:val="21"/>
+        </w:rPr>
+        <w:t xml:space="preserve">要求试 </w:t>
+      </w:r>
+      <w:r>
+        <w:rPr>
+          <w:rFonts w:ascii="Consolas" w:hAnsi="Consolas" w:eastAsia="Consolas"/>
+          <w:b w:val="0"/>
+          <w:color w:val="C0392B"/>
+          <w:sz w:val="19"/>
+        </w:rPr>
+        <w:t>deepseek-flash</w:t>
+      </w:r>
+      <w:r>
+        <w:rPr>
+          <w:rFonts w:ascii="微软雅黑" w:hAnsi="微软雅黑" w:eastAsia="微软雅黑"/>
+          <w:b w:val="0"/>
+          <w:sz w:val="21"/>
+        </w:rPr>
+        <w:t xml:space="preserve">，于是用 </w:t>
+      </w:r>
+      <w:r>
+        <w:rPr>
+          <w:rFonts w:ascii="Consolas" w:hAnsi="Consolas" w:eastAsia="Consolas"/>
+          <w:b w:val="0"/>
+          <w:color w:val="C0392B"/>
+          <w:sz w:val="19"/>
+        </w:rPr>
+        <w:t>--only</w:t>
+      </w:r>
+      <w:r>
+        <w:rPr>
+          <w:rFonts w:ascii="微软雅黑" w:hAnsi="微软雅黑" w:eastAsia="微软雅黑"/>
+          <w:b w:val="0"/>
+          <w:sz w:val="21"/>
+        </w:rPr>
+        <w:t xml:space="preserve"> 挑 4 条任务单跑一轮（</w:t>
+      </w:r>
+      <w:r>
+        <w:rPr>
+          <w:rFonts w:ascii="Consolas" w:hAnsi="Consolas" w:eastAsia="Consolas"/>
+          <w:b w:val="0"/>
+          <w:color w:val="C0392B"/>
+          <w:sz w:val="19"/>
+        </w:rPr>
+        <w:t>m3-probe-flash</w:t>
+      </w:r>
+      <w:r>
+        <w:rPr>
+          <w:rFonts w:ascii="微软雅黑" w:hAnsi="微软雅黑" w:eastAsia="微软雅黑"/>
+          <w:b w:val="0"/>
+          <w:sz w:val="21"/>
+        </w:rPr>
+        <w:t>，$0.0289 / 141s），</w:t>
+      </w:r>
+    </w:p>
+    <w:p>
+      <w:pPr>
+        <w:jc w:val="left"/>
+      </w:pPr>
+      <w:r>
+        <w:rPr>
+          <w:rFonts w:ascii="微软雅黑" w:hAnsi="微软雅黑" w:eastAsia="微软雅黑"/>
+          <w:b w:val="0"/>
+          <w:sz w:val="21"/>
+        </w:rPr>
+        <w:t>不动任务集的其余部分：</w:t>
+      </w:r>
+    </w:p>
+    <w:tbl>
+      <w:tblPr>
+        <w:tblStyle w:val="TableGrid"/>
+        <w:tblW w:type="auto" w:w="0"/>
+        <w:tblLook w:firstColumn="1" w:firstRow="1" w:lastColumn="0" w:lastRow="0" w:noHBand="0" w:noVBand="1" w:val="04A0"/>
+      </w:tblPr>
+      <w:tblGrid>
+        <w:gridCol w:w="2880"/>
+        <w:gridCol w:w="2880"/>
+        <w:gridCol w:w="2880"/>
+      </w:tblGrid>
+      <w:tr>
+        <w:tc>
+          <w:tcPr>
+            <w:tcW w:type="dxa" w:w="2880"/>
+          </w:tcPr>
+          <w:p>
+            <w:r>
+              <w:rPr>
+                <w:rFonts w:ascii="微软雅黑" w:hAnsi="微软雅黑" w:eastAsia="微软雅黑"/>
+                <w:b/>
+                <w:sz w:val="19"/>
+              </w:rPr>
+              <w:t>任务</w:t>
+            </w:r>
+          </w:p>
+        </w:tc>
+        <w:tc>
+          <w:tcPr>
+            <w:tcW w:type="dxa" w:w="2880"/>
+          </w:tcPr>
+          <w:p>
+            <w:r>
+              <w:rPr>
+                <w:rFonts w:ascii="微软雅黑" w:hAnsi="微软雅黑" w:eastAsia="微软雅黑"/>
+                <w:b/>
+                <w:sz w:val="19"/>
+              </w:rPr>
+              <w:t>chat 的观测</w:t>
+            </w:r>
+          </w:p>
+        </w:tc>
+        <w:tc>
+          <w:tcPr>
+            <w:tcW w:type="dxa" w:w="2880"/>
+          </w:tcPr>
+          <w:p>
+            <w:r>
+              <w:rPr>
+                <w:rFonts w:ascii="微软雅黑" w:hAnsi="微软雅黑" w:eastAsia="微软雅黑"/>
+                <w:b/>
+                <w:sz w:val="19"/>
+              </w:rPr>
+              <w:t>flash 这一轮</w:t>
+            </w:r>
+          </w:p>
+        </w:tc>
+      </w:tr>
+      <w:tr>
+        <w:tc>
+          <w:tcPr>
+            <w:tcW w:type="dxa" w:w="2880"/>
+          </w:tcPr>
+          <w:p>
+            <w:r>
+              <w:rPr>
+                <w:rFonts w:ascii="Consolas" w:hAnsi="Consolas" w:eastAsia="Consolas"/>
+                <w:b w:val="0"/>
+                <w:color w:val="C0392B"/>
+                <w:sz w:val="19"/>
+              </w:rPr>
+              <w:t>click-show-default</w:t>
+            </w:r>
+          </w:p>
+        </w:tc>
+        <w:tc>
+          <w:tcPr>
+            <w:tcW w:type="dxa" w:w="2880"/>
+          </w:tcPr>
+          <w:p>
+            <w:r>
+              <w:rPr>
+                <w:rFonts w:ascii="微软雅黑" w:hAnsi="微软雅黑" w:eastAsia="微软雅黑"/>
+                <w:b w:val="0"/>
+                <w:sz w:val="19"/>
+              </w:rPr>
+              <w:t>4/7 通过（17–28 步）</w:t>
+            </w:r>
+          </w:p>
+        </w:tc>
+        <w:tc>
+          <w:tcPr>
+            <w:tcW w:type="dxa" w:w="2880"/>
+          </w:tcPr>
+          <w:p>
+            <w:r>
+              <w:rPr>
+                <w:rFonts w:ascii="微软雅黑" w:hAnsi="微软雅黑" w:eastAsia="微软雅黑"/>
+                <w:b w:val="0"/>
+                <w:sz w:val="19"/>
+              </w:rPr>
+              <w:t>✓ 通过（17 步 / 20.2 万）</w:t>
+            </w:r>
+          </w:p>
+        </w:tc>
+      </w:tr>
+      <w:tr>
+        <w:tc>
+          <w:tcPr>
+            <w:tcW w:type="dxa" w:w="2880"/>
+          </w:tcPr>
+          <w:p>
+            <w:r>
+              <w:rPr>
+                <w:rFonts w:ascii="Consolas" w:hAnsi="Consolas" w:eastAsia="Consolas"/>
+                <w:b w:val="0"/>
+                <w:color w:val="C0392B"/>
+                <w:sz w:val="19"/>
+              </w:rPr>
+              <w:t>click-unset-defaults</w:t>
+            </w:r>
+          </w:p>
+        </w:tc>
+        <w:tc>
+          <w:tcPr>
+            <w:tcW w:type="dxa" w:w="2880"/>
+          </w:tcPr>
+          <w:p>
+            <w:r>
+              <w:rPr>
+                <w:rFonts w:ascii="微软雅黑" w:hAnsi="微软雅黑" w:eastAsia="微软雅黑"/>
+                <w:b w:val="0"/>
+                <w:sz w:val="19"/>
+              </w:rPr>
+              <w:t>0/7</w:t>
+            </w:r>
+          </w:p>
+        </w:tc>
+        <w:tc>
+          <w:tcPr>
+            <w:tcW w:type="dxa" w:w="2880"/>
+          </w:tcPr>
+          <w:p>
+            <w:r>
+              <w:rPr>
+                <w:rFonts w:ascii="微软雅黑" w:hAnsi="微软雅黑" w:eastAsia="微软雅黑"/>
+                <w:b w:val="0"/>
+                <w:sz w:val="19"/>
+              </w:rPr>
+              <w:t>✗ 空补丁（13 步 / 22.4 万）</w:t>
+            </w:r>
+          </w:p>
+        </w:tc>
+      </w:tr>
+      <w:tr>
+        <w:tc>
+          <w:tcPr>
+            <w:tcW w:type="dxa" w:w="2880"/>
+          </w:tcPr>
+          <w:p>
+            <w:r>
+              <w:rPr>
+                <w:rFonts w:ascii="Consolas" w:hAnsi="Consolas" w:eastAsia="Consolas"/>
+                <w:b w:val="0"/>
+                <w:color w:val="C0392B"/>
+                <w:sz w:val="19"/>
+              </w:rPr>
+              <w:t>packaging-tag-count</w:t>
+            </w:r>
+          </w:p>
+        </w:tc>
+        <w:tc>
+          <w:tcPr>
+            <w:tcW w:type="dxa" w:w="2880"/>
+          </w:tcPr>
+          <w:p>
+            <w:r>
+              <w:rPr>
+                <w:rFonts w:ascii="微软雅黑" w:hAnsi="微软雅黑" w:eastAsia="微软雅黑"/>
+                <w:b w:val="0"/>
+                <w:sz w:val="19"/>
+              </w:rPr>
+              <w:t>7/7（4–9 步）</w:t>
+            </w:r>
+          </w:p>
+        </w:tc>
+        <w:tc>
+          <w:tcPr>
+            <w:tcW w:type="dxa" w:w="2880"/>
+          </w:tcPr>
+          <w:p>
+            <w:r>
+              <w:rPr>
+                <w:rFonts w:ascii="微软雅黑" w:hAnsi="微软雅黑" w:eastAsia="微软雅黑"/>
+                <w:b w:val="0"/>
+                <w:sz w:val="19"/>
+              </w:rPr>
+              <w:t>✓ 通过（9 步 / 6.2 万）</w:t>
+            </w:r>
+          </w:p>
+        </w:tc>
+      </w:tr>
+      <w:tr>
+        <w:tc>
+          <w:tcPr>
+            <w:tcW w:type="dxa" w:w="2880"/>
+          </w:tcPr>
+          <w:p>
+            <w:r>
+              <w:rPr>
+                <w:rFonts w:ascii="Consolas" w:hAnsi="Consolas" w:eastAsia="Consolas"/>
+                <w:b w:val="0"/>
+                <w:color w:val="C0392B"/>
+                <w:sz w:val="19"/>
+              </w:rPr>
+              <w:t>werkzeug-int-url</w:t>
+            </w:r>
+          </w:p>
+        </w:tc>
+        <w:tc>
+          <w:tcPr>
+            <w:tcW w:type="dxa" w:w="2880"/>
+          </w:tcPr>
+          <w:p>
+            <w:r>
+              <w:rPr>
+                <w:rFonts w:ascii="微软雅黑" w:hAnsi="微软雅黑" w:eastAsia="微软雅黑"/>
+                <w:b w:val="0"/>
+                <w:sz w:val="19"/>
+              </w:rPr>
+              <w:t>7/7（5–10 步 / 4–8 万）</w:t>
+            </w:r>
+          </w:p>
+        </w:tc>
+        <w:tc>
+          <w:tcPr>
+            <w:tcW w:type="dxa" w:w="2880"/>
+          </w:tcPr>
+          <w:p>
+            <w:r>
+              <w:rPr>
+                <w:rFonts w:ascii="微软雅黑" w:hAnsi="微软雅黑" w:eastAsia="微软雅黑"/>
+                <w:b w:val="0"/>
+                <w:sz w:val="19"/>
+              </w:rPr>
+              <w:t>✓ 通过（</w:t>
+            </w:r>
+            <w:r>
+              <w:rPr>
+                <w:rFonts w:ascii="微软雅黑" w:hAnsi="微软雅黑" w:eastAsia="微软雅黑"/>
+                <w:b/>
+                <w:sz w:val="19"/>
+              </w:rPr>
+              <w:t>17 步 / 17.3 万</w:t>
+            </w:r>
+            <w:r>
+              <w:rPr>
+                <w:rFonts w:ascii="微软雅黑" w:hAnsi="微软雅黑" w:eastAsia="微软雅黑"/>
+                <w:b w:val="0"/>
+                <w:sz w:val="19"/>
+              </w:rPr>
+              <w:t>）</w:t>
+            </w:r>
+          </w:p>
+        </w:tc>
+      </w:tr>
+    </w:tbl>
+    <w:p/>
+    <w:p>
+      <w:pPr>
+        <w:jc w:val="left"/>
+      </w:pPr>
+      <w:r>
+        <w:rPr>
+          <w:rFonts w:ascii="微软雅黑" w:hAnsi="微软雅黑" w:eastAsia="微软雅黑"/>
+          <w:b/>
+          <w:sz w:val="21"/>
+        </w:rPr>
+        <w:t>不换，但理由不是通过率</w:t>
+      </w:r>
+      <w:r>
+        <w:rPr>
+          <w:rFonts w:ascii="微软雅黑" w:hAnsi="微软雅黑" w:eastAsia="微软雅黑"/>
+          <w:b w:val="0"/>
+          <w:sz w:val="21"/>
+        </w:rPr>
+        <w:t>（3/4 与 chat 在同一噪声带，而且 4 条样本说明不了什么）：</w:t>
+      </w:r>
+    </w:p>
+    <w:p>
+      <w:pPr>
+        <w:jc w:val="left"/>
+      </w:pPr>
+      <w:r>
+        <w:rPr>
+          <w:rFonts w:ascii="微软雅黑" w:hAnsi="微软雅黑" w:eastAsia="微软雅黑"/>
+          <w:b w:val="0"/>
+          <w:sz w:val="21"/>
+        </w:rPr>
+        <w:t>同一样任务 flash 要花更多步与更多 token（平均 14.0 步 / 16.5 万 vs 10.5–12.4 步 / 9.3–11.5 万），</w:t>
+      </w:r>
+    </w:p>
+    <w:p>
+      <w:pPr>
+        <w:jc w:val="left"/>
+      </w:pPr>
+      <w:r>
+        <w:rPr>
+          <w:rFonts w:ascii="微软雅黑" w:hAnsi="微软雅黑" w:eastAsia="微软雅黑"/>
+          <w:b w:val="0"/>
+          <w:sz w:val="21"/>
+        </w:rPr>
+        <w:t>两条本来 5–10 步的题在它手上变成 17 步 / 17 万 token。按 litellm 的价目</w:t>
+      </w:r>
+    </w:p>
+    <w:p>
+      <w:pPr>
+        <w:jc w:val="left"/>
+      </w:pPr>
+      <w:r>
+        <w:rPr>
+          <w:rFonts w:ascii="微软雅黑" w:hAnsi="微软雅黑" w:eastAsia="微软雅黑"/>
+          <w:b w:val="0"/>
+          <w:sz w:val="21"/>
+        </w:rPr>
+        <w:t>（chat 输入 $0.28/M、输出 $0.42/M；flash 输入 $0.30/M、</w:t>
+      </w:r>
+      <w:r>
+        <w:rPr>
+          <w:rFonts w:ascii="微软雅黑" w:hAnsi="微软雅黑" w:eastAsia="微软雅黑"/>
+          <w:b/>
+          <w:sz w:val="21"/>
+        </w:rPr>
+        <w:t>输出 $1.20/M</w:t>
+      </w:r>
+      <w:r>
+        <w:rPr>
+          <w:rFonts w:ascii="微软雅黑" w:hAnsi="微软雅黑" w:eastAsia="微软雅黑"/>
+          <w:b w:val="0"/>
+          <w:sz w:val="21"/>
+        </w:rPr>
+        <w:t>）输出贵 2.9 倍，</w:t>
+      </w:r>
+    </w:p>
+    <w:p>
+      <w:pPr>
+        <w:jc w:val="left"/>
+      </w:pPr>
+      <w:r>
+        <w:rPr>
+          <w:rFonts w:ascii="微软雅黑" w:hAnsi="微软雅黑" w:eastAsia="微软雅黑"/>
+          <w:b w:val="0"/>
+          <w:sz w:val="21"/>
+        </w:rPr>
+        <w:t>而多花出来的正是输出那一侧。它唯一的优势是上下文 1M（chat 131k），这批任务用不到。</w:t>
+      </w:r>
+    </w:p>
+    <w:p>
+      <w:pPr>
+        <w:jc w:val="left"/>
+      </w:pPr>
+      <w:r>
+        <w:rPr>
+          <w:rFonts w:ascii="微软雅黑" w:hAnsi="微软雅黑" w:eastAsia="微软雅黑"/>
+          <w:b w:val="0"/>
+          <w:sz w:val="21"/>
+        </w:rPr>
+        <w:t>一个别拿来当结论的数：probe 平均费用 $0.0072，比 chat 批次的 $0.0080–$0.0108 还低。</w:t>
+      </w:r>
+    </w:p>
+    <w:p>
+      <w:pPr>
+        <w:jc w:val="left"/>
+      </w:pPr>
+      <w:r>
+        <w:rPr>
+          <w:rFonts w:ascii="微软雅黑" w:hAnsi="微软雅黑" w:eastAsia="微软雅黑"/>
+          <w:b w:val="0"/>
+          <w:sz w:val="21"/>
+        </w:rPr>
+        <w:t>这不是"flash 更便宜"的证据——两次的输入/输出配比与 prompt 缓存命中率不同，</w:t>
+      </w:r>
+    </w:p>
+    <w:p>
+      <w:pPr>
+        <w:jc w:val="left"/>
+      </w:pPr>
+      <w:r>
+        <w:rPr>
+          <w:rFonts w:ascii="微软雅黑" w:hAnsi="微软雅黑" w:eastAsia="微软雅黑"/>
+          <w:b w:val="0"/>
+          <w:sz w:val="21"/>
+        </w:rPr>
+        <w:t>litellm 返回的是按实际 usage 算的账单（实测混合单价 chat ~$0.09/M token、flash ~$0.044/M token，</w:t>
+      </w:r>
+    </w:p>
+    <w:p>
+      <w:pPr>
+        <w:jc w:val="left"/>
+      </w:pPr>
+      <w:r>
+        <w:rPr>
+          <w:rFonts w:ascii="微软雅黑" w:hAnsi="微软雅黑" w:eastAsia="微软雅黑"/>
+          <w:b w:val="0"/>
+          <w:sz w:val="21"/>
+        </w:rPr>
+        <w:t>都远低于价目表，因为大部分 prompt token 命中缓存）。**判断换不换模型要看步数与 token 的分项，</w:t>
+      </w:r>
+    </w:p>
+    <w:p>
+      <w:pPr>
+        <w:jc w:val="left"/>
+      </w:pPr>
+      <w:r>
+        <w:rPr>
+          <w:rFonts w:ascii="微软雅黑" w:hAnsi="微软雅黑" w:eastAsia="微软雅黑"/>
+          <w:b w:val="0"/>
+          <w:sz w:val="21"/>
+        </w:rPr>
+        <w:t>而不是账单的一位小数。**</w:t>
       </w:r>
     </w:p>
     <w:p>

--- a/工作日志.docx
+++ b/工作日志.docx
@@ -2376,6 +2376,746 @@
           </w:p>
         </w:tc>
       </w:tr>
+      <w:tr>
+        <w:tc>
+          <w:tcPr>
+            <w:tcW w:type="dxa" w:w="785"/>
+          </w:tcPr>
+          <w:p>
+            <w:r>
+              <w:rPr>
+                <w:rFonts w:ascii="Consolas" w:hAnsi="Consolas" w:eastAsia="Consolas"/>
+                <w:b w:val="0"/>
+                <w:color w:val="C0392B"/>
+                <w:sz w:val="19"/>
+              </w:rPr>
+              <w:t>m3-golden-20-nudge</w:t>
+            </w:r>
+          </w:p>
+        </w:tc>
+        <w:tc>
+          <w:tcPr>
+            <w:tcW w:type="dxa" w:w="785"/>
+          </w:tcPr>
+          <w:p>
+            <w:r>
+              <w:rPr>
+                <w:rFonts w:ascii="Consolas" w:hAnsi="Consolas" w:eastAsia="Consolas"/>
+                <w:b w:val="0"/>
+                <w:color w:val="C0392B"/>
+                <w:sz w:val="19"/>
+              </w:rPr>
+              <w:t>deepseek/deepseek-chat</w:t>
+            </w:r>
+          </w:p>
+        </w:tc>
+        <w:tc>
+          <w:tcPr>
+            <w:tcW w:type="dxa" w:w="785"/>
+          </w:tcPr>
+          <w:p>
+            <w:r>
+              <w:rPr>
+                <w:rFonts w:ascii="微软雅黑" w:hAnsi="微软雅黑" w:eastAsia="微软雅黑"/>
+                <w:b w:val="0"/>
+                <w:sz w:val="19"/>
+              </w:rPr>
+              <w:t>20</w:t>
+            </w:r>
+          </w:p>
+        </w:tc>
+        <w:tc>
+          <w:tcPr>
+            <w:tcW w:type="dxa" w:w="785"/>
+          </w:tcPr>
+          <w:p>
+            <w:r>
+              <w:rPr>
+                <w:rFonts w:ascii="微软雅黑" w:hAnsi="微软雅黑" w:eastAsia="微软雅黑"/>
+                <w:b/>
+                <w:sz w:val="19"/>
+              </w:rPr>
+              <w:t>19/20 (95%)</w:t>
+            </w:r>
+          </w:p>
+        </w:tc>
+        <w:tc>
+          <w:tcPr>
+            <w:tcW w:type="dxa" w:w="785"/>
+          </w:tcPr>
+          <w:p>
+            <w:r>
+              <w:rPr>
+                <w:rFonts w:ascii="微软雅黑" w:hAnsi="微软雅黑" w:eastAsia="微软雅黑"/>
+                <w:b w:val="0"/>
+                <w:sz w:val="19"/>
+              </w:rPr>
+              <w:t>12.10</w:t>
+            </w:r>
+          </w:p>
+        </w:tc>
+        <w:tc>
+          <w:tcPr>
+            <w:tcW w:type="dxa" w:w="785"/>
+          </w:tcPr>
+          <w:p>
+            <w:r>
+              <w:rPr>
+                <w:rFonts w:ascii="微软雅黑" w:hAnsi="微软雅黑" w:eastAsia="微软雅黑"/>
+                <w:b w:val="0"/>
+                <w:sz w:val="19"/>
+              </w:rPr>
+              <w:t>114,611</w:t>
+            </w:r>
+          </w:p>
+        </w:tc>
+        <w:tc>
+          <w:tcPr>
+            <w:tcW w:type="dxa" w:w="785"/>
+          </w:tcPr>
+          <w:p>
+            <w:r>
+              <w:rPr>
+                <w:rFonts w:ascii="微软雅黑" w:hAnsi="微软雅黑" w:eastAsia="微软雅黑"/>
+                <w:b w:val="0"/>
+                <w:sz w:val="19"/>
+              </w:rPr>
+              <w:t>$0.0095</w:t>
+            </w:r>
+          </w:p>
+        </w:tc>
+        <w:tc>
+          <w:tcPr>
+            <w:tcW w:type="dxa" w:w="785"/>
+          </w:tcPr>
+          <w:p>
+            <w:r>
+              <w:rPr>
+                <w:rFonts w:ascii="微软雅黑" w:hAnsi="微软雅黑" w:eastAsia="微软雅黑"/>
+                <w:b w:val="0"/>
+                <w:sz w:val="19"/>
+              </w:rPr>
+              <w:t>44.9s</w:t>
+            </w:r>
+          </w:p>
+        </w:tc>
+        <w:tc>
+          <w:tcPr>
+            <w:tcW w:type="dxa" w:w="785"/>
+          </w:tcPr>
+          <w:p>
+            <w:r>
+              <w:rPr>
+                <w:rFonts w:ascii="微软雅黑" w:hAnsi="微软雅黑" w:eastAsia="微软雅黑"/>
+                <w:b w:val="0"/>
+                <w:sz w:val="19"/>
+              </w:rPr>
+              <w:t>402.2s</w:t>
+            </w:r>
+          </w:p>
+        </w:tc>
+        <w:tc>
+          <w:tcPr>
+            <w:tcW w:type="dxa" w:w="785"/>
+          </w:tcPr>
+          <w:p>
+            <w:r>
+              <w:rPr>
+                <w:rFonts w:ascii="微软雅黑" w:hAnsi="微软雅黑" w:eastAsia="微软雅黑"/>
+                <w:b w:val="0"/>
+                <w:sz w:val="19"/>
+              </w:rPr>
+              <w:t>$0.1902</w:t>
+            </w:r>
+          </w:p>
+        </w:tc>
+        <w:tc>
+          <w:tcPr>
+            <w:tcW w:type="dxa" w:w="785"/>
+          </w:tcPr>
+          <w:p>
+            <w:r>
+              <w:rPr>
+                <w:rFonts w:ascii="微软雅黑" w:hAnsi="微软雅黑" w:eastAsia="微软雅黑"/>
+                <w:b w:val="0"/>
+                <w:sz w:val="19"/>
+              </w:rPr>
+              <w:t>单变量：预算感知提示（预警档 + 最后通牒档，按最近的天花板触发）。19/20，唯一失败是 pass_to_pass 回归；20 条里只有 1 条撞天花板（上一轮 3 条）</w:t>
+            </w:r>
+          </w:p>
+        </w:tc>
+      </w:tr>
+      <w:tr>
+        <w:tc>
+          <w:tcPr>
+            <w:tcW w:type="dxa" w:w="785"/>
+          </w:tcPr>
+          <w:p>
+            <w:r>
+              <w:rPr>
+                <w:rFonts w:ascii="Consolas" w:hAnsi="Consolas" w:eastAsia="Consolas"/>
+                <w:b w:val="0"/>
+                <w:color w:val="C0392B"/>
+                <w:sz w:val="19"/>
+              </w:rPr>
+              <w:t>m3-golden-20-nudge2</w:t>
+            </w:r>
+          </w:p>
+        </w:tc>
+        <w:tc>
+          <w:tcPr>
+            <w:tcW w:type="dxa" w:w="785"/>
+          </w:tcPr>
+          <w:p>
+            <w:r>
+              <w:rPr>
+                <w:rFonts w:ascii="Consolas" w:hAnsi="Consolas" w:eastAsia="Consolas"/>
+                <w:b w:val="0"/>
+                <w:color w:val="C0392B"/>
+                <w:sz w:val="19"/>
+              </w:rPr>
+              <w:t>deepseek/deepseek-chat</w:t>
+            </w:r>
+          </w:p>
+        </w:tc>
+        <w:tc>
+          <w:tcPr>
+            <w:tcW w:type="dxa" w:w="785"/>
+          </w:tcPr>
+          <w:p>
+            <w:r>
+              <w:rPr>
+                <w:rFonts w:ascii="微软雅黑" w:hAnsi="微软雅黑" w:eastAsia="微软雅黑"/>
+                <w:b w:val="0"/>
+                <w:sz w:val="19"/>
+              </w:rPr>
+              <w:t>20</w:t>
+            </w:r>
+          </w:p>
+        </w:tc>
+        <w:tc>
+          <w:tcPr>
+            <w:tcW w:type="dxa" w:w="785"/>
+          </w:tcPr>
+          <w:p>
+            <w:r>
+              <w:rPr>
+                <w:rFonts w:ascii="微软雅黑" w:hAnsi="微软雅黑" w:eastAsia="微软雅黑"/>
+                <w:b/>
+                <w:sz w:val="19"/>
+              </w:rPr>
+              <w:t>19/20 (95%)</w:t>
+            </w:r>
+          </w:p>
+        </w:tc>
+        <w:tc>
+          <w:tcPr>
+            <w:tcW w:type="dxa" w:w="785"/>
+          </w:tcPr>
+          <w:p>
+            <w:r>
+              <w:rPr>
+                <w:rFonts w:ascii="微软雅黑" w:hAnsi="微软雅黑" w:eastAsia="微软雅黑"/>
+                <w:b w:val="0"/>
+                <w:sz w:val="19"/>
+              </w:rPr>
+              <w:t>12.55</w:t>
+            </w:r>
+          </w:p>
+        </w:tc>
+        <w:tc>
+          <w:tcPr>
+            <w:tcW w:type="dxa" w:w="785"/>
+          </w:tcPr>
+          <w:p>
+            <w:r>
+              <w:rPr>
+                <w:rFonts w:ascii="微软雅黑" w:hAnsi="微软雅黑" w:eastAsia="微软雅黑"/>
+                <w:b w:val="0"/>
+                <w:sz w:val="19"/>
+              </w:rPr>
+              <w:t>118,308</w:t>
+            </w:r>
+          </w:p>
+        </w:tc>
+        <w:tc>
+          <w:tcPr>
+            <w:tcW w:type="dxa" w:w="785"/>
+          </w:tcPr>
+          <w:p>
+            <w:r>
+              <w:rPr>
+                <w:rFonts w:ascii="微软雅黑" w:hAnsi="微软雅黑" w:eastAsia="微软雅黑"/>
+                <w:b w:val="0"/>
+                <w:sz w:val="19"/>
+              </w:rPr>
+              <w:t>$0.0106</w:t>
+            </w:r>
+          </w:p>
+        </w:tc>
+        <w:tc>
+          <w:tcPr>
+            <w:tcW w:type="dxa" w:w="785"/>
+          </w:tcPr>
+          <w:p>
+            <w:r>
+              <w:rPr>
+                <w:rFonts w:ascii="微软雅黑" w:hAnsi="微软雅黑" w:eastAsia="微软雅黑"/>
+                <w:b w:val="0"/>
+                <w:sz w:val="19"/>
+              </w:rPr>
+              <w:t>49.4s</w:t>
+            </w:r>
+          </w:p>
+        </w:tc>
+        <w:tc>
+          <w:tcPr>
+            <w:tcW w:type="dxa" w:w="785"/>
+          </w:tcPr>
+          <w:p>
+            <w:r>
+              <w:rPr>
+                <w:rFonts w:ascii="微软雅黑" w:hAnsi="微软雅黑" w:eastAsia="微软雅黑"/>
+                <w:b w:val="0"/>
+                <w:sz w:val="19"/>
+              </w:rPr>
+              <w:t>403.6s</w:t>
+            </w:r>
+          </w:p>
+        </w:tc>
+        <w:tc>
+          <w:tcPr>
+            <w:tcW w:type="dxa" w:w="785"/>
+          </w:tcPr>
+          <w:p>
+            <w:r>
+              <w:rPr>
+                <w:rFonts w:ascii="微软雅黑" w:hAnsi="微软雅黑" w:eastAsia="微软雅黑"/>
+                <w:b w:val="0"/>
+                <w:sz w:val="19"/>
+              </w:rPr>
+              <w:t>$0.2129</w:t>
+            </w:r>
+          </w:p>
+        </w:tc>
+        <w:tc>
+          <w:tcPr>
+            <w:tcW w:type="dxa" w:w="785"/>
+          </w:tcPr>
+          <w:p>
+            <w:r>
+              <w:rPr>
+                <w:rFonts w:ascii="微软雅黑" w:hAnsi="微软雅黑" w:eastAsia="微软雅黑"/>
+                <w:b w:val="0"/>
+                <w:sz w:val="19"/>
+              </w:rPr>
+              <w:t>提示复跑第二轮：19/20（fail_to_pass）。4 条难任务全部通过；撞天花板 3 条但其中 2 条已改对（终止后回收 diff 通过）</w:t>
+            </w:r>
+          </w:p>
+        </w:tc>
+      </w:tr>
+      <w:tr>
+        <w:tc>
+          <w:tcPr>
+            <w:tcW w:type="dxa" w:w="785"/>
+          </w:tcPr>
+          <w:p>
+            <w:r>
+              <w:rPr>
+                <w:rFonts w:ascii="Consolas" w:hAnsi="Consolas" w:eastAsia="Consolas"/>
+                <w:b w:val="0"/>
+                <w:color w:val="C0392B"/>
+                <w:sz w:val="19"/>
+              </w:rPr>
+              <w:t>m3-golden-20-nudge3</w:t>
+            </w:r>
+          </w:p>
+        </w:tc>
+        <w:tc>
+          <w:tcPr>
+            <w:tcW w:type="dxa" w:w="785"/>
+          </w:tcPr>
+          <w:p>
+            <w:r>
+              <w:rPr>
+                <w:rFonts w:ascii="Consolas" w:hAnsi="Consolas" w:eastAsia="Consolas"/>
+                <w:b w:val="0"/>
+                <w:color w:val="C0392B"/>
+                <w:sz w:val="19"/>
+              </w:rPr>
+              <w:t>deepseek/deepseek-chat</w:t>
+            </w:r>
+          </w:p>
+        </w:tc>
+        <w:tc>
+          <w:tcPr>
+            <w:tcW w:type="dxa" w:w="785"/>
+          </w:tcPr>
+          <w:p>
+            <w:r>
+              <w:rPr>
+                <w:rFonts w:ascii="微软雅黑" w:hAnsi="微软雅黑" w:eastAsia="微软雅黑"/>
+                <w:b w:val="0"/>
+                <w:sz w:val="19"/>
+              </w:rPr>
+              <w:t>20</w:t>
+            </w:r>
+          </w:p>
+        </w:tc>
+        <w:tc>
+          <w:tcPr>
+            <w:tcW w:type="dxa" w:w="785"/>
+          </w:tcPr>
+          <w:p>
+            <w:r>
+              <w:rPr>
+                <w:rFonts w:ascii="微软雅黑" w:hAnsi="微软雅黑" w:eastAsia="微软雅黑"/>
+                <w:b/>
+                <w:sz w:val="19"/>
+              </w:rPr>
+              <w:t>20/20 (100%)</w:t>
+            </w:r>
+          </w:p>
+        </w:tc>
+        <w:tc>
+          <w:tcPr>
+            <w:tcW w:type="dxa" w:w="785"/>
+          </w:tcPr>
+          <w:p>
+            <w:r>
+              <w:rPr>
+                <w:rFonts w:ascii="微软雅黑" w:hAnsi="微软雅黑" w:eastAsia="微软雅黑"/>
+                <w:b w:val="0"/>
+                <w:sz w:val="19"/>
+              </w:rPr>
+              <w:t>13.30</w:t>
+            </w:r>
+          </w:p>
+        </w:tc>
+        <w:tc>
+          <w:tcPr>
+            <w:tcW w:type="dxa" w:w="785"/>
+          </w:tcPr>
+          <w:p>
+            <w:r>
+              <w:rPr>
+                <w:rFonts w:ascii="微软雅黑" w:hAnsi="微软雅黑" w:eastAsia="微软雅黑"/>
+                <w:b w:val="0"/>
+                <w:sz w:val="19"/>
+              </w:rPr>
+              <w:t>123,748</w:t>
+            </w:r>
+          </w:p>
+        </w:tc>
+        <w:tc>
+          <w:tcPr>
+            <w:tcW w:type="dxa" w:w="785"/>
+          </w:tcPr>
+          <w:p>
+            <w:r>
+              <w:rPr>
+                <w:rFonts w:ascii="微软雅黑" w:hAnsi="微软雅黑" w:eastAsia="微软雅黑"/>
+                <w:b w:val="0"/>
+                <w:sz w:val="19"/>
+              </w:rPr>
+              <w:t>$0.0102</w:t>
+            </w:r>
+          </w:p>
+        </w:tc>
+        <w:tc>
+          <w:tcPr>
+            <w:tcW w:type="dxa" w:w="785"/>
+          </w:tcPr>
+          <w:p>
+            <w:r>
+              <w:rPr>
+                <w:rFonts w:ascii="微软雅黑" w:hAnsi="微软雅黑" w:eastAsia="微软雅黑"/>
+                <w:b w:val="0"/>
+                <w:sz w:val="19"/>
+              </w:rPr>
+              <w:t>60.3s</w:t>
+            </w:r>
+          </w:p>
+        </w:tc>
+        <w:tc>
+          <w:tcPr>
+            <w:tcW w:type="dxa" w:w="785"/>
+          </w:tcPr>
+          <w:p>
+            <w:r>
+              <w:rPr>
+                <w:rFonts w:ascii="微软雅黑" w:hAnsi="微软雅黑" w:eastAsia="微软雅黑"/>
+                <w:b w:val="0"/>
+                <w:sz w:val="19"/>
+              </w:rPr>
+              <w:t>611.6s</w:t>
+            </w:r>
+          </w:p>
+        </w:tc>
+        <w:tc>
+          <w:tcPr>
+            <w:tcW w:type="dxa" w:w="785"/>
+          </w:tcPr>
+          <w:p>
+            <w:r>
+              <w:rPr>
+                <w:rFonts w:ascii="微软雅黑" w:hAnsi="微软雅黑" w:eastAsia="微软雅黑"/>
+                <w:b w:val="0"/>
+                <w:sz w:val="19"/>
+              </w:rPr>
+              <w:t>$0.2030</w:t>
+            </w:r>
+          </w:p>
+        </w:tc>
+        <w:tc>
+          <w:tcPr>
+            <w:tcW w:type="dxa" w:w="785"/>
+          </w:tcPr>
+          <w:p>
+            <w:r>
+              <w:rPr>
+                <w:rFonts w:ascii="微软雅黑" w:hAnsi="微软雅黑" w:eastAsia="微软雅黑"/>
+                <w:b w:val="0"/>
+                <w:sz w:val="19"/>
+              </w:rPr>
+              <w:t>提示复跑第三轮：</w:t>
+            </w:r>
+            <w:r>
+              <w:rPr>
+                <w:rFonts w:ascii="微软雅黑" w:hAnsi="微软雅黑" w:eastAsia="微软雅黑"/>
+                <w:b/>
+                <w:sz w:val="19"/>
+              </w:rPr>
+              <w:t>20/20（100%）</w:t>
+            </w:r>
+            <w:r>
+              <w:rPr>
+                <w:rFonts w:ascii="微软雅黑" w:hAnsi="微软雅黑" w:eastAsia="微软雅黑"/>
+                <w:b w:val="0"/>
+                <w:sz w:val="19"/>
+              </w:rPr>
+              <w:t>，首次满分，含 7 轮全败的 click-unset-defaults（撞线后回收 diff）。墙钟 611.6s 里 451s 是同一条任务连撞 5 次 90s 超时（多文件 pytest 挂住），占全批 bash 时间 68%</w:t>
+            </w:r>
+          </w:p>
+        </w:tc>
+      </w:tr>
+      <w:tr>
+        <w:tc>
+          <w:tcPr>
+            <w:tcW w:type="dxa" w:w="785"/>
+          </w:tcPr>
+          <w:p>
+            <w:r>
+              <w:rPr>
+                <w:rFonts w:ascii="Consolas" w:hAnsi="Consolas" w:eastAsia="Consolas"/>
+                <w:b w:val="0"/>
+                <w:color w:val="C0392B"/>
+                <w:sz w:val="19"/>
+              </w:rPr>
+              <w:t>m3-nudge-only</w:t>
+            </w:r>
+          </w:p>
+        </w:tc>
+        <w:tc>
+          <w:tcPr>
+            <w:tcW w:type="dxa" w:w="785"/>
+          </w:tcPr>
+          <w:p>
+            <w:r>
+              <w:rPr>
+                <w:rFonts w:ascii="Consolas" w:hAnsi="Consolas" w:eastAsia="Consolas"/>
+                <w:b w:val="0"/>
+                <w:color w:val="C0392B"/>
+                <w:sz w:val="19"/>
+              </w:rPr>
+              <w:t>deepseek/deepseek-chat</w:t>
+            </w:r>
+          </w:p>
+        </w:tc>
+        <w:tc>
+          <w:tcPr>
+            <w:tcW w:type="dxa" w:w="785"/>
+          </w:tcPr>
+          <w:p>
+            <w:r>
+              <w:rPr>
+                <w:rFonts w:ascii="微软雅黑" w:hAnsi="微软雅黑" w:eastAsia="微软雅黑"/>
+                <w:b w:val="0"/>
+                <w:sz w:val="19"/>
+              </w:rPr>
+              <w:t>3</w:t>
+            </w:r>
+          </w:p>
+        </w:tc>
+        <w:tc>
+          <w:tcPr>
+            <w:tcW w:type="dxa" w:w="785"/>
+          </w:tcPr>
+          <w:p>
+            <w:r>
+              <w:rPr>
+                <w:rFonts w:ascii="微软雅黑" w:hAnsi="微软雅黑" w:eastAsia="微软雅黑"/>
+                <w:b/>
+                <w:sz w:val="19"/>
+              </w:rPr>
+              <w:t>3/3 (100%)</w:t>
+            </w:r>
+          </w:p>
+        </w:tc>
+        <w:tc>
+          <w:tcPr>
+            <w:tcW w:type="dxa" w:w="785"/>
+          </w:tcPr>
+          <w:p>
+            <w:r>
+              <w:rPr>
+                <w:rFonts w:ascii="微软雅黑" w:hAnsi="微软雅黑" w:eastAsia="微软雅黑"/>
+                <w:b w:val="0"/>
+                <w:sz w:val="19"/>
+              </w:rPr>
+              <w:t>25.33</w:t>
+            </w:r>
+          </w:p>
+        </w:tc>
+        <w:tc>
+          <w:tcPr>
+            <w:tcW w:type="dxa" w:w="785"/>
+          </w:tcPr>
+          <w:p>
+            <w:r>
+              <w:rPr>
+                <w:rFonts w:ascii="微软雅黑" w:hAnsi="微软雅黑" w:eastAsia="微软雅黑"/>
+                <w:b w:val="0"/>
+                <w:sz w:val="19"/>
+              </w:rPr>
+              <w:t>350,232</w:t>
+            </w:r>
+          </w:p>
+        </w:tc>
+        <w:tc>
+          <w:tcPr>
+            <w:tcW w:type="dxa" w:w="785"/>
+          </w:tcPr>
+          <w:p>
+            <w:r>
+              <w:rPr>
+                <w:rFonts w:ascii="微软雅黑" w:hAnsi="微软雅黑" w:eastAsia="微软雅黑"/>
+                <w:b w:val="0"/>
+                <w:sz w:val="19"/>
+              </w:rPr>
+              <w:t>$0.0373</w:t>
+            </w:r>
+          </w:p>
+        </w:tc>
+        <w:tc>
+          <w:tcPr>
+            <w:tcW w:type="dxa" w:w="785"/>
+          </w:tcPr>
+          <w:p>
+            <w:r>
+              <w:rPr>
+                <w:rFonts w:ascii="微软雅黑" w:hAnsi="微软雅黑" w:eastAsia="微软雅黑"/>
+                <w:b w:val="0"/>
+                <w:sz w:val="19"/>
+              </w:rPr>
+              <w:t>46.8s</w:t>
+            </w:r>
+          </w:p>
+        </w:tc>
+        <w:tc>
+          <w:tcPr>
+            <w:tcW w:type="dxa" w:w="785"/>
+          </w:tcPr>
+          <w:p>
+            <w:r>
+              <w:rPr>
+                <w:rFonts w:ascii="微软雅黑" w:hAnsi="微软雅黑" w:eastAsia="微软雅黑"/>
+                <w:b w:val="0"/>
+                <w:sz w:val="19"/>
+              </w:rPr>
+              <w:t>40.1s</w:t>
+            </w:r>
+          </w:p>
+        </w:tc>
+        <w:tc>
+          <w:tcPr>
+            <w:tcW w:type="dxa" w:w="785"/>
+          </w:tcPr>
+          <w:p>
+            <w:r>
+              <w:rPr>
+                <w:rFonts w:ascii="微软雅黑" w:hAnsi="微软雅黑" w:eastAsia="微软雅黑"/>
+                <w:b w:val="0"/>
+                <w:sz w:val="19"/>
+              </w:rPr>
+              <w:t>$0.1120</w:t>
+            </w:r>
+          </w:p>
+        </w:tc>
+        <w:tc>
+          <w:tcPr>
+            <w:tcW w:type="dxa" w:w="785"/>
+          </w:tcPr>
+          <w:p>
+            <w:r>
+              <w:rPr>
+                <w:rFonts w:ascii="微软雅黑" w:hAnsi="微软雅黑" w:eastAsia="微软雅黑"/>
+                <w:b w:val="0"/>
+                <w:sz w:val="19"/>
+              </w:rPr>
+              <w:t>定向探路（3 条难任务）：</w:t>
+            </w:r>
+            <w:r>
+              <w:rPr>
+                <w:rFonts w:ascii="微软雅黑" w:hAnsi="微软雅黑" w:eastAsia="微软雅黑"/>
+                <w:b/>
+                <w:sz w:val="19"/>
+              </w:rPr>
+              <w:t>3/3</w:t>
+            </w:r>
+            <w:r>
+              <w:rPr>
+                <w:rFonts w:ascii="微软雅黑" w:hAnsi="微软雅黑" w:eastAsia="微软雅黑"/>
+                <w:b w:val="0"/>
+                <w:sz w:val="19"/>
+              </w:rPr>
+              <w:t xml:space="preserve">，其中 click-unset-defaults </w:t>
+            </w:r>
+            <w:r>
+              <w:rPr>
+                <w:rFonts w:ascii="微软雅黑" w:hAnsi="微软雅黑" w:eastAsia="微软雅黑"/>
+                <w:b/>
+                <w:sz w:val="19"/>
+              </w:rPr>
+              <w:t>首次通过</w:t>
+            </w:r>
+            <w:r>
+              <w:rPr>
+                <w:rFonts w:ascii="微软雅黑" w:hAnsi="微软雅黑" w:eastAsia="微软雅黑"/>
+                <w:b w:val="0"/>
+                <w:sz w:val="19"/>
+              </w:rPr>
+              <w:t>（此前 7 轮全败）。packaging-interp-tags 收到「你还没改过任何源码」的提示后</w:t>
+            </w:r>
+            <w:r>
+              <w:rPr>
+                <w:rFonts w:ascii="微软雅黑" w:hAnsi="微软雅黑" w:eastAsia="微软雅黑"/>
+                <w:b/>
+                <w:sz w:val="19"/>
+              </w:rPr>
+              <w:t>下一步就开始改源码</w:t>
+            </w:r>
+            <w:r>
+              <w:rPr>
+                <w:rFonts w:ascii="微软雅黑" w:hAnsi="微软雅黑" w:eastAsia="微软雅黑"/>
+                <w:b w:val="0"/>
+                <w:sz w:val="19"/>
+              </w:rPr>
+              <w:t>（此前 7/7 轮零编辑）</w:t>
+            </w:r>
+          </w:p>
+        </w:tc>
+      </w:tr>
     </w:tbl>
     <w:p/>
     <w:p>
@@ -18705,6 +19445,2767 @@
           <w:sz w:val="21"/>
         </w:rPr>
         <w:t>需要替换成新文案；Topics 是否已填也还未知。</w:t>
+      </w:r>
+    </w:p>
+    <w:p>
+      <w:pPr>
+        <w:pStyle w:val="Heading2"/>
+      </w:pPr>
+      <w:r>
+        <w:rPr>
+          <w:rFonts w:ascii="微软雅黑" w:hAnsi="微软雅黑" w:eastAsia="微软雅黑"/>
+          <w:b w:val="0"/>
+          <w:sz w:val="21"/>
+        </w:rPr>
+        <w:t>2026-09-22 · 预算感知提示：把"不可复现的终点"变成"自己能收尾"</w:t>
+      </w:r>
+    </w:p>
+    <w:p>
+      <w:pPr>
+        <w:pStyle w:val="Heading3"/>
+      </w:pPr>
+      <w:r>
+        <w:rPr>
+          <w:rFonts w:ascii="微软雅黑" w:hAnsi="微软雅黑" w:eastAsia="微软雅黑"/>
+          <w:b w:val="0"/>
+          <w:sz w:val="21"/>
+        </w:rPr>
+        <w:t>今天的行动依据（先画像，再动手）</w:t>
+      </w:r>
+    </w:p>
+    <w:p>
+      <w:pPr>
+        <w:jc w:val="left"/>
+      </w:pPr>
+      <w:r>
+        <w:rPr>
+          <w:rFonts w:ascii="微软雅黑" w:hAnsi="微软雅黑" w:eastAsia="微软雅黑"/>
+          <w:b w:val="0"/>
+          <w:sz w:val="21"/>
+        </w:rPr>
+        <w:t>昨天收口时留的判断是"下一步该让那几条任务</w:t>
+      </w:r>
+      <w:r>
+        <w:rPr>
+          <w:rFonts w:ascii="微软雅黑" w:hAnsi="微软雅黑" w:eastAsia="微软雅黑"/>
+          <w:b/>
+          <w:sz w:val="21"/>
+        </w:rPr>
+        <w:t>能收尾</w:t>
+      </w:r>
+      <w:r>
+        <w:rPr>
+          <w:rFonts w:ascii="微软雅黑" w:hAnsi="微软雅黑" w:eastAsia="微软雅黑"/>
+          <w:b w:val="0"/>
+          <w:sz w:val="21"/>
+        </w:rPr>
+        <w:t>"。今天先把它量化：扫描近 7 轮同 20 条任务</w:t>
+      </w:r>
+    </w:p>
+    <w:p>
+      <w:pPr>
+        <w:jc w:val="left"/>
+      </w:pPr>
+      <w:r>
+        <w:rPr>
+          <w:rFonts w:ascii="微软雅黑" w:hAnsi="微软雅黑" w:eastAsia="微软雅黑"/>
+          <w:b w:val="0"/>
+          <w:sz w:val="21"/>
+        </w:rPr>
+        <w:t>（140 次运行、125 通过、15 失败），</w:t>
+      </w:r>
+      <w:r>
+        <w:rPr>
+          <w:rFonts w:ascii="微软雅黑" w:hAnsi="微软雅黑" w:eastAsia="微软雅黑"/>
+          <w:b/>
+          <w:sz w:val="21"/>
+        </w:rPr>
+        <w:t>15 次失败里 11 次全程没编辑过任何源码</w:t>
+      </w:r>
+      <w:r>
+        <w:rPr>
+          <w:rFonts w:ascii="微软雅黑" w:hAnsi="微软雅黑" w:eastAsia="微软雅黑"/>
+          <w:b w:val="0"/>
+          <w:sz w:val="21"/>
+        </w:rPr>
+        <w:t>——token 全烧在</w:t>
+      </w:r>
+    </w:p>
+    <w:p>
+      <w:pPr>
+        <w:jc w:val="left"/>
+      </w:pPr>
+      <w:r>
+        <w:rPr>
+          <w:rFonts w:ascii="Consolas" w:hAnsi="Consolas" w:eastAsia="Consolas"/>
+          <w:b w:val="0"/>
+          <w:color w:val="C0392B"/>
+          <w:sz w:val="19"/>
+        </w:rPr>
+        <w:t>view</w:t>
+      </w:r>
+      <w:r>
+        <w:rPr>
+          <w:rFonts w:ascii="微软雅黑" w:hAnsi="微软雅黑" w:eastAsia="微软雅黑"/>
+          <w:b w:val="0"/>
+          <w:sz w:val="21"/>
+        </w:rPr>
+        <w:t xml:space="preserve"> / </w:t>
+      </w:r>
+      <w:r>
+        <w:rPr>
+          <w:rFonts w:ascii="Consolas" w:hAnsi="Consolas" w:eastAsia="Consolas"/>
+          <w:b w:val="0"/>
+          <w:color w:val="C0392B"/>
+          <w:sz w:val="19"/>
+        </w:rPr>
+        <w:t>bash</w:t>
+      </w:r>
+      <w:r>
+        <w:rPr>
+          <w:rFonts w:ascii="微软雅黑" w:hAnsi="微软雅黑" w:eastAsia="微软雅黑"/>
+          <w:b w:val="0"/>
+          <w:sz w:val="21"/>
+        </w:rPr>
+        <w:t xml:space="preserve"> 侦察上，</w:t>
+      </w:r>
+      <w:r>
+        <w:rPr>
+          <w:rFonts w:ascii="Consolas" w:hAnsi="Consolas" w:eastAsia="Consolas"/>
+          <w:b w:val="0"/>
+          <w:color w:val="C0392B"/>
+          <w:sz w:val="19"/>
+        </w:rPr>
+        <w:t>stop_reason</w:t>
+      </w:r>
+      <w:r>
+        <w:rPr>
+          <w:rFonts w:ascii="微软雅黑" w:hAnsi="微软雅黑" w:eastAsia="微软雅黑"/>
+          <w:b w:val="0"/>
+          <w:sz w:val="21"/>
+        </w:rPr>
+        <w:t xml:space="preserve"> 多为 </w:t>
+      </w:r>
+      <w:r>
+        <w:rPr>
+          <w:rFonts w:ascii="Consolas" w:hAnsi="Consolas" w:eastAsia="Consolas"/>
+          <w:b w:val="0"/>
+          <w:color w:val="C0392B"/>
+          <w:sz w:val="19"/>
+        </w:rPr>
+        <w:t>budget:tokens</w:t>
+      </w:r>
+      <w:r>
+        <w:rPr>
+          <w:rFonts w:ascii="微软雅黑" w:hAnsi="微软雅黑" w:eastAsia="微软雅黑"/>
+          <w:b w:val="0"/>
+          <w:sz w:val="21"/>
+        </w:rPr>
+        <w:t xml:space="preserve">。涉及 </w:t>
+      </w:r>
+      <w:r>
+        <w:rPr>
+          <w:rFonts w:ascii="Consolas" w:hAnsi="Consolas" w:eastAsia="Consolas"/>
+          <w:b w:val="0"/>
+          <w:color w:val="C0392B"/>
+          <w:sz w:val="19"/>
+        </w:rPr>
+        <w:t>click-unset-defaults</w:t>
+      </w:r>
+      <w:r>
+        <w:rPr>
+          <w:rFonts w:ascii="微软雅黑" w:hAnsi="微软雅黑" w:eastAsia="微软雅黑"/>
+          <w:b w:val="0"/>
+          <w:sz w:val="21"/>
+        </w:rPr>
+        <w:t>（7 轮都是）、</w:t>
+      </w:r>
+    </w:p>
+    <w:p>
+      <w:pPr>
+        <w:jc w:val="left"/>
+      </w:pPr>
+      <w:r>
+        <w:rPr>
+          <w:rFonts w:ascii="Consolas" w:hAnsi="Consolas" w:eastAsia="Consolas"/>
+          <w:b w:val="0"/>
+          <w:color w:val="C0392B"/>
+          <w:sz w:val="19"/>
+        </w:rPr>
+        <w:t>packaging-interp-tags</w:t>
+      </w:r>
+      <w:r>
+        <w:rPr>
+          <w:rFonts w:ascii="微软雅黑" w:hAnsi="微软雅黑" w:eastAsia="微软雅黑"/>
+          <w:b w:val="0"/>
+          <w:sz w:val="21"/>
+        </w:rPr>
+        <w:t>（3 轮）、</w:t>
+      </w:r>
+      <w:r>
+        <w:rPr>
+          <w:rFonts w:ascii="Consolas" w:hAnsi="Consolas" w:eastAsia="Consolas"/>
+          <w:b w:val="0"/>
+          <w:color w:val="C0392B"/>
+          <w:sz w:val="19"/>
+        </w:rPr>
+        <w:t>werkzeug-int-str-strict</w:t>
+      </w:r>
+      <w:r>
+        <w:rPr>
+          <w:rFonts w:ascii="微软雅黑" w:hAnsi="微软雅黑" w:eastAsia="微软雅黑"/>
+          <w:b w:val="0"/>
+          <w:sz w:val="21"/>
+        </w:rPr>
+        <w:t xml:space="preserve">（1 轮）。最极端的是 </w:t>
+      </w:r>
+      <w:r>
+        <w:rPr>
+          <w:rFonts w:ascii="Consolas" w:hAnsi="Consolas" w:eastAsia="Consolas"/>
+          <w:b w:val="0"/>
+          <w:color w:val="C0392B"/>
+          <w:sz w:val="19"/>
+        </w:rPr>
+        <w:t>click-unset-defaults</w:t>
+      </w:r>
+      <w:r>
+        <w:rPr>
+          <w:rFonts w:ascii="微软雅黑" w:hAnsi="微软雅黑" w:eastAsia="微软雅黑"/>
+          <w:b w:val="0"/>
+          <w:sz w:val="21"/>
+        </w:rPr>
+        <w:t>：</w:t>
+      </w:r>
+    </w:p>
+    <w:p>
+      <w:pPr>
+        <w:jc w:val="left"/>
+      </w:pPr>
+      <w:r>
+        <w:rPr>
+          <w:rFonts w:ascii="微软雅黑" w:hAnsi="微软雅黑" w:eastAsia="微软雅黑"/>
+          <w:b w:val="0"/>
+          <w:sz w:val="21"/>
+        </w:rPr>
+        <w:t xml:space="preserve">标定那轮烧掉 </w:t>
+      </w:r>
+      <w:r>
+        <w:rPr>
+          <w:rFonts w:ascii="微软雅黑" w:hAnsi="微软雅黑" w:eastAsia="微软雅黑"/>
+          <w:b/>
+          <w:sz w:val="21"/>
+        </w:rPr>
+        <w:t>35.9 万 token、25 步、零源码编辑</w:t>
+      </w:r>
+      <w:r>
+        <w:rPr>
+          <w:rFonts w:ascii="微软雅黑" w:hAnsi="微软雅黑" w:eastAsia="微软雅黑"/>
+          <w:b w:val="0"/>
+          <w:sz w:val="21"/>
+        </w:rPr>
+        <w:t>，最后交空补丁。</w:t>
+      </w:r>
+    </w:p>
+    <w:p>
+      <w:pPr>
+        <w:jc w:val="left"/>
+      </w:pPr>
+      <w:r>
+        <w:rPr>
+          <w:rFonts w:ascii="微软雅黑" w:hAnsi="微软雅黑" w:eastAsia="微软雅黑"/>
+          <w:b w:val="0"/>
+          <w:sz w:val="21"/>
+        </w:rPr>
+        <w:t>所以"波动"的机理不是模型不会做，而是</w:t>
+      </w:r>
+      <w:r>
+        <w:rPr>
+          <w:rFonts w:ascii="微软雅黑" w:hAnsi="微软雅黑" w:eastAsia="微软雅黑"/>
+          <w:b/>
+          <w:sz w:val="21"/>
+        </w:rPr>
+        <w:t>做没做完这件事，由天花板落在哪一步决定</w:t>
+      </w:r>
+      <w:r>
+        <w:rPr>
+          <w:rFonts w:ascii="微软雅黑" w:hAnsi="微软雅黑" w:eastAsia="微软雅黑"/>
+          <w:b w:val="0"/>
+          <w:sz w:val="21"/>
+        </w:rPr>
+        <w:t>。</w:t>
+      </w:r>
+    </w:p>
+    <w:p>
+      <w:pPr>
+        <w:pStyle w:val="Heading3"/>
+      </w:pPr>
+      <w:r>
+        <w:rPr>
+          <w:rFonts w:ascii="微软雅黑" w:hAnsi="微软雅黑" w:eastAsia="微软雅黑"/>
+          <w:b w:val="0"/>
+          <w:sz w:val="21"/>
+        </w:rPr>
+        <w:t>实现（</w:t>
+      </w:r>
+      <w:r>
+        <w:rPr>
+          <w:rFonts w:ascii="Consolas" w:hAnsi="Consolas" w:eastAsia="Consolas"/>
+          <w:b w:val="0"/>
+          <w:color w:val="C0392B"/>
+          <w:sz w:val="19"/>
+        </w:rPr>
+        <w:t>repo_agent/graph.py</w:t>
+      </w:r>
+      <w:r>
+        <w:rPr>
+          <w:rFonts w:ascii="微软雅黑" w:hAnsi="微软雅黑" w:eastAsia="微软雅黑"/>
+          <w:b w:val="0"/>
+          <w:sz w:val="21"/>
+        </w:rPr>
+        <w:t xml:space="preserve"> + </w:t>
+      </w:r>
+      <w:r>
+        <w:rPr>
+          <w:rFonts w:ascii="Consolas" w:hAnsi="Consolas" w:eastAsia="Consolas"/>
+          <w:b w:val="0"/>
+          <w:color w:val="C0392B"/>
+          <w:sz w:val="19"/>
+        </w:rPr>
+        <w:t>state.py</w:t>
+      </w:r>
+      <w:r>
+        <w:rPr>
+          <w:rFonts w:ascii="微软雅黑" w:hAnsi="微软雅黑" w:eastAsia="微软雅黑"/>
+          <w:b w:val="0"/>
+          <w:sz w:val="21"/>
+        </w:rPr>
+        <w:t>）</w:t>
+      </w:r>
+    </w:p>
+    <w:p>
+      <w:pPr>
+        <w:pStyle w:val="ListBullet"/>
+      </w:pPr>
+      <w:r>
+        <w:rPr>
+          <w:rFonts w:ascii="微软雅黑" w:hAnsi="微软雅黑" w:eastAsia="微软雅黑"/>
+          <w:b/>
+          <w:sz w:val="21"/>
+        </w:rPr>
+        <w:t>两档提示</w:t>
+      </w:r>
+      <w:r>
+        <w:rPr>
+          <w:rFonts w:ascii="微软雅黑" w:hAnsi="微软雅黑" w:eastAsia="微软雅黑"/>
+          <w:b w:val="0"/>
+          <w:sz w:val="21"/>
+        </w:rPr>
+        <w:t>：用到预算的 70%（预警档）与 85%（最后通牒档），</w:t>
+      </w:r>
+      <w:r>
+        <w:rPr>
+          <w:rFonts w:ascii="微软雅黑" w:hAnsi="微软雅黑" w:eastAsia="微软雅黑"/>
+          <w:b/>
+          <w:sz w:val="21"/>
+        </w:rPr>
+        <w:t>各只发一次</w:t>
+      </w:r>
+      <w:r>
+        <w:rPr>
+          <w:rFonts w:ascii="微软雅黑" w:hAnsi="微软雅黑" w:eastAsia="微软雅黑"/>
+          <w:b w:val="0"/>
+          <w:sz w:val="21"/>
+        </w:rPr>
+        <w:t>，文案按"有没有编辑过源码"分叉：</w:t>
+      </w:r>
+    </w:p>
+    <w:p>
+      <w:pPr>
+        <w:pStyle w:val="ListBullet"/>
+      </w:pPr>
+      <w:r>
+        <w:rPr>
+          <w:rFonts w:ascii="微软雅黑" w:hAnsi="微软雅黑" w:eastAsia="微软雅黑"/>
+          <w:b w:val="0"/>
+          <w:sz w:val="21"/>
+        </w:rPr>
+        <w:t>还没编辑过：</w:t>
+      </w:r>
+      <w:r>
+        <w:rPr>
+          <w:rFonts w:ascii="Consolas" w:hAnsi="Consolas" w:eastAsia="Consolas"/>
+          <w:b w:val="0"/>
+          <w:color w:val="C0392B"/>
+          <w:sz w:val="19"/>
+        </w:rPr>
+        <w:t>NUDGE_NO_EDIT</w:t>
+      </w:r>
+      <w:r>
+        <w:rPr>
+          <w:rFonts w:ascii="微软雅黑" w:hAnsi="微软雅黑" w:eastAsia="微软雅黑"/>
+          <w:b w:val="0"/>
+          <w:sz w:val="21"/>
+        </w:rPr>
+        <w:t xml:space="preserve"> —— 你还没改过任何源码，现在动手做最小改动；</w:t>
+      </w:r>
+    </w:p>
+    <w:p>
+      <w:pPr>
+        <w:pStyle w:val="ListBullet"/>
+      </w:pPr>
+      <w:r>
+        <w:rPr>
+          <w:rFonts w:ascii="微软雅黑" w:hAnsi="微软雅黑" w:eastAsia="微软雅黑"/>
+          <w:b w:val="0"/>
+          <w:sz w:val="21"/>
+        </w:rPr>
+        <w:t>编辑过了：</w:t>
+      </w:r>
+      <w:r>
+        <w:rPr>
+          <w:rFonts w:ascii="Consolas" w:hAnsi="Consolas" w:eastAsia="Consolas"/>
+          <w:b w:val="0"/>
+          <w:color w:val="C0392B"/>
+          <w:sz w:val="19"/>
+        </w:rPr>
+        <w:t>NUDGE_EDIT_PENDING</w:t>
+      </w:r>
+      <w:r>
+        <w:rPr>
+          <w:rFonts w:ascii="微软雅黑" w:hAnsi="微软雅黑" w:eastAsia="微软雅黑"/>
+          <w:b w:val="0"/>
+          <w:sz w:val="21"/>
+        </w:rPr>
+        <w:t xml:space="preserve"> —— 停止探索，跑复现命令并 </w:t>
+      </w:r>
+      <w:r>
+        <w:rPr>
+          <w:rFonts w:ascii="Consolas" w:hAnsi="Consolas" w:eastAsia="Consolas"/>
+          <w:b w:val="0"/>
+          <w:color w:val="C0392B"/>
+          <w:sz w:val="19"/>
+        </w:rPr>
+        <w:t>submit</w:t>
+      </w:r>
+      <w:r>
+        <w:rPr>
+          <w:rFonts w:ascii="微软雅黑" w:hAnsi="微软雅黑" w:eastAsia="微软雅黑"/>
+          <w:b w:val="0"/>
+          <w:sz w:val="21"/>
+        </w:rPr>
+        <w:t>；</w:t>
+      </w:r>
+    </w:p>
+    <w:p>
+      <w:pPr>
+        <w:pStyle w:val="ListBullet"/>
+      </w:pPr>
+      <w:r>
+        <w:rPr>
+          <w:rFonts w:ascii="微软雅黑" w:hAnsi="微软雅黑" w:eastAsia="微软雅黑"/>
+          <w:b w:val="0"/>
+          <w:sz w:val="21"/>
+        </w:rPr>
+        <w:t>触发最后通牒档：</w:t>
+      </w:r>
+      <w:r>
+        <w:rPr>
+          <w:rFonts w:ascii="Consolas" w:hAnsi="Consolas" w:eastAsia="Consolas"/>
+          <w:b w:val="0"/>
+          <w:color w:val="C0392B"/>
+          <w:sz w:val="19"/>
+        </w:rPr>
+        <w:t>NUDGE_LAST</w:t>
+      </w:r>
+      <w:r>
+        <w:rPr>
+          <w:rFonts w:ascii="微软雅黑" w:hAnsi="微软雅黑" w:eastAsia="微软雅黑"/>
+          <w:b w:val="0"/>
+          <w:sz w:val="21"/>
+        </w:rPr>
+        <w:t xml:space="preserve"> —— 现在编辑并 </w:t>
+      </w:r>
+      <w:r>
+        <w:rPr>
+          <w:rFonts w:ascii="Consolas" w:hAnsi="Consolas" w:eastAsia="Consolas"/>
+          <w:b w:val="0"/>
+          <w:color w:val="C0392B"/>
+          <w:sz w:val="19"/>
+        </w:rPr>
+        <w:t>submit</w:t>
+      </w:r>
+      <w:r>
+        <w:rPr>
+          <w:rFonts w:ascii="微软雅黑" w:hAnsi="微软雅黑" w:eastAsia="微软雅黑"/>
+          <w:b w:val="0"/>
+          <w:sz w:val="21"/>
+        </w:rPr>
+        <w:t>，接下来几步是最后几步。</w:t>
+      </w:r>
+    </w:p>
+    <w:p>
+      <w:pPr>
+        <w:pStyle w:val="ListBullet"/>
+      </w:pPr>
+      <w:r>
+        <w:rPr>
+          <w:rFonts w:ascii="Consolas" w:hAnsi="Consolas" w:eastAsia="Consolas"/>
+          <w:b/>
+          <w:color w:val="C0392B"/>
+          <w:sz w:val="19"/>
+        </w:rPr>
+        <w:t>budget_pressure(state, cfg)</w:t>
+      </w:r>
+      <w:r>
+        <w:rPr>
+          <w:rFonts w:ascii="微软雅黑" w:hAnsi="微软雅黑" w:eastAsia="微软雅黑"/>
+          <w:b w:val="0"/>
+          <w:sz w:val="21"/>
+        </w:rPr>
+        <w:t>：步数 / token / 墙钟三个天花板里取</w:t>
+      </w:r>
+      <w:r>
+        <w:rPr>
+          <w:rFonts w:ascii="微软雅黑" w:hAnsi="微软雅黑" w:eastAsia="微软雅黑"/>
+          <w:b/>
+          <w:sz w:val="21"/>
+        </w:rPr>
+        <w:t>最近</w:t>
+      </w:r>
+      <w:r>
+        <w:rPr>
+          <w:rFonts w:ascii="微软雅黑" w:hAnsi="微软雅黑" w:eastAsia="微软雅黑"/>
+          <w:b w:val="0"/>
+          <w:sz w:val="21"/>
+        </w:rPr>
+        <w:t>的那条算比例，谁先到头就按谁催。</w:t>
+      </w:r>
+    </w:p>
+    <w:p>
+      <w:pPr>
+        <w:pStyle w:val="ListBullet"/>
+      </w:pPr>
+      <w:r>
+        <w:rPr>
+          <w:rFonts w:ascii="微软雅黑" w:hAnsi="微软雅黑" w:eastAsia="微软雅黑"/>
+          <w:b/>
+          <w:sz w:val="21"/>
+        </w:rPr>
+        <w:t>只认源码编辑</w:t>
+      </w:r>
+      <w:r>
+        <w:rPr>
+          <w:rFonts w:ascii="微软雅黑" w:hAnsi="微软雅黑" w:eastAsia="微软雅黑"/>
+          <w:b w:val="0"/>
+          <w:sz w:val="21"/>
+        </w:rPr>
+        <w:t>：</w:t>
+      </w:r>
+      <w:r>
+        <w:rPr>
+          <w:rFonts w:ascii="Consolas" w:hAnsi="Consolas" w:eastAsia="Consolas"/>
+          <w:b w:val="0"/>
+          <w:color w:val="C0392B"/>
+          <w:sz w:val="19"/>
+        </w:rPr>
+        <w:t>create_file</w:t>
+      </w:r>
+      <w:r>
+        <w:rPr>
+          <w:rFonts w:ascii="微软雅黑" w:hAnsi="微软雅黑" w:eastAsia="微软雅黑"/>
+          <w:b w:val="0"/>
+          <w:sz w:val="21"/>
+        </w:rPr>
+        <w:t xml:space="preserve"> / </w:t>
+      </w:r>
+      <w:r>
+        <w:rPr>
+          <w:rFonts w:ascii="Consolas" w:hAnsi="Consolas" w:eastAsia="Consolas"/>
+          <w:b w:val="0"/>
+          <w:color w:val="C0392B"/>
+          <w:sz w:val="19"/>
+        </w:rPr>
+        <w:t>replace_in_file</w:t>
+      </w:r>
+      <w:r>
+        <w:rPr>
+          <w:rFonts w:ascii="微软雅黑" w:hAnsi="微软雅黑" w:eastAsia="微软雅黑"/>
+          <w:b w:val="0"/>
+          <w:sz w:val="21"/>
+        </w:rPr>
+        <w:t xml:space="preserve"> / </w:t>
+      </w:r>
+      <w:r>
+        <w:rPr>
+          <w:rFonts w:ascii="Consolas" w:hAnsi="Consolas" w:eastAsia="Consolas"/>
+          <w:b w:val="0"/>
+          <w:color w:val="C0392B"/>
+          <w:sz w:val="19"/>
+        </w:rPr>
+        <w:t>insert_lines</w:t>
+      </w:r>
+      <w:r>
+        <w:rPr>
+          <w:rFonts w:ascii="微软雅黑" w:hAnsi="微软雅黑" w:eastAsia="微软雅黑"/>
+          <w:b w:val="0"/>
+          <w:sz w:val="21"/>
+        </w:rPr>
+        <w:t xml:space="preserve"> 且路径不在 </w:t>
+      </w:r>
+      <w:r>
+        <w:rPr>
+          <w:rFonts w:ascii="Consolas" w:hAnsi="Consolas" w:eastAsia="Consolas"/>
+          <w:b w:val="0"/>
+          <w:color w:val="C0392B"/>
+          <w:sz w:val="19"/>
+        </w:rPr>
+        <w:t>.repo-agent/</w:t>
+      </w:r>
+      <w:r>
+        <w:rPr>
+          <w:rFonts w:ascii="微软雅黑" w:hAnsi="微软雅黑" w:eastAsia="微软雅黑"/>
+          <w:b w:val="0"/>
+          <w:sz w:val="21"/>
+        </w:rPr>
+        <w:t xml:space="preserve"> 下才算</w:t>
+      </w:r>
+    </w:p>
+    <w:p>
+      <w:pPr>
+        <w:jc w:val="left"/>
+      </w:pPr>
+      <w:r>
+        <w:rPr>
+          <w:rFonts w:ascii="微软雅黑" w:hAnsi="微软雅黑" w:eastAsia="微软雅黑"/>
+          <w:b w:val="0"/>
+          <w:sz w:val="21"/>
+        </w:rPr>
+        <w:t>（否则 agent 写个调试用 scratch 脚本就会被当成"已经动手了"）。</w:t>
+      </w:r>
+    </w:p>
+    <w:p>
+      <w:pPr>
+        <w:pStyle w:val="ListBullet"/>
+      </w:pPr>
+      <w:r>
+        <w:rPr>
+          <w:rFonts w:ascii="微软雅黑" w:hAnsi="微软雅黑" w:eastAsia="微软雅黑"/>
+          <w:b w:val="0"/>
+          <w:sz w:val="21"/>
+        </w:rPr>
+        <w:t xml:space="preserve">每次注入写一条 </w:t>
+      </w:r>
+      <w:r>
+        <w:rPr>
+          <w:rFonts w:ascii="Consolas" w:hAnsi="Consolas" w:eastAsia="Consolas"/>
+          <w:b w:val="0"/>
+          <w:color w:val="C0392B"/>
+          <w:sz w:val="19"/>
+        </w:rPr>
+        <w:t>budget_nudge</w:t>
+      </w:r>
+      <w:r>
+        <w:rPr>
+          <w:rFonts w:ascii="微软雅黑" w:hAnsi="微软雅黑" w:eastAsia="微软雅黑"/>
+          <w:b w:val="0"/>
+          <w:sz w:val="21"/>
+        </w:rPr>
+        <w:t xml:space="preserve"> trace 事件（step / level / used / ceiling / edited / message），</w:t>
+      </w:r>
+    </w:p>
+    <w:p>
+      <w:pPr>
+        <w:jc w:val="left"/>
+      </w:pPr>
+      <w:r>
+        <w:rPr>
+          <w:rFonts w:ascii="微软雅黑" w:hAnsi="微软雅黑" w:eastAsia="微软雅黑"/>
+          <w:b w:val="0"/>
+          <w:sz w:val="21"/>
+        </w:rPr>
+        <w:t>事后统计命中用。</w:t>
+      </w:r>
+    </w:p>
+    <w:p>
+      <w:pPr>
+        <w:pStyle w:val="ListBullet"/>
+      </w:pPr>
+      <w:r>
+        <w:rPr>
+          <w:rFonts w:ascii="Consolas" w:hAnsi="Consolas" w:eastAsia="Consolas"/>
+          <w:b w:val="0"/>
+          <w:color w:val="C0392B"/>
+          <w:sz w:val="19"/>
+        </w:rPr>
+        <w:t>harness/run_eval.py</w:t>
+      </w:r>
+      <w:r>
+        <w:rPr>
+          <w:rFonts w:ascii="微软雅黑" w:hAnsi="微软雅黑" w:eastAsia="微软雅黑"/>
+          <w:b w:val="0"/>
+          <w:sz w:val="21"/>
+        </w:rPr>
+        <w:t xml:space="preserve"> 的 </w:t>
+      </w:r>
+      <w:r>
+        <w:rPr>
+          <w:rFonts w:ascii="Consolas" w:hAnsi="Consolas" w:eastAsia="Consolas"/>
+          <w:b w:val="0"/>
+          <w:color w:val="C0392B"/>
+          <w:sz w:val="19"/>
+        </w:rPr>
+        <w:t>--only</w:t>
+      </w:r>
+      <w:r>
+        <w:rPr>
+          <w:rFonts w:ascii="微软雅黑" w:hAnsi="微软雅黑" w:eastAsia="微软雅黑"/>
+          <w:b w:val="0"/>
+          <w:sz w:val="21"/>
+        </w:rPr>
+        <w:t xml:space="preserve"> 现在 </w:t>
+      </w:r>
+      <w:r>
+        <w:rPr>
+          <w:rFonts w:ascii="Consolas" w:hAnsi="Consolas" w:eastAsia="Consolas"/>
+          <w:b w:val="0"/>
+          <w:color w:val="C0392B"/>
+          <w:sz w:val="19"/>
+        </w:rPr>
+        <w:t>a,b</w:t>
+      </w:r>
+      <w:r>
+        <w:rPr>
+          <w:rFonts w:ascii="微软雅黑" w:hAnsi="微软雅黑" w:eastAsia="微软雅黑"/>
+          <w:b w:val="0"/>
+          <w:sz w:val="21"/>
+        </w:rPr>
+        <w:t xml:space="preserve"> 与重复传参都吃（今天先被这个坑绊了一下）。</w:t>
+      </w:r>
+    </w:p>
+    <w:p>
+      <w:pPr>
+        <w:pStyle w:val="ListBullet"/>
+      </w:pPr>
+      <w:r>
+        <w:rPr>
+          <w:rFonts w:ascii="微软雅黑" w:hAnsi="微软雅黑" w:eastAsia="微软雅黑"/>
+          <w:b w:val="0"/>
+          <w:sz w:val="21"/>
+        </w:rPr>
+        <w:t xml:space="preserve">离线测试 73 → </w:t>
+      </w:r>
+      <w:r>
+        <w:rPr>
+          <w:rFonts w:ascii="微软雅黑" w:hAnsi="微软雅黑" w:eastAsia="微软雅黑"/>
+          <w:b/>
+          <w:sz w:val="21"/>
+        </w:rPr>
+        <w:t>79 项全绿</w:t>
+      </w:r>
+      <w:r>
+        <w:rPr>
+          <w:rFonts w:ascii="微软雅黑" w:hAnsi="微软雅黑" w:eastAsia="微软雅黑"/>
+          <w:b w:val="0"/>
+          <w:sz w:val="21"/>
+        </w:rPr>
+        <w:t>：零编辑必提示 / 已编辑措辞不同 / scratch 不计入 / 每档只发一次 / 撞线当步不发。</w:t>
+      </w:r>
+    </w:p>
+    <w:p>
+      <w:pPr>
+        <w:pStyle w:val="Heading3"/>
+      </w:pPr>
+      <w:r>
+        <w:rPr>
+          <w:rFonts w:ascii="微软雅黑" w:hAnsi="微软雅黑" w:eastAsia="微软雅黑"/>
+          <w:b w:val="0"/>
+          <w:sz w:val="21"/>
+        </w:rPr>
+        <w:t>数据（一次定向 + 三轮整批）</w:t>
+      </w:r>
+    </w:p>
+    <w:tbl>
+      <w:tblPr>
+        <w:tblStyle w:val="TableGrid"/>
+        <w:tblW w:type="auto" w:w="0"/>
+        <w:tblLook w:firstColumn="1" w:firstRow="1" w:lastColumn="0" w:lastRow="0" w:noHBand="0" w:noVBand="1" w:val="04A0"/>
+      </w:tblPr>
+      <w:tblGrid>
+        <w:gridCol w:w="1080"/>
+        <w:gridCol w:w="1080"/>
+        <w:gridCol w:w="1080"/>
+        <w:gridCol w:w="1080"/>
+        <w:gridCol w:w="1080"/>
+        <w:gridCol w:w="1080"/>
+        <w:gridCol w:w="1080"/>
+        <w:gridCol w:w="1080"/>
+      </w:tblGrid>
+      <w:tr>
+        <w:tc>
+          <w:tcPr>
+            <w:tcW w:type="dxa" w:w="1080"/>
+          </w:tcPr>
+          <w:p>
+            <w:r>
+              <w:rPr>
+                <w:rFonts w:ascii="微软雅黑" w:hAnsi="微软雅黑" w:eastAsia="微软雅黑"/>
+                <w:b/>
+                <w:sz w:val="19"/>
+              </w:rPr>
+              <w:t>批次</w:t>
+            </w:r>
+          </w:p>
+        </w:tc>
+        <w:tc>
+          <w:tcPr>
+            <w:tcW w:type="dxa" w:w="1080"/>
+          </w:tcPr>
+          <w:p>
+            <w:r>
+              <w:rPr>
+                <w:rFonts w:ascii="微软雅黑" w:hAnsi="微软雅黑" w:eastAsia="微软雅黑"/>
+                <w:b/>
+                <w:sz w:val="19"/>
+              </w:rPr>
+              <w:t>pass@1</w:t>
+            </w:r>
+          </w:p>
+        </w:tc>
+        <w:tc>
+          <w:tcPr>
+            <w:tcW w:type="dxa" w:w="1080"/>
+          </w:tcPr>
+          <w:p>
+            <w:r>
+              <w:rPr>
+                <w:rFonts w:ascii="微软雅黑" w:hAnsi="微软雅黑" w:eastAsia="微软雅黑"/>
+                <w:b/>
+                <w:sz w:val="19"/>
+              </w:rPr>
+              <w:t>平均步数</w:t>
+            </w:r>
+          </w:p>
+        </w:tc>
+        <w:tc>
+          <w:tcPr>
+            <w:tcW w:type="dxa" w:w="1080"/>
+          </w:tcPr>
+          <w:p>
+            <w:r>
+              <w:rPr>
+                <w:rFonts w:ascii="微软雅黑" w:hAnsi="微软雅黑" w:eastAsia="微软雅黑"/>
+                <w:b/>
+                <w:sz w:val="19"/>
+              </w:rPr>
+              <w:t>平均 token</w:t>
+            </w:r>
+          </w:p>
+        </w:tc>
+        <w:tc>
+          <w:tcPr>
+            <w:tcW w:type="dxa" w:w="1080"/>
+          </w:tcPr>
+          <w:p>
+            <w:r>
+              <w:rPr>
+                <w:rFonts w:ascii="微软雅黑" w:hAnsi="微软雅黑" w:eastAsia="微软雅黑"/>
+                <w:b/>
+                <w:sz w:val="19"/>
+              </w:rPr>
+              <w:t>平均延迟</w:t>
+            </w:r>
+          </w:p>
+        </w:tc>
+        <w:tc>
+          <w:tcPr>
+            <w:tcW w:type="dxa" w:w="1080"/>
+          </w:tcPr>
+          <w:p>
+            <w:r>
+              <w:rPr>
+                <w:rFonts w:ascii="微软雅黑" w:hAnsi="微软雅黑" w:eastAsia="微软雅黑"/>
+                <w:b/>
+                <w:sz w:val="19"/>
+              </w:rPr>
+              <w:t>整批墙钟</w:t>
+            </w:r>
+          </w:p>
+        </w:tc>
+        <w:tc>
+          <w:tcPr>
+            <w:tcW w:type="dxa" w:w="1080"/>
+          </w:tcPr>
+          <w:p>
+            <w:r>
+              <w:rPr>
+                <w:rFonts w:ascii="微软雅黑" w:hAnsi="微软雅黑" w:eastAsia="微软雅黑"/>
+                <w:b/>
+                <w:sz w:val="19"/>
+              </w:rPr>
+              <w:t>提示 L1/L2</w:t>
+            </w:r>
+          </w:p>
+        </w:tc>
+        <w:tc>
+          <w:tcPr>
+            <w:tcW w:type="dxa" w:w="1080"/>
+          </w:tcPr>
+          <w:p>
+            <w:r>
+              <w:rPr>
+                <w:rFonts w:ascii="微软雅黑" w:hAnsi="微软雅黑" w:eastAsia="微软雅黑"/>
+                <w:b/>
+                <w:sz w:val="19"/>
+              </w:rPr>
+              <w:t>终止分布</w:t>
+            </w:r>
+          </w:p>
+        </w:tc>
+      </w:tr>
+      <w:tr>
+        <w:tc>
+          <w:tcPr>
+            <w:tcW w:type="dxa" w:w="1080"/>
+          </w:tcPr>
+          <w:p>
+            <w:r>
+              <w:rPr>
+                <w:rFonts w:ascii="Consolas" w:hAnsi="Consolas" w:eastAsia="Consolas"/>
+                <w:b w:val="0"/>
+                <w:color w:val="C0392B"/>
+                <w:sz w:val="19"/>
+              </w:rPr>
+              <w:t>m3-nudge-only</w:t>
+            </w:r>
+            <w:r>
+              <w:rPr>
+                <w:rFonts w:ascii="微软雅黑" w:hAnsi="微软雅黑" w:eastAsia="微软雅黑"/>
+                <w:b w:val="0"/>
+                <w:sz w:val="19"/>
+              </w:rPr>
+              <w:t>（定向 3 条难任务）</w:t>
+            </w:r>
+          </w:p>
+        </w:tc>
+        <w:tc>
+          <w:tcPr>
+            <w:tcW w:type="dxa" w:w="1080"/>
+          </w:tcPr>
+          <w:p>
+            <w:r>
+              <w:rPr>
+                <w:rFonts w:ascii="微软雅黑" w:hAnsi="微软雅黑" w:eastAsia="微软雅黑"/>
+                <w:b/>
+                <w:sz w:val="19"/>
+              </w:rPr>
+              <w:t>3/3</w:t>
+            </w:r>
+          </w:p>
+        </w:tc>
+        <w:tc>
+          <w:tcPr>
+            <w:tcW w:type="dxa" w:w="1080"/>
+          </w:tcPr>
+          <w:p>
+            <w:r>
+              <w:rPr>
+                <w:rFonts w:ascii="微软雅黑" w:hAnsi="微软雅黑" w:eastAsia="微软雅黑"/>
+                <w:b w:val="0"/>
+                <w:sz w:val="19"/>
+              </w:rPr>
+              <w:t>25.33</w:t>
+            </w:r>
+          </w:p>
+        </w:tc>
+        <w:tc>
+          <w:tcPr>
+            <w:tcW w:type="dxa" w:w="1080"/>
+          </w:tcPr>
+          <w:p>
+            <w:r>
+              <w:rPr>
+                <w:rFonts w:ascii="微软雅黑" w:hAnsi="微软雅黑" w:eastAsia="微软雅黑"/>
+                <w:b w:val="0"/>
+                <w:sz w:val="19"/>
+              </w:rPr>
+              <w:t>350,232</w:t>
+            </w:r>
+          </w:p>
+        </w:tc>
+        <w:tc>
+          <w:tcPr>
+            <w:tcW w:type="dxa" w:w="1080"/>
+          </w:tcPr>
+          <w:p>
+            <w:r>
+              <w:rPr>
+                <w:rFonts w:ascii="微软雅黑" w:hAnsi="微软雅黑" w:eastAsia="微软雅黑"/>
+                <w:b w:val="0"/>
+                <w:sz w:val="19"/>
+              </w:rPr>
+              <w:t>46.8s</w:t>
+            </w:r>
+          </w:p>
+        </w:tc>
+        <w:tc>
+          <w:tcPr>
+            <w:tcW w:type="dxa" w:w="1080"/>
+          </w:tcPr>
+          <w:p>
+            <w:r>
+              <w:rPr>
+                <w:rFonts w:ascii="微软雅黑" w:hAnsi="微软雅黑" w:eastAsia="微软雅黑"/>
+                <w:b w:val="0"/>
+                <w:sz w:val="19"/>
+              </w:rPr>
+              <w:t>40.1s</w:t>
+            </w:r>
+          </w:p>
+        </w:tc>
+        <w:tc>
+          <w:tcPr>
+            <w:tcW w:type="dxa" w:w="1080"/>
+          </w:tcPr>
+          <w:p>
+            <w:r>
+              <w:rPr>
+                <w:rFonts w:ascii="微软雅黑" w:hAnsi="微软雅黑" w:eastAsia="微软雅黑"/>
+                <w:b w:val="0"/>
+                <w:sz w:val="19"/>
+              </w:rPr>
+              <w:t>—</w:t>
+            </w:r>
+          </w:p>
+        </w:tc>
+        <w:tc>
+          <w:tcPr>
+            <w:tcW w:type="dxa" w:w="1080"/>
+          </w:tcPr>
+          <w:p>
+            <w:r>
+              <w:rPr>
+                <w:rFonts w:ascii="微软雅黑" w:hAnsi="微软雅黑" w:eastAsia="微软雅黑"/>
+                <w:b w:val="0"/>
+                <w:sz w:val="19"/>
+              </w:rPr>
+              <w:t>submitted 1 / 撞线 2</w:t>
+            </w:r>
+          </w:p>
+        </w:tc>
+      </w:tr>
+      <w:tr>
+        <w:tc>
+          <w:tcPr>
+            <w:tcW w:type="dxa" w:w="1080"/>
+          </w:tcPr>
+          <w:p>
+            <w:r>
+              <w:rPr>
+                <w:rFonts w:ascii="Consolas" w:hAnsi="Consolas" w:eastAsia="Consolas"/>
+                <w:b w:val="0"/>
+                <w:color w:val="C0392B"/>
+                <w:sz w:val="19"/>
+              </w:rPr>
+              <w:t>m3-golden-20-nudge</w:t>
+            </w:r>
+          </w:p>
+        </w:tc>
+        <w:tc>
+          <w:tcPr>
+            <w:tcW w:type="dxa" w:w="1080"/>
+          </w:tcPr>
+          <w:p>
+            <w:r>
+              <w:rPr>
+                <w:rFonts w:ascii="微软雅黑" w:hAnsi="微软雅黑" w:eastAsia="微软雅黑"/>
+                <w:b/>
+                <w:sz w:val="19"/>
+              </w:rPr>
+              <w:t>19/20</w:t>
+            </w:r>
+          </w:p>
+        </w:tc>
+        <w:tc>
+          <w:tcPr>
+            <w:tcW w:type="dxa" w:w="1080"/>
+          </w:tcPr>
+          <w:p>
+            <w:r>
+              <w:rPr>
+                <w:rFonts w:ascii="微软雅黑" w:hAnsi="微软雅黑" w:eastAsia="微软雅黑"/>
+                <w:b w:val="0"/>
+                <w:sz w:val="19"/>
+              </w:rPr>
+              <w:t>12.10</w:t>
+            </w:r>
+          </w:p>
+        </w:tc>
+        <w:tc>
+          <w:tcPr>
+            <w:tcW w:type="dxa" w:w="1080"/>
+          </w:tcPr>
+          <w:p>
+            <w:r>
+              <w:rPr>
+                <w:rFonts w:ascii="微软雅黑" w:hAnsi="微软雅黑" w:eastAsia="微软雅黑"/>
+                <w:b w:val="0"/>
+                <w:sz w:val="19"/>
+              </w:rPr>
+              <w:t>114,611</w:t>
+            </w:r>
+          </w:p>
+        </w:tc>
+        <w:tc>
+          <w:tcPr>
+            <w:tcW w:type="dxa" w:w="1080"/>
+          </w:tcPr>
+          <w:p>
+            <w:r>
+              <w:rPr>
+                <w:rFonts w:ascii="微软雅黑" w:hAnsi="微软雅黑" w:eastAsia="微软雅黑"/>
+                <w:b w:val="0"/>
+                <w:sz w:val="19"/>
+              </w:rPr>
+              <w:t>44.9s</w:t>
+            </w:r>
+          </w:p>
+        </w:tc>
+        <w:tc>
+          <w:tcPr>
+            <w:tcW w:type="dxa" w:w="1080"/>
+          </w:tcPr>
+          <w:p>
+            <w:r>
+              <w:rPr>
+                <w:rFonts w:ascii="微软雅黑" w:hAnsi="微软雅黑" w:eastAsia="微软雅黑"/>
+                <w:b w:val="0"/>
+                <w:sz w:val="19"/>
+              </w:rPr>
+              <w:t>402.2s</w:t>
+            </w:r>
+          </w:p>
+        </w:tc>
+        <w:tc>
+          <w:tcPr>
+            <w:tcW w:type="dxa" w:w="1080"/>
+          </w:tcPr>
+          <w:p>
+            <w:r>
+              <w:rPr>
+                <w:rFonts w:ascii="微软雅黑" w:hAnsi="微软雅黑" w:eastAsia="微软雅黑"/>
+                <w:b w:val="0"/>
+                <w:sz w:val="19"/>
+              </w:rPr>
+              <w:t>4 / 2</w:t>
+            </w:r>
+          </w:p>
+        </w:tc>
+        <w:tc>
+          <w:tcPr>
+            <w:tcW w:type="dxa" w:w="1080"/>
+          </w:tcPr>
+          <w:p>
+            <w:r>
+              <w:rPr>
+                <w:rFonts w:ascii="微软雅黑" w:hAnsi="微软雅黑" w:eastAsia="微软雅黑"/>
+                <w:b w:val="0"/>
+                <w:sz w:val="19"/>
+              </w:rPr>
+              <w:t>submitted 19 / 撞线 1</w:t>
+            </w:r>
+          </w:p>
+        </w:tc>
+      </w:tr>
+      <w:tr>
+        <w:tc>
+          <w:tcPr>
+            <w:tcW w:type="dxa" w:w="1080"/>
+          </w:tcPr>
+          <w:p>
+            <w:r>
+              <w:rPr>
+                <w:rFonts w:ascii="Consolas" w:hAnsi="Consolas" w:eastAsia="Consolas"/>
+                <w:b w:val="0"/>
+                <w:color w:val="C0392B"/>
+                <w:sz w:val="19"/>
+              </w:rPr>
+              <w:t>m3-golden-20-nudge2</w:t>
+            </w:r>
+          </w:p>
+        </w:tc>
+        <w:tc>
+          <w:tcPr>
+            <w:tcW w:type="dxa" w:w="1080"/>
+          </w:tcPr>
+          <w:p>
+            <w:r>
+              <w:rPr>
+                <w:rFonts w:ascii="微软雅黑" w:hAnsi="微软雅黑" w:eastAsia="微软雅黑"/>
+                <w:b/>
+                <w:sz w:val="19"/>
+              </w:rPr>
+              <w:t>19/20</w:t>
+            </w:r>
+          </w:p>
+        </w:tc>
+        <w:tc>
+          <w:tcPr>
+            <w:tcW w:type="dxa" w:w="1080"/>
+          </w:tcPr>
+          <w:p>
+            <w:r>
+              <w:rPr>
+                <w:rFonts w:ascii="微软雅黑" w:hAnsi="微软雅黑" w:eastAsia="微软雅黑"/>
+                <w:b w:val="0"/>
+                <w:sz w:val="19"/>
+              </w:rPr>
+              <w:t>12.55</w:t>
+            </w:r>
+          </w:p>
+        </w:tc>
+        <w:tc>
+          <w:tcPr>
+            <w:tcW w:type="dxa" w:w="1080"/>
+          </w:tcPr>
+          <w:p>
+            <w:r>
+              <w:rPr>
+                <w:rFonts w:ascii="微软雅黑" w:hAnsi="微软雅黑" w:eastAsia="微软雅黑"/>
+                <w:b w:val="0"/>
+                <w:sz w:val="19"/>
+              </w:rPr>
+              <w:t>118,308</w:t>
+            </w:r>
+          </w:p>
+        </w:tc>
+        <w:tc>
+          <w:tcPr>
+            <w:tcW w:type="dxa" w:w="1080"/>
+          </w:tcPr>
+          <w:p>
+            <w:r>
+              <w:rPr>
+                <w:rFonts w:ascii="微软雅黑" w:hAnsi="微软雅黑" w:eastAsia="微软雅黑"/>
+                <w:b w:val="0"/>
+                <w:sz w:val="19"/>
+              </w:rPr>
+              <w:t>49.4s</w:t>
+            </w:r>
+          </w:p>
+        </w:tc>
+        <w:tc>
+          <w:tcPr>
+            <w:tcW w:type="dxa" w:w="1080"/>
+          </w:tcPr>
+          <w:p>
+            <w:r>
+              <w:rPr>
+                <w:rFonts w:ascii="微软雅黑" w:hAnsi="微软雅黑" w:eastAsia="微软雅黑"/>
+                <w:b w:val="0"/>
+                <w:sz w:val="19"/>
+              </w:rPr>
+              <w:t>403.6s</w:t>
+            </w:r>
+          </w:p>
+        </w:tc>
+        <w:tc>
+          <w:tcPr>
+            <w:tcW w:type="dxa" w:w="1080"/>
+          </w:tcPr>
+          <w:p>
+            <w:r>
+              <w:rPr>
+                <w:rFonts w:ascii="微软雅黑" w:hAnsi="微软雅黑" w:eastAsia="微软雅黑"/>
+                <w:b w:val="0"/>
+                <w:sz w:val="19"/>
+              </w:rPr>
+              <w:t>5 / 3</w:t>
+            </w:r>
+          </w:p>
+        </w:tc>
+        <w:tc>
+          <w:tcPr>
+            <w:tcW w:type="dxa" w:w="1080"/>
+          </w:tcPr>
+          <w:p>
+            <w:r>
+              <w:rPr>
+                <w:rFonts w:ascii="微软雅黑" w:hAnsi="微软雅黑" w:eastAsia="微软雅黑"/>
+                <w:b w:val="0"/>
+                <w:sz w:val="19"/>
+              </w:rPr>
+              <w:t>submitted 17 / 撞线 3</w:t>
+            </w:r>
+          </w:p>
+        </w:tc>
+      </w:tr>
+      <w:tr>
+        <w:tc>
+          <w:tcPr>
+            <w:tcW w:type="dxa" w:w="1080"/>
+          </w:tcPr>
+          <w:p>
+            <w:r>
+              <w:rPr>
+                <w:rFonts w:ascii="Consolas" w:hAnsi="Consolas" w:eastAsia="Consolas"/>
+                <w:b w:val="0"/>
+                <w:color w:val="C0392B"/>
+                <w:sz w:val="19"/>
+              </w:rPr>
+              <w:t>m3-golden-20-nudge3</w:t>
+            </w:r>
+          </w:p>
+        </w:tc>
+        <w:tc>
+          <w:tcPr>
+            <w:tcW w:type="dxa" w:w="1080"/>
+          </w:tcPr>
+          <w:p>
+            <w:r>
+              <w:rPr>
+                <w:rFonts w:ascii="微软雅黑" w:hAnsi="微软雅黑" w:eastAsia="微软雅黑"/>
+                <w:b/>
+                <w:sz w:val="19"/>
+              </w:rPr>
+              <w:t>20/20</w:t>
+            </w:r>
+          </w:p>
+        </w:tc>
+        <w:tc>
+          <w:tcPr>
+            <w:tcW w:type="dxa" w:w="1080"/>
+          </w:tcPr>
+          <w:p>
+            <w:r>
+              <w:rPr>
+                <w:rFonts w:ascii="微软雅黑" w:hAnsi="微软雅黑" w:eastAsia="微软雅黑"/>
+                <w:b w:val="0"/>
+                <w:sz w:val="19"/>
+              </w:rPr>
+              <w:t>13.30</w:t>
+            </w:r>
+          </w:p>
+        </w:tc>
+        <w:tc>
+          <w:tcPr>
+            <w:tcW w:type="dxa" w:w="1080"/>
+          </w:tcPr>
+          <w:p>
+            <w:r>
+              <w:rPr>
+                <w:rFonts w:ascii="微软雅黑" w:hAnsi="微软雅黑" w:eastAsia="微软雅黑"/>
+                <w:b w:val="0"/>
+                <w:sz w:val="19"/>
+              </w:rPr>
+              <w:t>123,748</w:t>
+            </w:r>
+          </w:p>
+        </w:tc>
+        <w:tc>
+          <w:tcPr>
+            <w:tcW w:type="dxa" w:w="1080"/>
+          </w:tcPr>
+          <w:p>
+            <w:r>
+              <w:rPr>
+                <w:rFonts w:ascii="微软雅黑" w:hAnsi="微软雅黑" w:eastAsia="微软雅黑"/>
+                <w:b w:val="0"/>
+                <w:sz w:val="19"/>
+              </w:rPr>
+              <w:t>60.3s</w:t>
+            </w:r>
+          </w:p>
+        </w:tc>
+        <w:tc>
+          <w:tcPr>
+            <w:tcW w:type="dxa" w:w="1080"/>
+          </w:tcPr>
+          <w:p>
+            <w:r>
+              <w:rPr>
+                <w:rFonts w:ascii="微软雅黑" w:hAnsi="微软雅黑" w:eastAsia="微软雅黑"/>
+                <w:b w:val="0"/>
+                <w:sz w:val="19"/>
+              </w:rPr>
+              <w:t>611.6s</w:t>
+            </w:r>
+          </w:p>
+        </w:tc>
+        <w:tc>
+          <w:tcPr>
+            <w:tcW w:type="dxa" w:w="1080"/>
+          </w:tcPr>
+          <w:p>
+            <w:r>
+              <w:rPr>
+                <w:rFonts w:ascii="微软雅黑" w:hAnsi="微软雅黑" w:eastAsia="微软雅黑"/>
+                <w:b w:val="0"/>
+                <w:sz w:val="19"/>
+              </w:rPr>
+              <w:t>4 / 4</w:t>
+            </w:r>
+          </w:p>
+        </w:tc>
+        <w:tc>
+          <w:tcPr>
+            <w:tcW w:type="dxa" w:w="1080"/>
+          </w:tcPr>
+          <w:p>
+            <w:r>
+              <w:rPr>
+                <w:rFonts w:ascii="微软雅黑" w:hAnsi="微软雅黑" w:eastAsia="微软雅黑"/>
+                <w:b w:val="0"/>
+                <w:sz w:val="19"/>
+              </w:rPr>
+              <w:t>submitted 17 / 撞线 3</w:t>
+            </w:r>
+          </w:p>
+        </w:tc>
+      </w:tr>
+    </w:tbl>
+    <w:p/>
+    <w:p>
+      <w:pPr>
+        <w:jc w:val="left"/>
+      </w:pPr>
+      <w:r>
+        <w:rPr>
+          <w:rFonts w:ascii="微软雅黑" w:hAnsi="微软雅黑" w:eastAsia="微软雅黑"/>
+          <w:b/>
+          <w:sz w:val="21"/>
+        </w:rPr>
+        <w:t>失败模式对比（提示前 7 轮 vs 提示后 3 轮）</w:t>
+      </w:r>
+      <w:r>
+        <w:rPr>
+          <w:rFonts w:ascii="微软雅黑" w:hAnsi="微软雅黑" w:eastAsia="微软雅黑"/>
+          <w:b w:val="0"/>
+          <w:sz w:val="21"/>
+        </w:rPr>
+        <w:t>：</w:t>
+      </w:r>
+    </w:p>
+    <w:tbl>
+      <w:tblPr>
+        <w:tblStyle w:val="TableGrid"/>
+        <w:tblW w:type="auto" w:w="0"/>
+        <w:tblLook w:firstColumn="1" w:firstRow="1" w:lastColumn="0" w:lastRow="0" w:noHBand="0" w:noVBand="1" w:val="04A0"/>
+      </w:tblPr>
+      <w:tblGrid>
+        <w:gridCol w:w="1440"/>
+        <w:gridCol w:w="1440"/>
+        <w:gridCol w:w="1440"/>
+        <w:gridCol w:w="1440"/>
+        <w:gridCol w:w="1440"/>
+        <w:gridCol w:w="1440"/>
+      </w:tblGrid>
+      <w:tr>
+        <w:tc>
+          <w:tcPr>
+            <w:tcW w:type="dxa" w:w="1440"/>
+          </w:tcPr>
+          <w:p/>
+        </w:tc>
+        <w:tc>
+          <w:tcPr>
+            <w:tcW w:type="dxa" w:w="1440"/>
+          </w:tcPr>
+          <w:p>
+            <w:r>
+              <w:rPr>
+                <w:rFonts w:ascii="微软雅黑" w:hAnsi="微软雅黑" w:eastAsia="微软雅黑"/>
+                <w:b/>
+                <w:sz w:val="19"/>
+              </w:rPr>
+              <w:t>运行</w:t>
+            </w:r>
+          </w:p>
+        </w:tc>
+        <w:tc>
+          <w:tcPr>
+            <w:tcW w:type="dxa" w:w="1440"/>
+          </w:tcPr>
+          <w:p>
+            <w:r>
+              <w:rPr>
+                <w:rFonts w:ascii="微软雅黑" w:hAnsi="微软雅黑" w:eastAsia="微软雅黑"/>
+                <w:b/>
+                <w:sz w:val="19"/>
+              </w:rPr>
+              <w:t>通过</w:t>
+            </w:r>
+          </w:p>
+        </w:tc>
+        <w:tc>
+          <w:tcPr>
+            <w:tcW w:type="dxa" w:w="1440"/>
+          </w:tcPr>
+          <w:p>
+            <w:r>
+              <w:rPr>
+                <w:rFonts w:ascii="微软雅黑" w:hAnsi="微软雅黑" w:eastAsia="微软雅黑"/>
+                <w:b/>
+                <w:sz w:val="19"/>
+              </w:rPr>
+              <w:t>失败</w:t>
+            </w:r>
+          </w:p>
+        </w:tc>
+        <w:tc>
+          <w:tcPr>
+            <w:tcW w:type="dxa" w:w="1440"/>
+          </w:tcPr>
+          <w:p>
+            <w:r>
+              <w:rPr>
+                <w:rFonts w:ascii="微软雅黑" w:hAnsi="微软雅黑" w:eastAsia="微软雅黑"/>
+                <w:b/>
+                <w:sz w:val="19"/>
+              </w:rPr>
+              <w:t>失败里零源码编辑</w:t>
+            </w:r>
+          </w:p>
+        </w:tc>
+        <w:tc>
+          <w:tcPr>
+            <w:tcW w:type="dxa" w:w="1440"/>
+          </w:tcPr>
+          <w:p>
+            <w:r>
+              <w:rPr>
+                <w:rFonts w:ascii="微软雅黑" w:hAnsi="微软雅黑" w:eastAsia="微软雅黑"/>
+                <w:b/>
+                <w:sz w:val="19"/>
+              </w:rPr>
+              <w:t>撞天花板终止</w:t>
+            </w:r>
+          </w:p>
+        </w:tc>
+      </w:tr>
+      <w:tr>
+        <w:tc>
+          <w:tcPr>
+            <w:tcW w:type="dxa" w:w="1440"/>
+          </w:tcPr>
+          <w:p>
+            <w:r>
+              <w:rPr>
+                <w:rFonts w:ascii="微软雅黑" w:hAnsi="微软雅黑" w:eastAsia="微软雅黑"/>
+                <w:b w:val="0"/>
+                <w:sz w:val="19"/>
+              </w:rPr>
+              <w:t>提示前 7 轮</w:t>
+            </w:r>
+          </w:p>
+        </w:tc>
+        <w:tc>
+          <w:tcPr>
+            <w:tcW w:type="dxa" w:w="1440"/>
+          </w:tcPr>
+          <w:p>
+            <w:r>
+              <w:rPr>
+                <w:rFonts w:ascii="微软雅黑" w:hAnsi="微软雅黑" w:eastAsia="微软雅黑"/>
+                <w:b w:val="0"/>
+                <w:sz w:val="19"/>
+              </w:rPr>
+              <w:t>140</w:t>
+            </w:r>
+          </w:p>
+        </w:tc>
+        <w:tc>
+          <w:tcPr>
+            <w:tcW w:type="dxa" w:w="1440"/>
+          </w:tcPr>
+          <w:p>
+            <w:r>
+              <w:rPr>
+                <w:rFonts w:ascii="微软雅黑" w:hAnsi="微软雅黑" w:eastAsia="微软雅黑"/>
+                <w:b w:val="0"/>
+                <w:sz w:val="19"/>
+              </w:rPr>
+              <w:t>125</w:t>
+            </w:r>
+          </w:p>
+        </w:tc>
+        <w:tc>
+          <w:tcPr>
+            <w:tcW w:type="dxa" w:w="1440"/>
+          </w:tcPr>
+          <w:p>
+            <w:r>
+              <w:rPr>
+                <w:rFonts w:ascii="微软雅黑" w:hAnsi="微软雅黑" w:eastAsia="微软雅黑"/>
+                <w:b w:val="0"/>
+                <w:sz w:val="19"/>
+              </w:rPr>
+              <w:t>15</w:t>
+            </w:r>
+          </w:p>
+        </w:tc>
+        <w:tc>
+          <w:tcPr>
+            <w:tcW w:type="dxa" w:w="1440"/>
+          </w:tcPr>
+          <w:p>
+            <w:r>
+              <w:rPr>
+                <w:rFonts w:ascii="微软雅黑" w:hAnsi="微软雅黑" w:eastAsia="微软雅黑"/>
+                <w:b/>
+                <w:sz w:val="19"/>
+              </w:rPr>
+              <w:t>11</w:t>
+            </w:r>
+          </w:p>
+        </w:tc>
+        <w:tc>
+          <w:tcPr>
+            <w:tcW w:type="dxa" w:w="1440"/>
+          </w:tcPr>
+          <w:p>
+            <w:r>
+              <w:rPr>
+                <w:rFonts w:ascii="微软雅黑" w:hAnsi="微软雅黑" w:eastAsia="微软雅黑"/>
+                <w:b w:val="0"/>
+                <w:sz w:val="19"/>
+              </w:rPr>
+              <w:t>26</w:t>
+            </w:r>
+          </w:p>
+        </w:tc>
+      </w:tr>
+      <w:tr>
+        <w:tc>
+          <w:tcPr>
+            <w:tcW w:type="dxa" w:w="1440"/>
+          </w:tcPr>
+          <w:p>
+            <w:r>
+              <w:rPr>
+                <w:rFonts w:ascii="微软雅黑" w:hAnsi="微软雅黑" w:eastAsia="微软雅黑"/>
+                <w:b w:val="0"/>
+                <w:sz w:val="19"/>
+              </w:rPr>
+              <w:t>提示后 3 轮</w:t>
+            </w:r>
+          </w:p>
+        </w:tc>
+        <w:tc>
+          <w:tcPr>
+            <w:tcW w:type="dxa" w:w="1440"/>
+          </w:tcPr>
+          <w:p>
+            <w:r>
+              <w:rPr>
+                <w:rFonts w:ascii="微软雅黑" w:hAnsi="微软雅黑" w:eastAsia="微软雅黑"/>
+                <w:b w:val="0"/>
+                <w:sz w:val="19"/>
+              </w:rPr>
+              <w:t>60</w:t>
+            </w:r>
+          </w:p>
+        </w:tc>
+        <w:tc>
+          <w:tcPr>
+            <w:tcW w:type="dxa" w:w="1440"/>
+          </w:tcPr>
+          <w:p>
+            <w:r>
+              <w:rPr>
+                <w:rFonts w:ascii="微软雅黑" w:hAnsi="微软雅黑" w:eastAsia="微软雅黑"/>
+                <w:b w:val="0"/>
+                <w:sz w:val="19"/>
+              </w:rPr>
+              <w:t>58</w:t>
+            </w:r>
+          </w:p>
+        </w:tc>
+        <w:tc>
+          <w:tcPr>
+            <w:tcW w:type="dxa" w:w="1440"/>
+          </w:tcPr>
+          <w:p>
+            <w:r>
+              <w:rPr>
+                <w:rFonts w:ascii="微软雅黑" w:hAnsi="微软雅黑" w:eastAsia="微软雅黑"/>
+                <w:b w:val="0"/>
+                <w:sz w:val="19"/>
+              </w:rPr>
+              <w:t>2</w:t>
+            </w:r>
+          </w:p>
+        </w:tc>
+        <w:tc>
+          <w:tcPr>
+            <w:tcW w:type="dxa" w:w="1440"/>
+          </w:tcPr>
+          <w:p>
+            <w:r>
+              <w:rPr>
+                <w:rFonts w:ascii="微软雅黑" w:hAnsi="微软雅黑" w:eastAsia="微软雅黑"/>
+                <w:b/>
+                <w:sz w:val="19"/>
+              </w:rPr>
+              <w:t>0</w:t>
+            </w:r>
+          </w:p>
+        </w:tc>
+        <w:tc>
+          <w:tcPr>
+            <w:tcW w:type="dxa" w:w="1440"/>
+          </w:tcPr>
+          <w:p>
+            <w:r>
+              <w:rPr>
+                <w:rFonts w:ascii="微软雅黑" w:hAnsi="微软雅黑" w:eastAsia="微软雅黑"/>
+                <w:b w:val="0"/>
+                <w:sz w:val="19"/>
+              </w:rPr>
+              <w:t>7</w:t>
+            </w:r>
+          </w:p>
+        </w:tc>
+      </w:tr>
+    </w:tbl>
+    <w:p/>
+    <w:p>
+      <w:pPr>
+        <w:jc w:val="left"/>
+      </w:pPr>
+      <w:r>
+        <w:rPr>
+          <w:rFonts w:ascii="微软雅黑" w:hAnsi="微软雅黑" w:eastAsia="微软雅黑"/>
+          <w:b w:val="0"/>
+          <w:sz w:val="21"/>
+        </w:rPr>
+        <w:t>逐任务（提示前 7 轮 → 提示后 3 轮）：</w:t>
+      </w:r>
+      <w:r>
+        <w:rPr>
+          <w:rFonts w:ascii="Consolas" w:hAnsi="Consolas" w:eastAsia="Consolas"/>
+          <w:b w:val="0"/>
+          <w:color w:val="C0392B"/>
+          <w:sz w:val="19"/>
+        </w:rPr>
+        <w:t>click-unset-defaults</w:t>
+      </w:r>
+      <w:r>
+        <w:rPr>
+          <w:rFonts w:ascii="微软雅黑" w:hAnsi="微软雅黑" w:eastAsia="微软雅黑"/>
+          <w:b w:val="0"/>
+          <w:sz w:val="21"/>
+        </w:rPr>
+        <w:t xml:space="preserve"> </w:t>
+      </w:r>
+      <w:r>
+        <w:rPr>
+          <w:rFonts w:ascii="微软雅黑" w:hAnsi="微软雅黑" w:eastAsia="微软雅黑"/>
+          <w:b/>
+          <w:sz w:val="21"/>
+        </w:rPr>
+        <w:t>0/7 → 1/3</w:t>
+      </w:r>
+      <w:r>
+        <w:rPr>
+          <w:rFonts w:ascii="微软雅黑" w:hAnsi="微软雅黑" w:eastAsia="微软雅黑"/>
+          <w:b w:val="0"/>
+          <w:sz w:val="21"/>
+        </w:rPr>
+        <w:t>、</w:t>
+      </w:r>
+    </w:p>
+    <w:p>
+      <w:pPr>
+        <w:jc w:val="left"/>
+      </w:pPr>
+      <w:r>
+        <w:rPr>
+          <w:rFonts w:ascii="Consolas" w:hAnsi="Consolas" w:eastAsia="Consolas"/>
+          <w:b w:val="0"/>
+          <w:color w:val="C0392B"/>
+          <w:sz w:val="19"/>
+        </w:rPr>
+        <w:t>click-show-default</w:t>
+      </w:r>
+      <w:r>
+        <w:rPr>
+          <w:rFonts w:ascii="微软雅黑" w:hAnsi="微软雅黑" w:eastAsia="微软雅黑"/>
+          <w:b w:val="0"/>
+          <w:sz w:val="21"/>
+        </w:rPr>
+        <w:t xml:space="preserve"> </w:t>
+      </w:r>
+      <w:r>
+        <w:rPr>
+          <w:rFonts w:ascii="微软雅黑" w:hAnsi="微软雅黑" w:eastAsia="微软雅黑"/>
+          <w:b/>
+          <w:sz w:val="21"/>
+        </w:rPr>
+        <w:t>4/7 → 3/3</w:t>
+      </w:r>
+      <w:r>
+        <w:rPr>
+          <w:rFonts w:ascii="微软雅黑" w:hAnsi="微软雅黑" w:eastAsia="微软雅黑"/>
+          <w:b w:val="0"/>
+          <w:sz w:val="21"/>
+        </w:rPr>
+        <w:t>、</w:t>
+      </w:r>
+      <w:r>
+        <w:rPr>
+          <w:rFonts w:ascii="Consolas" w:hAnsi="Consolas" w:eastAsia="Consolas"/>
+          <w:b w:val="0"/>
+          <w:color w:val="C0392B"/>
+          <w:sz w:val="19"/>
+        </w:rPr>
+        <w:t>packaging-interp-tags</w:t>
+      </w:r>
+      <w:r>
+        <w:rPr>
+          <w:rFonts w:ascii="微软雅黑" w:hAnsi="微软雅黑" w:eastAsia="微软雅黑"/>
+          <w:b w:val="0"/>
+          <w:sz w:val="21"/>
+        </w:rPr>
+        <w:t xml:space="preserve"> </w:t>
+      </w:r>
+      <w:r>
+        <w:rPr>
+          <w:rFonts w:ascii="微软雅黑" w:hAnsi="微软雅黑" w:eastAsia="微软雅黑"/>
+          <w:b/>
+          <w:sz w:val="21"/>
+        </w:rPr>
+        <w:t>4/7 → 3/3</w:t>
+      </w:r>
+      <w:r>
+        <w:rPr>
+          <w:rFonts w:ascii="微软雅黑" w:hAnsi="微软雅黑" w:eastAsia="微软雅黑"/>
+          <w:b w:val="0"/>
+          <w:sz w:val="21"/>
+        </w:rPr>
+        <w:t>、</w:t>
+      </w:r>
+    </w:p>
+    <w:p>
+      <w:pPr>
+        <w:jc w:val="left"/>
+      </w:pPr>
+      <w:r>
+        <w:rPr>
+          <w:rFonts w:ascii="Consolas" w:hAnsi="Consolas" w:eastAsia="Consolas"/>
+          <w:b w:val="0"/>
+          <w:color w:val="C0392B"/>
+          <w:sz w:val="19"/>
+        </w:rPr>
+        <w:t>werkzeug-int-str-strict</w:t>
+      </w:r>
+      <w:r>
+        <w:rPr>
+          <w:rFonts w:ascii="微软雅黑" w:hAnsi="微软雅黑" w:eastAsia="微软雅黑"/>
+          <w:b w:val="0"/>
+          <w:sz w:val="21"/>
+        </w:rPr>
+        <w:t xml:space="preserve"> </w:t>
+      </w:r>
+      <w:r>
+        <w:rPr>
+          <w:rFonts w:ascii="微软雅黑" w:hAnsi="微软雅黑" w:eastAsia="微软雅黑"/>
+          <w:b/>
+          <w:sz w:val="21"/>
+        </w:rPr>
+        <w:t>6/7 → 3/3</w:t>
+      </w:r>
+      <w:r>
+        <w:rPr>
+          <w:rFonts w:ascii="微软雅黑" w:hAnsi="微软雅黑" w:eastAsia="微软雅黑"/>
+          <w:b w:val="0"/>
+          <w:sz w:val="21"/>
+        </w:rPr>
+        <w:t>；其余 16 条仍全胜。</w:t>
+      </w:r>
+    </w:p>
+    <w:p>
+      <w:pPr>
+        <w:jc w:val="left"/>
+      </w:pPr>
+      <w:r>
+        <w:rPr>
+          <w:rFonts w:ascii="微软雅黑" w:hAnsi="微软雅黑" w:eastAsia="微软雅黑"/>
+          <w:b w:val="0"/>
+          <w:sz w:val="21"/>
+        </w:rPr>
+        <w:t xml:space="preserve">唯一没被提示修好的是 </w:t>
+      </w:r>
+      <w:r>
+        <w:rPr>
+          <w:rFonts w:ascii="Consolas" w:hAnsi="Consolas" w:eastAsia="Consolas"/>
+          <w:b w:val="0"/>
+          <w:color w:val="C0392B"/>
+          <w:sz w:val="19"/>
+        </w:rPr>
+        <w:t>click-unset-defaults</w:t>
+      </w:r>
+      <w:r>
+        <w:rPr>
+          <w:rFonts w:ascii="微软雅黑" w:hAnsi="微软雅黑" w:eastAsia="微软雅黑"/>
+          <w:b w:val="0"/>
+          <w:sz w:val="21"/>
+        </w:rPr>
+        <w:t>，三轮里两次仍是"撞线后回收 diff"才通过。</w:t>
+      </w:r>
+    </w:p>
+    <w:p>
+      <w:pPr>
+        <w:pStyle w:val="Heading3"/>
+      </w:pPr>
+      <w:r>
+        <w:rPr>
+          <w:rFonts w:ascii="微软雅黑" w:hAnsi="微软雅黑" w:eastAsia="微软雅黑"/>
+          <w:b w:val="0"/>
+          <w:sz w:val="21"/>
+        </w:rPr>
+        <w:t>今天的关键发现</w:t>
+      </w:r>
+    </w:p>
+    <w:p>
+      <w:pPr>
+        <w:pStyle w:val="ListNumber"/>
+      </w:pPr>
+      <w:r>
+        <w:rPr>
+          <w:rFonts w:ascii="微软雅黑" w:hAnsi="微软雅黑" w:eastAsia="微软雅黑"/>
+          <w:b/>
+          <w:sz w:val="21"/>
+        </w:rPr>
+        <w:t>提示改变的是行为，不只是数字。</w:t>
+      </w:r>
+      <w:r>
+        <w:rPr>
+          <w:rFonts w:ascii="微软雅黑" w:hAnsi="微软雅黑" w:eastAsia="微软雅黑"/>
+          <w:b w:val="0"/>
+          <w:sz w:val="21"/>
+        </w:rPr>
+        <w:t xml:space="preserve"> 60 次运行里 0 次"零源码编辑"失败；13 次运行收到提示，</w:t>
+      </w:r>
+    </w:p>
+    <w:p>
+      <w:pPr>
+        <w:jc w:val="left"/>
+      </w:pPr>
+      <w:r>
+        <w:rPr>
+          <w:rFonts w:ascii="微软雅黑" w:hAnsi="微软雅黑" w:eastAsia="微软雅黑"/>
+          <w:b w:val="0"/>
+          <w:sz w:val="21"/>
+        </w:rPr>
+        <w:t xml:space="preserve">其中 </w:t>
+      </w:r>
+      <w:r>
+        <w:rPr>
+          <w:rFonts w:ascii="Consolas" w:hAnsi="Consolas" w:eastAsia="Consolas"/>
+          <w:b w:val="0"/>
+          <w:color w:val="C0392B"/>
+          <w:sz w:val="19"/>
+        </w:rPr>
+        <w:t>packaging-interp-tags</w:t>
+      </w:r>
+      <w:r>
+        <w:rPr>
+          <w:rFonts w:ascii="微软雅黑" w:hAnsi="微软雅黑" w:eastAsia="微软雅黑"/>
+          <w:b w:val="0"/>
+          <w:sz w:val="21"/>
+        </w:rPr>
+        <w:t xml:space="preserve"> 在 step 20 收到预警档，step 21 / 22 就落成了</w:t>
+      </w:r>
+    </w:p>
+    <w:p>
+      <w:pPr>
+        <w:jc w:val="left"/>
+      </w:pPr>
+      <w:r>
+        <w:rPr>
+          <w:rFonts w:ascii="Consolas" w:hAnsi="Consolas" w:eastAsia="Consolas"/>
+          <w:b w:val="0"/>
+          <w:color w:val="C0392B"/>
+          <w:sz w:val="19"/>
+        </w:rPr>
+        <w:t>replace_in_file src/packaging/tags.py</w:t>
+      </w:r>
+      <w:r>
+        <w:rPr>
+          <w:rFonts w:ascii="微软雅黑" w:hAnsi="微软雅黑" w:eastAsia="微软雅黑"/>
+          <w:b w:val="0"/>
+          <w:sz w:val="21"/>
+        </w:rPr>
+        <w:t>（此前 7/7 轮一次源码都没碰）。</w:t>
+      </w:r>
+    </w:p>
+    <w:p>
+      <w:pPr>
+        <w:jc w:val="left"/>
+      </w:pPr>
+      <w:r>
+        <w:rPr>
+          <w:rFonts w:ascii="微软雅黑" w:hAnsi="微软雅黑" w:eastAsia="微软雅黑"/>
+          <w:b w:val="0"/>
+          <w:sz w:val="21"/>
+        </w:rPr>
+        <w:t>对话模型不是不肯动手，是</w:t>
+      </w:r>
+      <w:r>
+        <w:rPr>
+          <w:rFonts w:ascii="微软雅黑" w:hAnsi="微软雅黑" w:eastAsia="微软雅黑"/>
+          <w:b/>
+          <w:sz w:val="21"/>
+        </w:rPr>
+        <w:t>没人告诉它"时间要到了"</w:t>
+      </w:r>
+      <w:r>
+        <w:rPr>
+          <w:rFonts w:ascii="微软雅黑" w:hAnsi="微软雅黑" w:eastAsia="微软雅黑"/>
+          <w:b w:val="0"/>
+          <w:sz w:val="21"/>
+        </w:rPr>
+        <w:t>。</w:t>
+      </w:r>
+    </w:p>
+    <w:p>
+      <w:pPr>
+        <w:pStyle w:val="ListNumber"/>
+      </w:pPr>
+      <w:r>
+        <w:rPr>
+          <w:rFonts w:ascii="微软雅黑" w:hAnsi="微软雅黑" w:eastAsia="微软雅黑"/>
+          <w:b/>
+          <w:sz w:val="21"/>
+        </w:rPr>
+        <w:t>诚实口径：提示把"不可复现的终点"变成了"可复现的自助收尾"，但它没把"不会"变成"会"。</w:t>
+      </w:r>
+    </w:p>
+    <w:p>
+      <w:pPr>
+        <w:jc w:val="left"/>
+      </w:pPr>
+      <w:r>
+        <w:rPr>
+          <w:rFonts w:ascii="Consolas" w:hAnsi="Consolas" w:eastAsia="Consolas"/>
+          <w:b w:val="0"/>
+          <w:color w:val="C0392B"/>
+          <w:sz w:val="19"/>
+        </w:rPr>
+        <w:t>click-unset-defaults</w:t>
+      </w:r>
+      <w:r>
+        <w:rPr>
+          <w:rFonts w:ascii="微软雅黑" w:hAnsi="微软雅黑" w:eastAsia="微软雅黑"/>
+          <w:b w:val="0"/>
+          <w:sz w:val="21"/>
+        </w:rPr>
+        <w:t xml:space="preserve"> 从 0/7 到 1/3，仍是靠终止后回收 diff 才过的那一次；要它自己 </w:t>
+      </w:r>
+      <w:r>
+        <w:rPr>
+          <w:rFonts w:ascii="Consolas" w:hAnsi="Consolas" w:eastAsia="Consolas"/>
+          <w:b w:val="0"/>
+          <w:color w:val="C0392B"/>
+          <w:sz w:val="19"/>
+        </w:rPr>
+        <w:t>submit</w:t>
+      </w:r>
+      <w:r>
+        <w:rPr>
+          <w:rFonts w:ascii="微软雅黑" w:hAnsi="微软雅黑" w:eastAsia="微软雅黑"/>
+          <w:b w:val="0"/>
+          <w:sz w:val="21"/>
+        </w:rPr>
+        <w:t>，</w:t>
+      </w:r>
+    </w:p>
+    <w:p>
+      <w:pPr>
+        <w:jc w:val="left"/>
+      </w:pPr>
+      <w:r>
+        <w:rPr>
+          <w:rFonts w:ascii="微软雅黑" w:hAnsi="微软雅黑" w:eastAsia="微软雅黑"/>
+          <w:b w:val="0"/>
+          <w:sz w:val="21"/>
+        </w:rPr>
+        <w:t>目前还做不到。</w:t>
+      </w:r>
+    </w:p>
+    <w:p>
+      <w:pPr>
+        <w:pStyle w:val="ListNumber"/>
+      </w:pPr>
+      <w:r>
+        <w:rPr>
+          <w:rFonts w:ascii="微软雅黑" w:hAnsi="微软雅黑" w:eastAsia="微软雅黑"/>
+          <w:b/>
+          <w:sz w:val="21"/>
+        </w:rPr>
+        <w:t>提示后失败更集中</w:t>
+      </w:r>
+      <w:r>
+        <w:rPr>
+          <w:rFonts w:ascii="微软雅黑" w:hAnsi="微软雅黑" w:eastAsia="微软雅黑"/>
+          <w:b w:val="0"/>
+          <w:sz w:val="21"/>
+        </w:rPr>
+        <w:t>：2 次失败全是同一条任务，其余 19 条三轮零抖动。所以"提示后 pass@1 区间</w:t>
+      </w:r>
+    </w:p>
+    <w:p>
+      <w:pPr>
+        <w:jc w:val="left"/>
+      </w:pPr>
+      <w:r>
+        <w:rPr>
+          <w:rFonts w:ascii="微软雅黑" w:hAnsi="微软雅黑" w:eastAsia="微软雅黑"/>
+          <w:b w:val="0"/>
+          <w:sz w:val="21"/>
+        </w:rPr>
+        <w:t>95–100%"这个说法要配一句：</w:t>
+      </w:r>
+      <w:r>
+        <w:rPr>
+          <w:rFonts w:ascii="微软雅黑" w:hAnsi="微软雅黑" w:eastAsia="微软雅黑"/>
+          <w:b/>
+          <w:sz w:val="21"/>
+        </w:rPr>
+        <w:t>极差 1 条，但样本只有 3 轮，样本量还不足以宣布 Step 5 的门过了。</w:t>
+      </w:r>
+    </w:p>
+    <w:p>
+      <w:pPr>
+        <w:pStyle w:val="Heading3"/>
+      </w:pPr>
+      <w:r>
+        <w:rPr>
+          <w:rFonts w:ascii="微软雅黑" w:hAnsi="微软雅黑" w:eastAsia="微软雅黑"/>
+          <w:b w:val="0"/>
+          <w:sz w:val="21"/>
+        </w:rPr>
+        <w:t>新坑（已诊断、未修）</w:t>
+      </w:r>
+    </w:p>
+    <w:p>
+      <w:pPr>
+        <w:jc w:val="left"/>
+      </w:pPr>
+      <w:r>
+        <w:rPr>
+          <w:rFonts w:ascii="Consolas" w:hAnsi="Consolas" w:eastAsia="Consolas"/>
+          <w:b w:val="0"/>
+          <w:color w:val="C0392B"/>
+          <w:sz w:val="19"/>
+        </w:rPr>
+        <w:t>m3-golden-20-nudge3</w:t>
+      </w:r>
+      <w:r>
+        <w:rPr>
+          <w:rFonts w:ascii="微软雅黑" w:hAnsi="微软雅黑" w:eastAsia="微软雅黑"/>
+          <w:b w:val="0"/>
+          <w:sz w:val="21"/>
+        </w:rPr>
+        <w:t xml:space="preserve"> 整批墙钟 611.6s，其中 </w:t>
+      </w:r>
+      <w:r>
+        <w:rPr>
+          <w:rFonts w:ascii="Consolas" w:hAnsi="Consolas" w:eastAsia="Consolas"/>
+          <w:b/>
+          <w:color w:val="C0392B"/>
+          <w:sz w:val="19"/>
+        </w:rPr>
+        <w:t>werkzeug-int-str-strict</w:t>
+      </w:r>
+      <w:r>
+        <w:rPr>
+          <w:rFonts w:ascii="微软雅黑" w:hAnsi="微软雅黑" w:eastAsia="微软雅黑"/>
+          <w:b/>
+          <w:sz w:val="21"/>
+        </w:rPr>
+        <w:t xml:space="preserve"> 一条占 513.5s（84%）</w:t>
+      </w:r>
+      <w:r>
+        <w:rPr>
+          <w:rFonts w:ascii="微软雅黑" w:hAnsi="微软雅黑" w:eastAsia="微软雅黑"/>
+          <w:b w:val="0"/>
+          <w:sz w:val="21"/>
+        </w:rPr>
+        <w:t>：</w:t>
+      </w:r>
+    </w:p>
+    <w:p>
+      <w:pPr>
+        <w:jc w:val="left"/>
+      </w:pPr>
+      <w:r>
+        <w:rPr>
+          <w:rFonts w:ascii="微软雅黑" w:hAnsi="微软雅黑" w:eastAsia="微软雅黑"/>
+          <w:b w:val="0"/>
+          <w:sz w:val="21"/>
+        </w:rPr>
+        <w:t xml:space="preserve">它 30 步里连撞 </w:t>
+      </w:r>
+      <w:r>
+        <w:rPr>
+          <w:rFonts w:ascii="微软雅黑" w:hAnsi="微软雅黑" w:eastAsia="微软雅黑"/>
+          <w:b/>
+          <w:sz w:val="21"/>
+        </w:rPr>
+        <w:t>5 次 90s 命令超时</w:t>
+      </w:r>
+      <w:r>
+        <w:rPr>
+          <w:rFonts w:ascii="微软雅黑" w:hAnsi="微软雅黑" w:eastAsia="微软雅黑"/>
+          <w:b w:val="0"/>
+          <w:sz w:val="21"/>
+        </w:rPr>
+        <w:t>（</w:t>
+      </w:r>
+      <w:r>
+        <w:rPr>
+          <w:rFonts w:ascii="Consolas" w:hAnsi="Consolas" w:eastAsia="Consolas"/>
+          <w:b w:val="0"/>
+          <w:color w:val="C0392B"/>
+          <w:sz w:val="19"/>
+        </w:rPr>
+        <w:t>pytest tests/test_serving.py::test_chunked_request</w:t>
+      </w:r>
+      <w:r>
+        <w:rPr>
+          <w:rFonts w:ascii="微软雅黑" w:hAnsi="微软雅黑" w:eastAsia="微软雅黑"/>
+          <w:b w:val="0"/>
+          <w:sz w:val="21"/>
+        </w:rPr>
+        <w:t>、</w:t>
+      </w:r>
+    </w:p>
+    <w:p>
+      <w:pPr>
+        <w:jc w:val="left"/>
+      </w:pPr>
+      <w:r>
+        <w:rPr>
+          <w:rFonts w:ascii="Consolas" w:hAnsi="Consolas" w:eastAsia="Consolas"/>
+          <w:b w:val="0"/>
+          <w:color w:val="C0392B"/>
+          <w:sz w:val="19"/>
+        </w:rPr>
+        <w:t>git stash &amp;&amp; pytest ...</w:t>
+      </w:r>
+      <w:r>
+        <w:rPr>
+          <w:rFonts w:ascii="微软雅黑" w:hAnsi="微软雅黑" w:eastAsia="微软雅黑"/>
+          <w:b w:val="0"/>
+          <w:sz w:val="21"/>
+        </w:rPr>
+        <w:t>、多文件 pytest 连跑……），451.5s 全花在等超时上；全批 bash 合计 665s，</w:t>
+      </w:r>
+    </w:p>
+    <w:p>
+      <w:pPr>
+        <w:jc w:val="left"/>
+      </w:pPr>
+      <w:r>
+        <w:rPr>
+          <w:rFonts w:ascii="微软雅黑" w:hAnsi="微软雅黑" w:eastAsia="微软雅黑"/>
+          <w:b w:val="0"/>
+          <w:sz w:val="21"/>
+        </w:rPr>
+        <w:t>这一条占 68%。</w:t>
+      </w:r>
+      <w:r>
+        <w:rPr>
+          <w:rFonts w:ascii="微软雅黑" w:hAnsi="微软雅黑" w:eastAsia="微软雅黑"/>
+          <w:b/>
+          <w:sz w:val="21"/>
+        </w:rPr>
+        <w:t>提示的副作用是让它"更执着于再确认一遍"</w:t>
+      </w:r>
+      <w:r>
+        <w:rPr>
+          <w:rFonts w:ascii="微软雅黑" w:hAnsi="微软雅黑" w:eastAsia="微软雅黑"/>
+          <w:b w:val="0"/>
+          <w:sz w:val="21"/>
+        </w:rPr>
+        <w:t>——被催之后它的选择是"再跑一遍测试"，</w:t>
+      </w:r>
+    </w:p>
+    <w:p>
+      <w:pPr>
+        <w:jc w:val="left"/>
+      </w:pPr>
+      <w:r>
+        <w:rPr>
+          <w:rFonts w:ascii="微软雅黑" w:hAnsi="微软雅黑" w:eastAsia="微软雅黑"/>
+          <w:b w:val="0"/>
+          <w:sz w:val="21"/>
+        </w:rPr>
+        <w:t>而不是"提交"。下一步候选：① 命令超时 90s → 45s（两分钟都跑不完的测试，跑一次也就够了）；</w:t>
+      </w:r>
+    </w:p>
+    <w:p>
+      <w:pPr>
+        <w:jc w:val="left"/>
+      </w:pPr>
+      <w:r>
+        <w:rPr>
+          <w:rFonts w:ascii="微软雅黑" w:hAnsi="微软雅黑" w:eastAsia="微软雅黑"/>
+          <w:b w:val="0"/>
+          <w:sz w:val="21"/>
+        </w:rPr>
+        <w:t>② 对"重复跑同类 pytest"合并或直接阻断；③ 提示文案把"跑复现命令"限定为</w:t>
+      </w:r>
+      <w:r>
+        <w:rPr>
+          <w:rFonts w:ascii="微软雅黑" w:hAnsi="微软雅黑" w:eastAsia="微软雅黑"/>
+          <w:b/>
+          <w:sz w:val="21"/>
+        </w:rPr>
+        <w:t>至多一次</w:t>
+      </w:r>
+      <w:r>
+        <w:rPr>
+          <w:rFonts w:ascii="微软雅黑" w:hAnsi="微软雅黑" w:eastAsia="微软雅黑"/>
+          <w:b w:val="0"/>
+          <w:sz w:val="21"/>
+        </w:rPr>
+        <w:t>。</w:t>
+      </w:r>
+    </w:p>
+    <w:p>
+      <w:pPr>
+        <w:jc w:val="left"/>
+      </w:pPr>
+      <w:r>
+        <w:rPr>
+          <w:rFonts w:ascii="微软雅黑" w:hAnsi="微软雅黑" w:eastAsia="微软雅黑"/>
+          <w:b w:val="0"/>
+          <w:sz w:val="21"/>
+        </w:rPr>
+        <w:t>④ 顺带看到一个护栏缺口：</w:t>
+      </w:r>
+      <w:r>
+        <w:rPr>
+          <w:rFonts w:ascii="Consolas" w:hAnsi="Consolas" w:eastAsia="Consolas"/>
+          <w:b w:val="0"/>
+          <w:color w:val="C0392B"/>
+          <w:sz w:val="19"/>
+        </w:rPr>
+        <w:t>git stash</w:t>
+      </w:r>
+      <w:r>
+        <w:rPr>
+          <w:rFonts w:ascii="微软雅黑" w:hAnsi="微软雅黑" w:eastAsia="微软雅黑"/>
+          <w:b w:val="0"/>
+          <w:sz w:val="21"/>
+        </w:rPr>
+        <w:t xml:space="preserve"> 这类</w:t>
+      </w:r>
+      <w:r>
+        <w:rPr>
+          <w:rFonts w:ascii="微软雅黑" w:hAnsi="微软雅黑" w:eastAsia="微软雅黑"/>
+          <w:b/>
+          <w:sz w:val="21"/>
+        </w:rPr>
+        <w:t>会改工作区</w:t>
+      </w:r>
+      <w:r>
+        <w:rPr>
+          <w:rFonts w:ascii="微软雅黑" w:hAnsi="微软雅黑" w:eastAsia="微软雅黑"/>
+          <w:b w:val="0"/>
+          <w:sz w:val="21"/>
+        </w:rPr>
+        <w:t>的命令现在没被 guard 拦——三个批次里共 21 次调用</w:t>
+      </w:r>
+    </w:p>
+    <w:p>
+      <w:pPr>
+        <w:jc w:val="left"/>
+      </w:pPr>
+      <w:r>
+        <w:rPr>
+          <w:rFonts w:ascii="微软雅黑" w:hAnsi="微软雅黑" w:eastAsia="微软雅黑"/>
+          <w:b w:val="0"/>
+          <w:sz w:val="21"/>
+        </w:rPr>
+        <w:t>（</w:t>
+      </w:r>
+      <w:r>
+        <w:rPr>
+          <w:rFonts w:ascii="Consolas" w:hAnsi="Consolas" w:eastAsia="Consolas"/>
+          <w:b w:val="0"/>
+          <w:color w:val="C0392B"/>
+          <w:sz w:val="19"/>
+        </w:rPr>
+        <w:t>click-echo-empty</w:t>
+      </w:r>
+      <w:r>
+        <w:rPr>
+          <w:rFonts w:ascii="微软雅黑" w:hAnsi="微软雅黑" w:eastAsia="微软雅黑"/>
+          <w:b w:val="0"/>
+          <w:sz w:val="21"/>
+        </w:rPr>
+        <w:t xml:space="preserve"> 14 / </w:t>
+      </w:r>
+      <w:r>
+        <w:rPr>
+          <w:rFonts w:ascii="Consolas" w:hAnsi="Consolas" w:eastAsia="Consolas"/>
+          <w:b w:val="0"/>
+          <w:color w:val="C0392B"/>
+          <w:sz w:val="19"/>
+        </w:rPr>
+        <w:t>werkzeug-int-str-strict</w:t>
+      </w:r>
+      <w:r>
+        <w:rPr>
+          <w:rFonts w:ascii="微软雅黑" w:hAnsi="微软雅黑" w:eastAsia="微软雅黑"/>
+          <w:b w:val="0"/>
+          <w:sz w:val="21"/>
+        </w:rPr>
+        <w:t xml:space="preserve"> 5 / </w:t>
+      </w:r>
+      <w:r>
+        <w:rPr>
+          <w:rFonts w:ascii="Consolas" w:hAnsi="Consolas" w:eastAsia="Consolas"/>
+          <w:b w:val="0"/>
+          <w:color w:val="C0392B"/>
+          <w:sz w:val="19"/>
+        </w:rPr>
+        <w:t>click-unset-defaults</w:t>
+      </w:r>
+      <w:r>
+        <w:rPr>
+          <w:rFonts w:ascii="微软雅黑" w:hAnsi="微软雅黑" w:eastAsia="微软雅黑"/>
+          <w:b w:val="0"/>
+          <w:sz w:val="21"/>
+        </w:rPr>
+        <w:t xml:space="preserve"> 2），好在都成对 </w:t>
+      </w:r>
+      <w:r>
+        <w:rPr>
+          <w:rFonts w:ascii="Consolas" w:hAnsi="Consolas" w:eastAsia="Consolas"/>
+          <w:b w:val="0"/>
+          <w:color w:val="C0392B"/>
+          <w:sz w:val="19"/>
+        </w:rPr>
+        <w:t>pop</w:t>
+      </w:r>
+      <w:r>
+        <w:rPr>
+          <w:rFonts w:ascii="微软雅黑" w:hAnsi="微软雅黑" w:eastAsia="微软雅黑"/>
+          <w:b w:val="0"/>
+          <w:sz w:val="21"/>
+        </w:rPr>
+        <w:t xml:space="preserve"> 了、</w:t>
+      </w:r>
+    </w:p>
+    <w:p>
+      <w:pPr>
+        <w:jc w:val="left"/>
+      </w:pPr>
+      <w:r>
+        <w:rPr>
+          <w:rFonts w:ascii="微软雅黑" w:hAnsi="微软雅黑" w:eastAsia="微软雅黑"/>
+          <w:b w:val="0"/>
+          <w:sz w:val="21"/>
+        </w:rPr>
+        <w:t>没丢 diff，但这属于运气好。</w:t>
+      </w:r>
+    </w:p>
+    <w:p>
+      <w:pPr>
+        <w:pStyle w:val="Heading3"/>
+      </w:pPr>
+      <w:r>
+        <w:rPr>
+          <w:rFonts w:ascii="微软雅黑" w:hAnsi="微软雅黑" w:eastAsia="微软雅黑"/>
+          <w:b w:val="0"/>
+          <w:sz w:val="21"/>
+        </w:rPr>
+        <w:t>留档与文档</w:t>
+      </w:r>
+    </w:p>
+    <w:p>
+      <w:pPr>
+        <w:pStyle w:val="ListBullet"/>
+      </w:pPr>
+      <w:r>
+        <w:rPr>
+          <w:rFonts w:ascii="微软雅黑" w:hAnsi="微软雅黑" w:eastAsia="微软雅黑"/>
+          <w:b w:val="0"/>
+          <w:sz w:val="21"/>
+        </w:rPr>
+        <w:t>批次表加 4 行（</w:t>
+      </w:r>
+      <w:r>
+        <w:rPr>
+          <w:rFonts w:ascii="Consolas" w:hAnsi="Consolas" w:eastAsia="Consolas"/>
+          <w:b w:val="0"/>
+          <w:color w:val="C0392B"/>
+          <w:sz w:val="19"/>
+        </w:rPr>
+        <w:t>m3-nudge-only</w:t>
+      </w:r>
+      <w:r>
+        <w:rPr>
+          <w:rFonts w:ascii="微软雅黑" w:hAnsi="微软雅黑" w:eastAsia="微软雅黑"/>
+          <w:b w:val="0"/>
+          <w:sz w:val="21"/>
+        </w:rPr>
+        <w:t xml:space="preserve"> / </w:t>
+      </w:r>
+      <w:r>
+        <w:rPr>
+          <w:rFonts w:ascii="Consolas" w:hAnsi="Consolas" w:eastAsia="Consolas"/>
+          <w:b w:val="0"/>
+          <w:color w:val="C0392B"/>
+          <w:sz w:val="19"/>
+        </w:rPr>
+        <w:t>nudge</w:t>
+      </w:r>
+      <w:r>
+        <w:rPr>
+          <w:rFonts w:ascii="微软雅黑" w:hAnsi="微软雅黑" w:eastAsia="微软雅黑"/>
+          <w:b w:val="0"/>
+          <w:sz w:val="21"/>
+        </w:rPr>
+        <w:t xml:space="preserve"> / </w:t>
+      </w:r>
+      <w:r>
+        <w:rPr>
+          <w:rFonts w:ascii="Consolas" w:hAnsi="Consolas" w:eastAsia="Consolas"/>
+          <w:b w:val="0"/>
+          <w:color w:val="C0392B"/>
+          <w:sz w:val="19"/>
+        </w:rPr>
+        <w:t>nudge2</w:t>
+      </w:r>
+      <w:r>
+        <w:rPr>
+          <w:rFonts w:ascii="微软雅黑" w:hAnsi="微软雅黑" w:eastAsia="微软雅黑"/>
+          <w:b w:val="0"/>
+          <w:sz w:val="21"/>
+        </w:rPr>
+        <w:t xml:space="preserve"> / </w:t>
+      </w:r>
+      <w:r>
+        <w:rPr>
+          <w:rFonts w:ascii="Consolas" w:hAnsi="Consolas" w:eastAsia="Consolas"/>
+          <w:b w:val="0"/>
+          <w:color w:val="C0392B"/>
+          <w:sz w:val="19"/>
+        </w:rPr>
+        <w:t>nudge3</w:t>
+      </w:r>
+      <w:r>
+        <w:rPr>
+          <w:rFonts w:ascii="微软雅黑" w:hAnsi="微软雅黑" w:eastAsia="微软雅黑"/>
+          <w:b w:val="0"/>
+          <w:sz w:val="21"/>
+        </w:rPr>
+        <w:t xml:space="preserve">），由 </w:t>
+      </w:r>
+      <w:r>
+        <w:rPr>
+          <w:rFonts w:ascii="Consolas" w:hAnsi="Consolas" w:eastAsia="Consolas"/>
+          <w:b w:val="0"/>
+          <w:color w:val="C0392B"/>
+          <w:sz w:val="19"/>
+        </w:rPr>
+        <w:t>tools/daily_report.py</w:t>
+      </w:r>
+      <w:r>
+        <w:rPr>
+          <w:rFonts w:ascii="微软雅黑" w:hAnsi="微软雅黑" w:eastAsia="微软雅黑"/>
+          <w:b w:val="0"/>
+          <w:sz w:val="21"/>
+        </w:rPr>
+        <w:t xml:space="preserve"> 从</w:t>
+      </w:r>
+    </w:p>
+    <w:p>
+      <w:pPr>
+        <w:jc w:val="left"/>
+      </w:pPr>
+      <w:r>
+        <w:rPr>
+          <w:rFonts w:ascii="Consolas" w:hAnsi="Consolas" w:eastAsia="Consolas"/>
+          <w:b w:val="0"/>
+          <w:color w:val="C0392B"/>
+          <w:sz w:val="19"/>
+        </w:rPr>
+        <w:t>results.jsonl</w:t>
+      </w:r>
+      <w:r>
+        <w:rPr>
+          <w:rFonts w:ascii="微软雅黑" w:hAnsi="微软雅黑" w:eastAsia="微软雅黑"/>
+          <w:b w:val="0"/>
+          <w:sz w:val="21"/>
+        </w:rPr>
+        <w:t xml:space="preserve"> 写；备注里如实区分"靠终止后回收 diff 通过"。</w:t>
+      </w:r>
+    </w:p>
+    <w:p>
+      <w:pPr>
+        <w:pStyle w:val="ListBullet"/>
+      </w:pPr>
+      <w:r>
+        <w:rPr>
+          <w:rFonts w:ascii="Consolas" w:hAnsi="Consolas" w:eastAsia="Consolas"/>
+          <w:b w:val="0"/>
+          <w:color w:val="C0392B"/>
+          <w:sz w:val="19"/>
+        </w:rPr>
+        <w:t>BASELINE.md</w:t>
+      </w:r>
+      <w:r>
+        <w:rPr>
+          <w:rFonts w:ascii="微软雅黑" w:hAnsi="微软雅黑" w:eastAsia="微软雅黑"/>
+          <w:b w:val="0"/>
+          <w:sz w:val="21"/>
+        </w:rPr>
+        <w:t xml:space="preserve"> 新增结论 25（提示前后失败模式对比）与 26（</w:t>
+      </w:r>
+      <w:r>
+        <w:rPr>
+          <w:rFonts w:ascii="Consolas" w:hAnsi="Consolas" w:eastAsia="Consolas"/>
+          <w:b w:val="0"/>
+          <w:color w:val="C0392B"/>
+          <w:sz w:val="19"/>
+        </w:rPr>
+        <w:t>werkzeug-int-str-strict</w:t>
+      </w:r>
+      <w:r>
+        <w:rPr>
+          <w:rFonts w:ascii="微软雅黑" w:hAnsi="微软雅黑" w:eastAsia="微软雅黑"/>
+          <w:b w:val="0"/>
+          <w:sz w:val="21"/>
+        </w:rPr>
+        <w:t xml:space="preserve"> 的超时尾巴）；</w:t>
+      </w:r>
+    </w:p>
+    <w:p>
+      <w:pPr>
+        <w:jc w:val="left"/>
+      </w:pPr>
+      <w:r>
+        <w:rPr>
+          <w:rFonts w:ascii="Consolas" w:hAnsi="Consolas" w:eastAsia="Consolas"/>
+          <w:b w:val="0"/>
+          <w:color w:val="C0392B"/>
+          <w:sz w:val="19"/>
+        </w:rPr>
+        <w:t>README.md</w:t>
+      </w:r>
+      <w:r>
+        <w:rPr>
+          <w:rFonts w:ascii="微软雅黑" w:hAnsi="微软雅黑" w:eastAsia="微软雅黑"/>
+          <w:b w:val="0"/>
+          <w:sz w:val="21"/>
+        </w:rPr>
+        <w:t xml:space="preserve"> 与 </w:t>
+      </w:r>
+      <w:r>
+        <w:rPr>
+          <w:rFonts w:ascii="Consolas" w:hAnsi="Consolas" w:eastAsia="Consolas"/>
+          <w:b w:val="0"/>
+          <w:color w:val="C0392B"/>
+          <w:sz w:val="19"/>
+        </w:rPr>
+        <w:t>实施步骤.md</w:t>
+      </w:r>
+      <w:r>
+        <w:rPr>
+          <w:rFonts w:ascii="微软雅黑" w:hAnsi="微软雅黑" w:eastAsia="微软雅黑"/>
+          <w:b w:val="0"/>
+          <w:sz w:val="21"/>
+        </w:rPr>
+        <w:t xml:space="preserve"> 的进度表同步到今天。</w:t>
+      </w:r>
+    </w:p>
+    <w:p>
+      <w:pPr>
+        <w:pStyle w:val="Heading3"/>
+      </w:pPr>
+      <w:r>
+        <w:rPr>
+          <w:rFonts w:ascii="微软雅黑" w:hAnsi="微软雅黑" w:eastAsia="微软雅黑"/>
+          <w:b w:val="0"/>
+          <w:sz w:val="21"/>
+        </w:rPr>
+        <w:t>明天从哪儿接着干</w:t>
+      </w:r>
+    </w:p>
+    <w:p>
+      <w:pPr>
+        <w:pStyle w:val="ListNumber"/>
+      </w:pPr>
+      <w:r>
+        <w:rPr>
+          <w:rFonts w:ascii="微软雅黑" w:hAnsi="微软雅黑" w:eastAsia="微软雅黑"/>
+          <w:b w:val="0"/>
+          <w:sz w:val="21"/>
+        </w:rPr>
+        <w:t>收紧命令超时（单变量 90 → 45s），看 pass@1 与墙钟；顺带把"重复跑同类 pytest"记一条 trace，</w:t>
+      </w:r>
+    </w:p>
+    <w:p>
+      <w:pPr>
+        <w:jc w:val="left"/>
+      </w:pPr>
+      <w:r>
+        <w:rPr>
+          <w:rFonts w:ascii="微软雅黑" w:hAnsi="微软雅黑" w:eastAsia="微软雅黑"/>
+          <w:b w:val="0"/>
+          <w:sz w:val="21"/>
+        </w:rPr>
+        <w:t>好判定要不要合并/阻断。</w:t>
+      </w:r>
+    </w:p>
+    <w:p>
+      <w:pPr>
+        <w:pStyle w:val="ListNumber"/>
+      </w:pPr>
+      <w:r>
+        <w:rPr>
+          <w:rFonts w:ascii="Consolas" w:hAnsi="Consolas" w:eastAsia="Consolas"/>
+          <w:b w:val="0"/>
+          <w:color w:val="C0392B"/>
+          <w:sz w:val="19"/>
+        </w:rPr>
+        <w:t>click-unset-defaults</w:t>
+      </w:r>
+      <w:r>
+        <w:rPr>
+          <w:rFonts w:ascii="微软雅黑" w:hAnsi="微软雅黑" w:eastAsia="微软雅黑"/>
+          <w:b w:val="0"/>
+          <w:sz w:val="21"/>
+        </w:rPr>
+        <w:t xml:space="preserve"> 单独看：三轮都撞线，到底是预算不够，还是收尾指令到它这儿没用（对比</w:t>
+      </w:r>
+    </w:p>
+    <w:p>
+      <w:pPr>
+        <w:jc w:val="left"/>
+      </w:pPr>
+      <w:r>
+        <w:rPr>
+          <w:rFonts w:ascii="Consolas" w:hAnsi="Consolas" w:eastAsia="Consolas"/>
+          <w:b w:val="0"/>
+          <w:color w:val="C0392B"/>
+          <w:sz w:val="19"/>
+        </w:rPr>
+        <w:t>packaging-interp-tags</w:t>
+      </w:r>
+      <w:r>
+        <w:rPr>
+          <w:rFonts w:ascii="微软雅黑" w:hAnsi="微软雅黑" w:eastAsia="微软雅黑"/>
+          <w:b w:val="0"/>
+          <w:sz w:val="21"/>
+        </w:rPr>
+        <w:t xml:space="preserve"> 一催就动）。</w:t>
       </w:r>
     </w:p>
     <w:sectPr>
